--- a/Module_2_Oct_2026_v2/Oct12_session2_materials.docx
+++ b/Module_2_Oct_2026_v2/Oct12_session2_materials.docx
@@ -2961,7 +2961,7 @@
           <w:szCs w:val="22"/>
           <w:color w:val="000000"/>
         </w:rPr>
-        <w:t xml:space="preserve">1. The change is the round row: -2.52 collisions per segment. 2. Its interval runs from -3.00 to -2.05. 3. The intercept, 11.50, is the 2019 average on camera roads. It is a starting level with nothing to compare it against, so it says nothing about what the cameras did. 4. Roads without cameras over the same two years. Their collisions fell too, by 1.39 per segment (15%), so some of the 2.53 would have happened anyway.</w:t>
+        <w:t xml:space="preserve">1. The change is the round row: -2.525 collisions per segment (the slides round it to -2.53). 2. Its interval runs from -2.996 to -2.054. 3. The intercept, 11.498, is the 2019 average on camera roads. It is a starting level with nothing to compare it against, so it says nothing about what the cameras did. 4. Roads without cameras over the same two years. Their collisions fell too, by 1.39 per segment (15%), so some of the 2.53 would have happened anyway.</w:t>
       </w:r>
     </w:p>
     <w:p>

--- a/Module_2_Oct_2026_v2/Oct12_session2_materials.docx
+++ b/Module_2_Oct_2026_v2/Oct12_session2_materials.docx
@@ -21,6 +21,7 @@
           <w:i w:val="false"/>
           <w:b w:val="false"/>
           <w:u w:val="none"/>
+          <w:strike w:val="false"/>
           <w:sz w:val="18"/>
           <w:szCs w:val="18"/>
           <w:color w:val="545860"/>
@@ -47,6 +48,7 @@
           <w:i w:val="false"/>
           <w:b w:val="true"/>
           <w:u w:val="none"/>
+          <w:strike w:val="false"/>
           <w:sz w:val="36"/>
           <w:szCs w:val="36"/>
           <w:color w:val="063360"/>
@@ -73,6 +75,7 @@
           <w:i w:val="true"/>
           <w:b w:val="false"/>
           <w:u w:val="none"/>
+          <w:strike w:val="false"/>
           <w:sz w:val="18"/>
           <w:szCs w:val="18"/>
           <w:color w:val="215A9E"/>
@@ -99,6 +102,7 @@
           <w:i w:val="false"/>
           <w:b w:val="false"/>
           <w:u w:val="none"/>
+          <w:strike w:val="false"/>
           <w:sz w:val="22"/>
           <w:szCs w:val="22"/>
           <w:color w:val="000000"/>
@@ -145,7 +149,6 @@
           </w:tcPr>
           <w:p>
             <w:pPr>
-              <w:pStyle w:val="Normal"/>
               <w:jc w:val="left"/>
               <w:pBdr>
                 <w:bottom w:val="none" w:sz="0" w:space="0" w:color="000000"/>
@@ -155,13 +158,24 @@
               </w:pBdr>
               <w:spacing w:after="80" w:before="80" w:line="240"/>
               <w:ind w:left="80" w:right="80" w:firstLine="0" w:firstLineChars="0"/>
+              <w:rPr>
+                <w:rFonts w:ascii="Arial" w:hAnsi="Arial" w:eastAsia="Arial" w:cs="Arial"/>
+                <w:i w:val="false"/>
+                <w:b w:val="true"/>
+                <w:u w:val="none"/>
+                <w:strike w:val="false"/>
+                <w:sz w:val="21"/>
+                <w:szCs w:val="21"/>
+                <w:color w:val="063360"/>
+              </w:rPr>
             </w:pPr>
             <w:r>
               <w:rPr>
-                <w:rFonts w:ascii="Arial" w:hAnsi="DejaVu Sans" w:eastAsia="DejaVu Sans" w:cs="DejaVu Sans"/>
+                <w:rFonts w:ascii="Arial" w:hAnsi="Arial" w:eastAsia="Arial" w:cs="Arial"/>
                 <w:i w:val="false"/>
                 <w:b w:val="true"/>
                 <w:u w:val="none"/>
+                <w:strike w:val="false"/>
                 <w:sz w:val="21"/>
                 <w:szCs w:val="21"/>
                 <w:color w:val="063360"/>
@@ -189,7 +203,6 @@
           </w:tcPr>
           <w:p>
             <w:pPr>
-              <w:pStyle w:val="Normal"/>
               <w:jc w:val="left"/>
               <w:pBdr>
                 <w:bottom w:val="none" w:sz="0" w:space="0" w:color="000000"/>
@@ -199,13 +212,24 @@
               </w:pBdr>
               <w:spacing w:after="80" w:before="80" w:line="240"/>
               <w:ind w:left="80" w:right="80" w:firstLine="0" w:firstLineChars="0"/>
+              <w:rPr>
+                <w:rFonts w:ascii="Arial" w:hAnsi="Arial" w:eastAsia="Arial" w:cs="Arial"/>
+                <w:i w:val="false"/>
+                <w:b w:val="true"/>
+                <w:u w:val="none"/>
+                <w:strike w:val="false"/>
+                <w:sz w:val="21"/>
+                <w:szCs w:val="21"/>
+                <w:color w:val="063360"/>
+              </w:rPr>
             </w:pPr>
             <w:r>
               <w:rPr>
-                <w:rFonts w:ascii="Arial" w:hAnsi="DejaVu Sans" w:eastAsia="DejaVu Sans" w:cs="DejaVu Sans"/>
+                <w:rFonts w:ascii="Arial" w:hAnsi="Arial" w:eastAsia="Arial" w:cs="Arial"/>
                 <w:i w:val="false"/>
                 <w:b w:val="true"/>
                 <w:u w:val="none"/>
+                <w:strike w:val="false"/>
                 <w:sz w:val="21"/>
                 <w:szCs w:val="21"/>
                 <w:color w:val="063360"/>
@@ -233,7 +257,6 @@
           </w:tcPr>
           <w:p>
             <w:pPr>
-              <w:pStyle w:val="Normal"/>
               <w:jc w:val="left"/>
               <w:pBdr>
                 <w:bottom w:val="none" w:sz="0" w:space="0" w:color="000000"/>
@@ -243,13 +266,24 @@
               </w:pBdr>
               <w:spacing w:after="80" w:before="80" w:line="240"/>
               <w:ind w:left="80" w:right="80" w:firstLine="0" w:firstLineChars="0"/>
+              <w:rPr>
+                <w:rFonts w:ascii="Arial" w:hAnsi="Arial" w:eastAsia="Arial" w:cs="Arial"/>
+                <w:i w:val="false"/>
+                <w:b w:val="true"/>
+                <w:u w:val="none"/>
+                <w:strike w:val="false"/>
+                <w:sz w:val="21"/>
+                <w:szCs w:val="21"/>
+                <w:color w:val="063360"/>
+              </w:rPr>
             </w:pPr>
             <w:r>
               <w:rPr>
-                <w:rFonts w:ascii="Arial" w:hAnsi="DejaVu Sans" w:eastAsia="DejaVu Sans" w:cs="DejaVu Sans"/>
+                <w:rFonts w:ascii="Arial" w:hAnsi="Arial" w:eastAsia="Arial" w:cs="Arial"/>
                 <w:i w:val="false"/>
                 <w:b w:val="true"/>
                 <w:u w:val="none"/>
+                <w:strike w:val="false"/>
                 <w:sz w:val="21"/>
                 <w:szCs w:val="21"/>
                 <w:color w:val="063360"/>
@@ -277,7 +311,6 @@
           </w:tcPr>
           <w:p>
             <w:pPr>
-              <w:pStyle w:val="Normal"/>
               <w:jc w:val="left"/>
               <w:pBdr>
                 <w:bottom w:val="none" w:sz="0" w:space="0" w:color="000000"/>
@@ -287,13 +320,24 @@
               </w:pBdr>
               <w:spacing w:after="80" w:before="80" w:line="240"/>
               <w:ind w:left="80" w:right="80" w:firstLine="0" w:firstLineChars="0"/>
+              <w:rPr>
+                <w:rFonts w:ascii="Arial" w:hAnsi="Arial" w:eastAsia="Arial" w:cs="Arial"/>
+                <w:i w:val="false"/>
+                <w:b w:val="true"/>
+                <w:u w:val="none"/>
+                <w:strike w:val="false"/>
+                <w:sz w:val="21"/>
+                <w:szCs w:val="21"/>
+                <w:color w:val="063360"/>
+              </w:rPr>
             </w:pPr>
             <w:r>
               <w:rPr>
-                <w:rFonts w:ascii="Arial" w:hAnsi="DejaVu Sans" w:eastAsia="DejaVu Sans" w:cs="DejaVu Sans"/>
+                <w:rFonts w:ascii="Arial" w:hAnsi="Arial" w:eastAsia="Arial" w:cs="Arial"/>
                 <w:i w:val="false"/>
                 <w:b w:val="true"/>
                 <w:u w:val="none"/>
+                <w:strike w:val="false"/>
                 <w:sz w:val="21"/>
                 <w:szCs w:val="21"/>
                 <w:color w:val="063360"/>
@@ -321,7 +365,6 @@
           </w:tcPr>
           <w:p>
             <w:pPr>
-              <w:pStyle w:val="Normal"/>
               <w:jc w:val="left"/>
               <w:pBdr>
                 <w:bottom w:val="none" w:sz="0" w:space="0" w:color="000000"/>
@@ -331,13 +374,24 @@
               </w:pBdr>
               <w:spacing w:after="80" w:before="80" w:line="240"/>
               <w:ind w:left="80" w:right="80" w:firstLine="0" w:firstLineChars="0"/>
+              <w:rPr>
+                <w:rFonts w:ascii="Arial" w:hAnsi="Arial" w:eastAsia="Arial" w:cs="Arial"/>
+                <w:i w:val="false"/>
+                <w:b w:val="true"/>
+                <w:u w:val="none"/>
+                <w:strike w:val="false"/>
+                <w:sz w:val="21"/>
+                <w:szCs w:val="21"/>
+                <w:color w:val="063360"/>
+              </w:rPr>
             </w:pPr>
             <w:r>
               <w:rPr>
-                <w:rFonts w:ascii="Arial" w:hAnsi="DejaVu Sans" w:eastAsia="DejaVu Sans" w:cs="DejaVu Sans"/>
+                <w:rFonts w:ascii="Arial" w:hAnsi="Arial" w:eastAsia="Arial" w:cs="Arial"/>
                 <w:i w:val="false"/>
                 <w:b w:val="true"/>
                 <w:u w:val="none"/>
+                <w:strike w:val="false"/>
                 <w:sz w:val="21"/>
                 <w:szCs w:val="21"/>
                 <w:color w:val="063360"/>
@@ -365,7 +419,6 @@
           </w:tcPr>
           <w:p>
             <w:pPr>
-              <w:pStyle w:val="Normal"/>
               <w:jc w:val="left"/>
               <w:pBdr>
                 <w:bottom w:val="none" w:sz="0" w:space="0" w:color="000000"/>
@@ -375,13 +428,24 @@
               </w:pBdr>
               <w:spacing w:after="80" w:before="80" w:line="240"/>
               <w:ind w:left="80" w:right="80" w:firstLine="0" w:firstLineChars="0"/>
+              <w:rPr>
+                <w:rFonts w:ascii="Arial" w:hAnsi="Arial" w:eastAsia="Arial" w:cs="Arial"/>
+                <w:i w:val="false"/>
+                <w:b w:val="true"/>
+                <w:u w:val="none"/>
+                <w:strike w:val="false"/>
+                <w:sz w:val="21"/>
+                <w:szCs w:val="21"/>
+                <w:color w:val="063360"/>
+              </w:rPr>
             </w:pPr>
             <w:r>
               <w:rPr>
-                <w:rFonts w:ascii="Arial" w:hAnsi="DejaVu Sans" w:eastAsia="DejaVu Sans" w:cs="DejaVu Sans"/>
+                <w:rFonts w:ascii="Arial" w:hAnsi="Arial" w:eastAsia="Arial" w:cs="Arial"/>
                 <w:i w:val="false"/>
                 <w:b w:val="true"/>
                 <w:u w:val="none"/>
+                <w:strike w:val="false"/>
                 <w:sz w:val="21"/>
                 <w:szCs w:val="21"/>
                 <w:color w:val="063360"/>
@@ -415,7 +479,6 @@
           </w:tcPr>
           <w:p>
             <w:pPr>
-              <w:pStyle w:val="Normal"/>
               <w:jc w:val="left"/>
               <w:pBdr>
                 <w:bottom w:val="none" w:sz="0" w:space="0" w:color="000000"/>
@@ -425,13 +488,24 @@
               </w:pBdr>
               <w:spacing w:after="80" w:before="80" w:line="240"/>
               <w:ind w:left="80" w:right="80" w:firstLine="0" w:firstLineChars="0"/>
+              <w:rPr>
+                <w:rFonts w:ascii="Arial" w:hAnsi="Arial" w:eastAsia="Arial" w:cs="Arial"/>
+                <w:i w:val="false"/>
+                <w:b w:val="false"/>
+                <w:u w:val="none"/>
+                <w:strike w:val="false"/>
+                <w:sz w:val="21"/>
+                <w:szCs w:val="21"/>
+                <w:color w:val="000000"/>
+              </w:rPr>
             </w:pPr>
             <w:r>
               <w:rPr>
-                <w:rFonts w:ascii="Arial" w:hAnsi="DejaVu Sans" w:eastAsia="DejaVu Sans" w:cs="DejaVu Sans"/>
-                <w:i w:val="false"/>
-                <w:b w:val="false"/>
-                <w:u w:val="none"/>
+                <w:rFonts w:ascii="Arial" w:hAnsi="Arial" w:eastAsia="Arial" w:cs="Arial"/>
+                <w:i w:val="false"/>
+                <w:b w:val="false"/>
+                <w:u w:val="none"/>
+                <w:strike w:val="false"/>
                 <w:sz w:val="21"/>
                 <w:szCs w:val="21"/>
                 <w:color w:val="000000"/>
@@ -459,7 +533,6 @@
           </w:tcPr>
           <w:p>
             <w:pPr>
-              <w:pStyle w:val="Normal"/>
               <w:jc w:val="left"/>
               <w:pBdr>
                 <w:bottom w:val="none" w:sz="0" w:space="0" w:color="000000"/>
@@ -469,13 +542,24 @@
               </w:pBdr>
               <w:spacing w:after="80" w:before="80" w:line="240"/>
               <w:ind w:left="80" w:right="80" w:firstLine="0" w:firstLineChars="0"/>
+              <w:rPr>
+                <w:rFonts w:ascii="Arial" w:hAnsi="Arial" w:eastAsia="Arial" w:cs="Arial"/>
+                <w:i w:val="false"/>
+                <w:b w:val="false"/>
+                <w:u w:val="none"/>
+                <w:strike w:val="false"/>
+                <w:sz w:val="21"/>
+                <w:szCs w:val="21"/>
+                <w:color w:val="000000"/>
+              </w:rPr>
             </w:pPr>
             <w:r>
               <w:rPr>
-                <w:rFonts w:ascii="Arial" w:hAnsi="DejaVu Sans" w:eastAsia="DejaVu Sans" w:cs="DejaVu Sans"/>
-                <w:i w:val="false"/>
-                <w:b w:val="false"/>
-                <w:u w:val="none"/>
+                <w:rFonts w:ascii="Arial" w:hAnsi="Arial" w:eastAsia="Arial" w:cs="Arial"/>
+                <w:i w:val="false"/>
+                <w:b w:val="false"/>
+                <w:u w:val="none"/>
+                <w:strike w:val="false"/>
                 <w:sz w:val="21"/>
                 <w:szCs w:val="21"/>
                 <w:color w:val="000000"/>
@@ -503,7 +587,6 @@
           </w:tcPr>
           <w:p>
             <w:pPr>
-              <w:pStyle w:val="Normal"/>
               <w:jc w:val="left"/>
               <w:pBdr>
                 <w:bottom w:val="none" w:sz="0" w:space="0" w:color="000000"/>
@@ -513,13 +596,24 @@
               </w:pBdr>
               <w:spacing w:after="80" w:before="80" w:line="240"/>
               <w:ind w:left="80" w:right="80" w:firstLine="0" w:firstLineChars="0"/>
+              <w:rPr>
+                <w:rFonts w:ascii="Arial" w:hAnsi="Arial" w:eastAsia="Arial" w:cs="Arial"/>
+                <w:i w:val="false"/>
+                <w:b w:val="false"/>
+                <w:u w:val="none"/>
+                <w:strike w:val="false"/>
+                <w:sz w:val="21"/>
+                <w:szCs w:val="21"/>
+                <w:color w:val="000000"/>
+              </w:rPr>
             </w:pPr>
             <w:r>
               <w:rPr>
-                <w:rFonts w:ascii="Arial" w:hAnsi="DejaVu Sans" w:eastAsia="DejaVu Sans" w:cs="DejaVu Sans"/>
-                <w:i w:val="false"/>
-                <w:b w:val="false"/>
-                <w:u w:val="none"/>
+                <w:rFonts w:ascii="Arial" w:hAnsi="Arial" w:eastAsia="Arial" w:cs="Arial"/>
+                <w:i w:val="false"/>
+                <w:b w:val="false"/>
+                <w:u w:val="none"/>
+                <w:strike w:val="false"/>
                 <w:sz w:val="21"/>
                 <w:szCs w:val="21"/>
                 <w:color w:val="000000"/>
@@ -547,7 +641,6 @@
           </w:tcPr>
           <w:p>
             <w:pPr>
-              <w:pStyle w:val="Normal"/>
               <w:jc w:val="left"/>
               <w:pBdr>
                 <w:bottom w:val="none" w:sz="0" w:space="0" w:color="000000"/>
@@ -557,18 +650,29 @@
               </w:pBdr>
               <w:spacing w:after="80" w:before="80" w:line="240"/>
               <w:ind w:left="80" w:right="80" w:firstLine="0" w:firstLineChars="0"/>
+              <w:rPr>
+                <w:rFonts w:ascii="Arial" w:hAnsi="Arial" w:eastAsia="Arial" w:cs="Arial"/>
+                <w:i w:val="false"/>
+                <w:b w:val="false"/>
+                <w:u w:val="none"/>
+                <w:strike w:val="false"/>
+                <w:sz w:val="21"/>
+                <w:szCs w:val="21"/>
+                <w:color w:val="000000"/>
+              </w:rPr>
             </w:pPr>
             <w:r>
               <w:rPr>
-                <w:rFonts w:ascii="Arial" w:hAnsi="DejaVu Sans" w:eastAsia="DejaVu Sans" w:cs="DejaVu Sans"/>
-                <w:i w:val="false"/>
-                <w:b w:val="false"/>
-                <w:u w:val="none"/>
-                <w:sz w:val="21"/>
-                <w:szCs w:val="21"/>
-                <w:color w:val="000000"/>
-              </w:rPr>
-              <w:t xml:space="preserve">0.000</w:t>
+                <w:rFonts w:ascii="Arial" w:hAnsi="Arial" w:eastAsia="Arial" w:cs="Arial"/>
+                <w:i w:val="false"/>
+                <w:b w:val="false"/>
+                <w:u w:val="none"/>
+                <w:strike w:val="false"/>
+                <w:sz w:val="21"/>
+                <w:szCs w:val="21"/>
+                <w:color w:val="000000"/>
+              </w:rPr>
+              <w:t xml:space="preserve">&lt;0.001</w:t>
             </w:r>
           </w:p>
         </w:tc>
@@ -591,7 +695,6 @@
           </w:tcPr>
           <w:p>
             <w:pPr>
-              <w:pStyle w:val="Normal"/>
               <w:jc w:val="left"/>
               <w:pBdr>
                 <w:bottom w:val="none" w:sz="0" w:space="0" w:color="000000"/>
@@ -601,13 +704,24 @@
               </w:pBdr>
               <w:spacing w:after="80" w:before="80" w:line="240"/>
               <w:ind w:left="80" w:right="80" w:firstLine="0" w:firstLineChars="0"/>
+              <w:rPr>
+                <w:rFonts w:ascii="Arial" w:hAnsi="Arial" w:eastAsia="Arial" w:cs="Arial"/>
+                <w:i w:val="false"/>
+                <w:b w:val="false"/>
+                <w:u w:val="none"/>
+                <w:strike w:val="false"/>
+                <w:sz w:val="21"/>
+                <w:szCs w:val="21"/>
+                <w:color w:val="000000"/>
+              </w:rPr>
             </w:pPr>
             <w:r>
               <w:rPr>
-                <w:rFonts w:ascii="Arial" w:hAnsi="DejaVu Sans" w:eastAsia="DejaVu Sans" w:cs="DejaVu Sans"/>
-                <w:i w:val="false"/>
-                <w:b w:val="false"/>
-                <w:u w:val="none"/>
+                <w:rFonts w:ascii="Arial" w:hAnsi="Arial" w:eastAsia="Arial" w:cs="Arial"/>
+                <w:i w:val="false"/>
+                <w:b w:val="false"/>
+                <w:u w:val="none"/>
+                <w:strike w:val="false"/>
                 <w:sz w:val="21"/>
                 <w:szCs w:val="21"/>
                 <w:color w:val="000000"/>
@@ -635,7 +749,6 @@
           </w:tcPr>
           <w:p>
             <w:pPr>
-              <w:pStyle w:val="Normal"/>
               <w:jc w:val="left"/>
               <w:pBdr>
                 <w:bottom w:val="none" w:sz="0" w:space="0" w:color="000000"/>
@@ -645,13 +758,24 @@
               </w:pBdr>
               <w:spacing w:after="80" w:before="80" w:line="240"/>
               <w:ind w:left="80" w:right="80" w:firstLine="0" w:firstLineChars="0"/>
+              <w:rPr>
+                <w:rFonts w:ascii="Arial" w:hAnsi="Arial" w:eastAsia="Arial" w:cs="Arial"/>
+                <w:i w:val="false"/>
+                <w:b w:val="false"/>
+                <w:u w:val="none"/>
+                <w:strike w:val="false"/>
+                <w:sz w:val="21"/>
+                <w:szCs w:val="21"/>
+                <w:color w:val="000000"/>
+              </w:rPr>
             </w:pPr>
             <w:r>
               <w:rPr>
-                <w:rFonts w:ascii="Arial" w:hAnsi="DejaVu Sans" w:eastAsia="DejaVu Sans" w:cs="DejaVu Sans"/>
-                <w:i w:val="false"/>
-                <w:b w:val="false"/>
-                <w:u w:val="none"/>
+                <w:rFonts w:ascii="Arial" w:hAnsi="Arial" w:eastAsia="Arial" w:cs="Arial"/>
+                <w:i w:val="false"/>
+                <w:b w:val="false"/>
+                <w:u w:val="none"/>
+                <w:strike w:val="false"/>
                 <w:sz w:val="21"/>
                 <w:szCs w:val="21"/>
                 <w:color w:val="000000"/>
@@ -685,7 +809,6 @@
           </w:tcPr>
           <w:p>
             <w:pPr>
-              <w:pStyle w:val="Normal"/>
               <w:jc w:val="left"/>
               <w:pBdr>
                 <w:bottom w:val="none" w:sz="0" w:space="0" w:color="000000"/>
@@ -695,13 +818,24 @@
               </w:pBdr>
               <w:spacing w:after="80" w:before="80" w:line="240"/>
               <w:ind w:left="80" w:right="80" w:firstLine="0" w:firstLineChars="0"/>
+              <w:rPr>
+                <w:rFonts w:ascii="Arial" w:hAnsi="Arial" w:eastAsia="Arial" w:cs="Arial"/>
+                <w:i w:val="false"/>
+                <w:b w:val="false"/>
+                <w:u w:val="none"/>
+                <w:strike w:val="false"/>
+                <w:sz w:val="21"/>
+                <w:szCs w:val="21"/>
+                <w:color w:val="000000"/>
+              </w:rPr>
             </w:pPr>
             <w:r>
               <w:rPr>
-                <w:rFonts w:ascii="Arial" w:hAnsi="DejaVu Sans" w:eastAsia="DejaVu Sans" w:cs="DejaVu Sans"/>
-                <w:i w:val="false"/>
-                <w:b w:val="false"/>
-                <w:u w:val="none"/>
+                <w:rFonts w:ascii="Arial" w:hAnsi="Arial" w:eastAsia="Arial" w:cs="Arial"/>
+                <w:i w:val="false"/>
+                <w:b w:val="false"/>
+                <w:u w:val="none"/>
+                <w:strike w:val="false"/>
                 <w:sz w:val="21"/>
                 <w:szCs w:val="21"/>
                 <w:color w:val="000000"/>
@@ -729,7 +863,6 @@
           </w:tcPr>
           <w:p>
             <w:pPr>
-              <w:pStyle w:val="Normal"/>
               <w:jc w:val="left"/>
               <w:pBdr>
                 <w:bottom w:val="none" w:sz="0" w:space="0" w:color="000000"/>
@@ -739,13 +872,24 @@
               </w:pBdr>
               <w:spacing w:after="80" w:before="80" w:line="240"/>
               <w:ind w:left="80" w:right="80" w:firstLine="0" w:firstLineChars="0"/>
+              <w:rPr>
+                <w:rFonts w:ascii="Arial" w:hAnsi="Arial" w:eastAsia="Arial" w:cs="Arial"/>
+                <w:i w:val="false"/>
+                <w:b w:val="false"/>
+                <w:u w:val="none"/>
+                <w:strike w:val="false"/>
+                <w:sz w:val="21"/>
+                <w:szCs w:val="21"/>
+                <w:color w:val="000000"/>
+              </w:rPr>
             </w:pPr>
             <w:r>
               <w:rPr>
-                <w:rFonts w:ascii="Arial" w:hAnsi="DejaVu Sans" w:eastAsia="DejaVu Sans" w:cs="DejaVu Sans"/>
-                <w:i w:val="false"/>
-                <w:b w:val="false"/>
-                <w:u w:val="none"/>
+                <w:rFonts w:ascii="Arial" w:hAnsi="Arial" w:eastAsia="Arial" w:cs="Arial"/>
+                <w:i w:val="false"/>
+                <w:b w:val="false"/>
+                <w:u w:val="none"/>
+                <w:strike w:val="false"/>
                 <w:sz w:val="21"/>
                 <w:szCs w:val="21"/>
                 <w:color w:val="000000"/>
@@ -773,7 +917,6 @@
           </w:tcPr>
           <w:p>
             <w:pPr>
-              <w:pStyle w:val="Normal"/>
               <w:jc w:val="left"/>
               <w:pBdr>
                 <w:bottom w:val="none" w:sz="0" w:space="0" w:color="000000"/>
@@ -783,13 +926,24 @@
               </w:pBdr>
               <w:spacing w:after="80" w:before="80" w:line="240"/>
               <w:ind w:left="80" w:right="80" w:firstLine="0" w:firstLineChars="0"/>
+              <w:rPr>
+                <w:rFonts w:ascii="Arial" w:hAnsi="Arial" w:eastAsia="Arial" w:cs="Arial"/>
+                <w:i w:val="false"/>
+                <w:b w:val="false"/>
+                <w:u w:val="none"/>
+                <w:strike w:val="false"/>
+                <w:sz w:val="21"/>
+                <w:szCs w:val="21"/>
+                <w:color w:val="000000"/>
+              </w:rPr>
             </w:pPr>
             <w:r>
               <w:rPr>
-                <w:rFonts w:ascii="Arial" w:hAnsi="DejaVu Sans" w:eastAsia="DejaVu Sans" w:cs="DejaVu Sans"/>
-                <w:i w:val="false"/>
-                <w:b w:val="false"/>
-                <w:u w:val="none"/>
+                <w:rFonts w:ascii="Arial" w:hAnsi="Arial" w:eastAsia="Arial" w:cs="Arial"/>
+                <w:i w:val="false"/>
+                <w:b w:val="false"/>
+                <w:u w:val="none"/>
+                <w:strike w:val="false"/>
                 <w:sz w:val="21"/>
                 <w:szCs w:val="21"/>
                 <w:color w:val="000000"/>
@@ -817,7 +971,6 @@
           </w:tcPr>
           <w:p>
             <w:pPr>
-              <w:pStyle w:val="Normal"/>
               <w:jc w:val="left"/>
               <w:pBdr>
                 <w:bottom w:val="none" w:sz="0" w:space="0" w:color="000000"/>
@@ -827,18 +980,29 @@
               </w:pBdr>
               <w:spacing w:after="80" w:before="80" w:line="240"/>
               <w:ind w:left="80" w:right="80" w:firstLine="0" w:firstLineChars="0"/>
+              <w:rPr>
+                <w:rFonts w:ascii="Arial" w:hAnsi="Arial" w:eastAsia="Arial" w:cs="Arial"/>
+                <w:i w:val="false"/>
+                <w:b w:val="false"/>
+                <w:u w:val="none"/>
+                <w:strike w:val="false"/>
+                <w:sz w:val="21"/>
+                <w:szCs w:val="21"/>
+                <w:color w:val="000000"/>
+              </w:rPr>
             </w:pPr>
             <w:r>
               <w:rPr>
-                <w:rFonts w:ascii="Arial" w:hAnsi="DejaVu Sans" w:eastAsia="DejaVu Sans" w:cs="DejaVu Sans"/>
-                <w:i w:val="false"/>
-                <w:b w:val="false"/>
-                <w:u w:val="none"/>
-                <w:sz w:val="21"/>
-                <w:szCs w:val="21"/>
-                <w:color w:val="000000"/>
-              </w:rPr>
-              <w:t xml:space="preserve">0.000</w:t>
+                <w:rFonts w:ascii="Arial" w:hAnsi="Arial" w:eastAsia="Arial" w:cs="Arial"/>
+                <w:i w:val="false"/>
+                <w:b w:val="false"/>
+                <w:u w:val="none"/>
+                <w:strike w:val="false"/>
+                <w:sz w:val="21"/>
+                <w:szCs w:val="21"/>
+                <w:color w:val="000000"/>
+              </w:rPr>
+              <w:t xml:space="preserve">&lt;0.001</w:t>
             </w:r>
           </w:p>
         </w:tc>
@@ -861,7 +1025,6 @@
           </w:tcPr>
           <w:p>
             <w:pPr>
-              <w:pStyle w:val="Normal"/>
               <w:jc w:val="left"/>
               <w:pBdr>
                 <w:bottom w:val="none" w:sz="0" w:space="0" w:color="000000"/>
@@ -871,13 +1034,24 @@
               </w:pBdr>
               <w:spacing w:after="80" w:before="80" w:line="240"/>
               <w:ind w:left="80" w:right="80" w:firstLine="0" w:firstLineChars="0"/>
+              <w:rPr>
+                <w:rFonts w:ascii="Arial" w:hAnsi="Arial" w:eastAsia="Arial" w:cs="Arial"/>
+                <w:i w:val="false"/>
+                <w:b w:val="false"/>
+                <w:u w:val="none"/>
+                <w:strike w:val="false"/>
+                <w:sz w:val="21"/>
+                <w:szCs w:val="21"/>
+                <w:color w:val="000000"/>
+              </w:rPr>
             </w:pPr>
             <w:r>
               <w:rPr>
-                <w:rFonts w:ascii="Arial" w:hAnsi="DejaVu Sans" w:eastAsia="DejaVu Sans" w:cs="DejaVu Sans"/>
-                <w:i w:val="false"/>
-                <w:b w:val="false"/>
-                <w:u w:val="none"/>
+                <w:rFonts w:ascii="Arial" w:hAnsi="Arial" w:eastAsia="Arial" w:cs="Arial"/>
+                <w:i w:val="false"/>
+                <w:b w:val="false"/>
+                <w:u w:val="none"/>
+                <w:strike w:val="false"/>
                 <w:sz w:val="21"/>
                 <w:szCs w:val="21"/>
                 <w:color w:val="000000"/>
@@ -905,7 +1079,6 @@
           </w:tcPr>
           <w:p>
             <w:pPr>
-              <w:pStyle w:val="Normal"/>
               <w:jc w:val="left"/>
               <w:pBdr>
                 <w:bottom w:val="none" w:sz="0" w:space="0" w:color="000000"/>
@@ -915,13 +1088,24 @@
               </w:pBdr>
               <w:spacing w:after="80" w:before="80" w:line="240"/>
               <w:ind w:left="80" w:right="80" w:firstLine="0" w:firstLineChars="0"/>
+              <w:rPr>
+                <w:rFonts w:ascii="Arial" w:hAnsi="Arial" w:eastAsia="Arial" w:cs="Arial"/>
+                <w:i w:val="false"/>
+                <w:b w:val="false"/>
+                <w:u w:val="none"/>
+                <w:strike w:val="false"/>
+                <w:sz w:val="21"/>
+                <w:szCs w:val="21"/>
+                <w:color w:val="000000"/>
+              </w:rPr>
             </w:pPr>
             <w:r>
               <w:rPr>
-                <w:rFonts w:ascii="Arial" w:hAnsi="DejaVu Sans" w:eastAsia="DejaVu Sans" w:cs="DejaVu Sans"/>
-                <w:i w:val="false"/>
-                <w:b w:val="false"/>
-                <w:u w:val="none"/>
+                <w:rFonts w:ascii="Arial" w:hAnsi="Arial" w:eastAsia="Arial" w:cs="Arial"/>
+                <w:i w:val="false"/>
+                <w:b w:val="false"/>
+                <w:u w:val="none"/>
+                <w:strike w:val="false"/>
                 <w:sz w:val="21"/>
                 <w:szCs w:val="21"/>
                 <w:color w:val="000000"/>
@@ -951,6 +1135,7 @@
           <w:i w:val="true"/>
           <w:b w:val="false"/>
           <w:u w:val="none"/>
+          <w:strike w:val="false"/>
           <w:sz w:val="17"/>
           <w:szCs w:val="17"/>
           <w:color w:val="545860"/>
@@ -977,6 +1162,7 @@
           <w:i w:val="false"/>
           <w:b w:val="true"/>
           <w:u w:val="none"/>
+          <w:strike w:val="false"/>
           <w:sz w:val="26"/>
           <w:szCs w:val="26"/>
           <w:color w:val="215A9E"/>
@@ -1003,11 +1189,12 @@
           <w:i w:val="false"/>
           <w:b w:val="false"/>
           <w:u w:val="none"/>
+          <w:strike w:val="false"/>
           <w:sz w:val="22"/>
           <w:szCs w:val="22"/>
           <w:color w:val="000000"/>
         </w:rPr>
-        <w:t xml:space="preserve">1. Circle the before-and-after change.</w:t>
+        <w:t xml:space="preserve">1. Which number is the before-and-after change? Circle it.</w:t>
       </w:r>
     </w:p>
     <w:p>
@@ -1029,11 +1216,12 @@
           <w:i w:val="false"/>
           <w:b w:val="false"/>
           <w:u w:val="none"/>
+          <w:strike w:val="false"/>
           <w:sz w:val="22"/>
           <w:szCs w:val="22"/>
           <w:color w:val="000000"/>
         </w:rPr>
-        <w:t xml:space="preserve">2. Draw a box around its confidence interval.</w:t>
+        <w:t xml:space="preserve">2. Where is its confidence interval? Draw a box around it.</w:t>
       </w:r>
     </w:p>
     <w:p>
@@ -1055,11 +1243,12 @@
           <w:i w:val="false"/>
           <w:b w:val="false"/>
           <w:u w:val="none"/>
+          <w:strike w:val="false"/>
           <w:sz w:val="22"/>
           <w:szCs w:val="22"/>
           <w:color w:val="000000"/>
         </w:rPr>
-        <w:t xml:space="preserve">3. Underline the 2019 average, and say in one line why it is not an effect.</w:t>
+        <w:t xml:space="preserve">3. Which number is the 2019 average? Underline it. Why is it not an effect?</w:t>
       </w:r>
     </w:p>
     <w:p>
@@ -1081,6 +1270,7 @@
           <w:i w:val="false"/>
           <w:b w:val="false"/>
           <w:u w:val="none"/>
+          <w:strike w:val="false"/>
           <w:sz w:val="22"/>
           <w:szCs w:val="22"/>
           <w:color w:val="B5BEC9"/>
@@ -1107,6 +1297,7 @@
           <w:i w:val="false"/>
           <w:b w:val="false"/>
           <w:u w:val="none"/>
+          <w:strike w:val="false"/>
           <w:sz w:val="22"/>
           <w:szCs w:val="22"/>
           <w:color w:val="B5BEC9"/>
@@ -1133,11 +1324,12 @@
           <w:i w:val="false"/>
           <w:b w:val="false"/>
           <w:u w:val="none"/>
+          <w:strike w:val="false"/>
           <w:sz w:val="22"/>
           <w:szCs w:val="22"/>
           <w:color w:val="000000"/>
         </w:rPr>
-        <w:t xml:space="preserve">4. Write the comparison you would ask the evaluator for.</w:t>
+        <w:t xml:space="preserve">4. What comparison would you ask the evaluator for?</w:t>
       </w:r>
     </w:p>
     <w:p>
@@ -1159,6 +1351,7 @@
           <w:i w:val="false"/>
           <w:b w:val="false"/>
           <w:u w:val="none"/>
+          <w:strike w:val="false"/>
           <w:sz w:val="22"/>
           <w:szCs w:val="22"/>
           <w:color w:val="B5BEC9"/>
@@ -1185,6 +1378,7 @@
           <w:i w:val="false"/>
           <w:b w:val="false"/>
           <w:u w:val="none"/>
+          <w:strike w:val="false"/>
           <w:sz w:val="22"/>
           <w:szCs w:val="22"/>
           <w:color w:val="B5BEC9"/>
@@ -1217,6 +1411,7 @@
           <w:i w:val="false"/>
           <w:b w:val="false"/>
           <w:u w:val="none"/>
+          <w:strike w:val="false"/>
           <w:sz w:val="18"/>
           <w:szCs w:val="18"/>
           <w:color w:val="545860"/>
@@ -1243,6 +1438,7 @@
           <w:i w:val="false"/>
           <w:b w:val="true"/>
           <w:u w:val="none"/>
+          <w:strike w:val="false"/>
           <w:sz w:val="36"/>
           <w:szCs w:val="36"/>
           <w:color w:val="063360"/>
@@ -1269,6 +1465,7 @@
           <w:i w:val="true"/>
           <w:b w:val="false"/>
           <w:u w:val="none"/>
+          <w:strike w:val="false"/>
           <w:sz w:val="18"/>
           <w:szCs w:val="18"/>
           <w:color w:val="215A9E"/>
@@ -1295,6 +1492,7 @@
           <w:i w:val="false"/>
           <w:b w:val="false"/>
           <w:u w:val="none"/>
+          <w:strike w:val="false"/>
           <w:sz w:val="22"/>
           <w:szCs w:val="22"/>
           <w:color w:val="000000"/>
@@ -1325,7 +1523,7 @@
                     </pic:cNvPicPr>
                   </pic:nvPicPr>
                   <pic:blipFill>
-                    <a:blip cstate="print" r:embed="rId7"/>
+                    <a:blip r:embed="rId7"/>
                     <a:stretch>
                       <a:fillRect/>
                     </a:stretch>
@@ -1333,7 +1531,7 @@
                   <pic:spPr bwMode="auto">
                     <a:xfrm>
                       <a:off x="0" y="0"/>
-                      <a:ext cx="45720" cy="30480"/>
+                      <a:ext cx="3291840" cy="2194560"/>
                     </a:xfrm>
                     <a:prstGeom prst="rect">
                       <a:avLst/>
@@ -1366,6 +1564,7 @@
           <w:i w:val="true"/>
           <w:b w:val="false"/>
           <w:u w:val="none"/>
+          <w:strike w:val="false"/>
           <w:sz w:val="17"/>
           <w:szCs w:val="17"/>
           <w:color w:val="545860"/>
@@ -1390,13 +1589,14 @@
         <w:rPr>
           <w:rFonts w:ascii="Arial" w:hAnsi="Arial" w:eastAsia="Arial" w:cs="Arial"/>
           <w:i w:val="false"/>
-          <w:b w:val="true"/>
+          <w:b w:val="false"/>
           <w:u w:val="none"/>
+          <w:strike w:val="false"/>
           <w:sz w:val="22"/>
           <w:szCs w:val="22"/>
           <w:color w:val="000000"/>
         </w:rPr>
-        <w:t xml:space="preserve">The prompt most people would type, with a picture of the chart:</w:t>
+        <w:t xml:space="preserve">To give the AI the chart, photograph the chart on this sheet and attach the photo to your prompt.</w:t>
       </w:r>
     </w:p>
     <w:p>
@@ -1415,9 +1615,37 @@
       <w:r>
         <w:rPr>
           <w:rFonts w:ascii="Arial" w:hAnsi="Arial" w:eastAsia="Arial" w:cs="Arial"/>
+          <w:i w:val="false"/>
+          <w:b w:val="true"/>
+          <w:u w:val="none"/>
+          <w:strike w:val="false"/>
+          <w:sz w:val="22"/>
+          <w:szCs w:val="22"/>
+          <w:color w:val="000000"/>
+        </w:rPr>
+        <w:t xml:space="preserve">The prompt most people would type, with a picture of the chart:</w:t>
+      </w:r>
+    </w:p>
+    <w:p>
+      <w:pPr>
+        <w:pStyle w:val="Normal"/>
+        <w:jc w:val="left"/>
+        <w:pBdr>
+          <w:bottom w:val="none" w:sz="0" w:space="0" w:color="000000"/>
+          <w:top w:val="none" w:sz="0" w:space="0" w:color="000000"/>
+          <w:left w:val="none" w:sz="0" w:space="0" w:color="000000"/>
+          <w:right w:val="none" w:sz="0" w:space="0" w:color="000000"/>
+        </w:pBdr>
+        <w:spacing w:after="80" w:before="0" w:line="240"/>
+        <w:ind w:left="0" w:right="0" w:firstLine="0" w:firstLineChars="0"/>
+      </w:pPr>
+      <w:r>
+        <w:rPr>
+          <w:rFonts w:ascii="Arial" w:hAnsi="Arial" w:eastAsia="Arial" w:cs="Arial"/>
           <w:i w:val="true"/>
           <w:b w:val="false"/>
           <w:u w:val="none"/>
+          <w:strike w:val="false"/>
           <w:sz w:val="22"/>
           <w:szCs w:val="22"/>
           <w:color w:val="000000"/>
@@ -1444,6 +1672,7 @@
           <w:i w:val="false"/>
           <w:b w:val="true"/>
           <w:u w:val="none"/>
+          <w:strike w:val="false"/>
           <w:sz w:val="26"/>
           <w:szCs w:val="26"/>
           <w:color w:val="215A9E"/>
@@ -1470,6 +1699,7 @@
           <w:i w:val="false"/>
           <w:b w:val="false"/>
           <w:u w:val="none"/>
+          <w:strike w:val="false"/>
           <w:sz w:val="22"/>
           <w:szCs w:val="22"/>
           <w:color w:val="000000"/>
@@ -1496,11 +1726,12 @@
           <w:i w:val="false"/>
           <w:b w:val="true"/>
           <w:u w:val="none"/>
+          <w:strike w:val="false"/>
           <w:sz w:val="22"/>
           <w:szCs w:val="22"/>
           <w:color w:val="000000"/>
         </w:rPr>
-        <w:t xml:space="preserve">In pairs: mark every claim you can check against the chart. Which ones can the chart support?</w:t>
+        <w:t xml:space="preserve">In pairs: which of these claims can you check against the chart, and which does the chart support?</w:t>
       </w:r>
     </w:p>
     <w:p>
@@ -1522,6 +1753,7 @@
           <w:i w:val="false"/>
           <w:b w:val="false"/>
           <w:u w:val="none"/>
+          <w:strike w:val="false"/>
           <w:sz w:val="22"/>
           <w:szCs w:val="22"/>
           <w:color w:val="B5BEC9"/>
@@ -1548,6 +1780,7 @@
           <w:i w:val="false"/>
           <w:b w:val="false"/>
           <w:u w:val="none"/>
+          <w:strike w:val="false"/>
           <w:sz w:val="22"/>
           <w:szCs w:val="22"/>
           <w:color w:val="B5BEC9"/>
@@ -1574,6 +1807,7 @@
           <w:i w:val="false"/>
           <w:b w:val="false"/>
           <w:u w:val="none"/>
+          <w:strike w:val="false"/>
           <w:sz w:val="22"/>
           <w:szCs w:val="22"/>
           <w:color w:val="B5BEC9"/>
@@ -1600,6 +1834,7 @@
           <w:i w:val="false"/>
           <w:b w:val="true"/>
           <w:u w:val="none"/>
+          <w:strike w:val="false"/>
           <w:sz w:val="26"/>
           <w:szCs w:val="26"/>
           <w:color w:val="215A9E"/>
@@ -1626,6 +1861,7 @@
           <w:i w:val="true"/>
           <w:b w:val="false"/>
           <w:u w:val="none"/>
+          <w:strike w:val="false"/>
           <w:sz w:val="22"/>
           <w:szCs w:val="22"/>
           <w:color w:val="000000"/>
@@ -1652,11 +1888,12 @@
           <w:i w:val="false"/>
           <w:b w:val="false"/>
           <w:u w:val="none"/>
+          <w:strike w:val="false"/>
           <w:sz w:val="22"/>
           <w:szCs w:val="22"/>
           <w:color w:val="000000"/>
         </w:rPr>
-        <w:t xml:space="preserve">Run both prompts on the same chart. What does the second answer include that the first left out? Then paste the second answer into a fresh chat and ask it to check for claims the chart cannot support.</w:t>
+        <w:t xml:space="preserve">Run both prompts on the same chart. What does the second answer include that the first left out? Paste the second answer into a fresh chat: which claims does it flag that the chart cannot support?</w:t>
       </w:r>
     </w:p>
     <w:p>
@@ -1684,6 +1921,7 @@
           <w:i w:val="false"/>
           <w:b w:val="false"/>
           <w:u w:val="none"/>
+          <w:strike w:val="false"/>
           <w:sz w:val="18"/>
           <w:szCs w:val="18"/>
           <w:color w:val="545860"/>
@@ -1710,6 +1948,7 @@
           <w:i w:val="false"/>
           <w:b w:val="true"/>
           <w:u w:val="none"/>
+          <w:strike w:val="false"/>
           <w:sz w:val="36"/>
           <w:szCs w:val="36"/>
           <w:color w:val="063360"/>
@@ -1736,6 +1975,7 @@
           <w:i w:val="true"/>
           <w:b w:val="false"/>
           <w:u w:val="none"/>
+          <w:strike w:val="false"/>
           <w:sz w:val="18"/>
           <w:szCs w:val="18"/>
           <w:color w:val="215A9E"/>
@@ -1777,7 +2017,6 @@
           </w:tcPr>
           <w:p>
             <w:pPr>
-              <w:pStyle w:val="Normal"/>
               <w:jc w:val="left"/>
               <w:pBdr>
                 <w:bottom w:val="none" w:sz="0" w:space="0" w:color="000000"/>
@@ -1787,6 +2026,16 @@
               </w:pBdr>
               <w:spacing w:after="200" w:before="200" w:line="240"/>
               <w:ind w:left="200" w:right="200" w:firstLine="0" w:firstLineChars="0"/>
+              <w:rPr>
+                <w:rFonts w:ascii="Arial" w:hAnsi="Arial" w:eastAsia="Arial" w:cs="Arial"/>
+                <w:i w:val="false"/>
+                <w:b w:val="false"/>
+                <w:u w:val="none"/>
+                <w:strike w:val="false"/>
+                <w:sz w:val="21"/>
+                <w:szCs w:val="21"/>
+                <w:color w:val="000000"/>
+              </w:rPr>
             </w:pPr>
             <w:r>
               <w:rPr>
@@ -1794,6 +2043,7 @@
                 <w:i w:val="false"/>
                 <w:b w:val="true"/>
                 <w:u w:val="none"/>
+                <w:strike w:val="false"/>
                 <w:sz w:val="22"/>
                 <w:szCs w:val="22"/>
                 <w:color w:val="063360"/>
@@ -1806,6 +2056,7 @@
                 <w:i w:val="false"/>
                 <w:b w:val="false"/>
                 <w:u w:val="none"/>
+                <w:strike w:val="false"/>
                 <w:sz w:val="21"/>
                 <w:szCs w:val="21"/>
                 <w:color w:val="000000"/>
@@ -1818,6 +2069,7 @@
                 <w:i w:val="false"/>
                 <w:b w:val="false"/>
                 <w:u w:val="none"/>
+                <w:strike w:val="false"/>
                 <w:sz w:val="21"/>
                 <w:szCs w:val="21"/>
                 <w:color w:val="000000"/>
@@ -1830,6 +2082,7 @@
                 <w:i w:val="false"/>
                 <w:b w:val="false"/>
                 <w:u w:val="none"/>
+                <w:strike w:val="false"/>
                 <w:sz w:val="21"/>
                 <w:szCs w:val="21"/>
                 <w:color w:val="000000"/>
@@ -1842,6 +2095,7 @@
                 <w:i w:val="false"/>
                 <w:b w:val="false"/>
                 <w:u w:val="none"/>
+                <w:strike w:val="false"/>
                 <w:sz w:val="21"/>
                 <w:szCs w:val="21"/>
                 <w:color w:val="000000"/>
@@ -1854,6 +2108,7 @@
                 <w:i w:val="false"/>
                 <w:b w:val="false"/>
                 <w:u w:val="none"/>
+                <w:strike w:val="false"/>
                 <w:sz w:val="21"/>
                 <w:szCs w:val="21"/>
                 <w:color w:val="000000"/>
@@ -1866,6 +2121,7 @@
                 <w:i w:val="false"/>
                 <w:b w:val="false"/>
                 <w:u w:val="none"/>
+                <w:strike w:val="false"/>
                 <w:sz w:val="21"/>
                 <w:szCs w:val="21"/>
                 <w:color w:val="000000"/>
@@ -1878,6 +2134,7 @@
                 <w:i w:val="false"/>
                 <w:b w:val="false"/>
                 <w:u w:val="none"/>
+                <w:strike w:val="false"/>
                 <w:sz w:val="21"/>
                 <w:szCs w:val="21"/>
                 <w:color w:val="000000"/>
@@ -1890,6 +2147,7 @@
                 <w:i w:val="false"/>
                 <w:b w:val="false"/>
                 <w:u w:val="none"/>
+                <w:strike w:val="false"/>
                 <w:sz w:val="21"/>
                 <w:szCs w:val="21"/>
                 <w:color w:val="000000"/>
@@ -1902,18 +2160,20 @@
                 <w:i w:val="false"/>
                 <w:b w:val="false"/>
                 <w:u w:val="none"/>
-                <w:sz w:val="21"/>
-                <w:szCs w:val="21"/>
-                <w:color w:val="000000"/>
-              </w:rPr>
-              <w:t xml:space="preserve">On my desk, I will ask these about:</w:t>
-            </w:r>
-            <w:r>
-              <w:rPr>
-                <w:rFonts w:ascii="Arial" w:hAnsi="Arial" w:eastAsia="Arial" w:cs="Arial"/>
-                <w:i w:val="false"/>
-                <w:b w:val="false"/>
-                <w:u w:val="none"/>
+                <w:strike w:val="false"/>
+                <w:sz w:val="21"/>
+                <w:szCs w:val="21"/>
+                <w:color w:val="000000"/>
+              </w:rPr>
+              <w:t xml:space="preserve">On my desk: the last figure I was sent. Was it before-and-after? What would I compare it with?</w:t>
+            </w:r>
+            <w:r>
+              <w:rPr>
+                <w:rFonts w:ascii="Arial" w:hAnsi="Arial" w:eastAsia="Arial" w:cs="Arial"/>
+                <w:i w:val="false"/>
+                <w:b w:val="false"/>
+                <w:u w:val="none"/>
+                <w:strike w:val="false"/>
                 <w:sz w:val="21"/>
                 <w:szCs w:val="21"/>
                 <w:color w:val="000000"/>
@@ -1926,6 +2186,7 @@
                 <w:i w:val="false"/>
                 <w:b w:val="false"/>
                 <w:u w:val="none"/>
+                <w:strike w:val="false"/>
                 <w:sz w:val="21"/>
                 <w:szCs w:val="21"/>
                 <w:color w:val="000000"/>
@@ -1953,7 +2214,6 @@
           </w:tcPr>
           <w:p>
             <w:pPr>
-              <w:pStyle w:val="Normal"/>
               <w:jc w:val="left"/>
               <w:pBdr>
                 <w:bottom w:val="none" w:sz="0" w:space="0" w:color="000000"/>
@@ -1963,6 +2223,16 @@
               </w:pBdr>
               <w:spacing w:after="200" w:before="200" w:line="240"/>
               <w:ind w:left="200" w:right="200" w:firstLine="0" w:firstLineChars="0"/>
+              <w:rPr>
+                <w:rFonts w:ascii="Arial" w:hAnsi="Arial" w:eastAsia="Arial" w:cs="Arial"/>
+                <w:i w:val="false"/>
+                <w:b w:val="false"/>
+                <w:u w:val="none"/>
+                <w:strike w:val="false"/>
+                <w:sz w:val="21"/>
+                <w:szCs w:val="21"/>
+                <w:color w:val="000000"/>
+              </w:rPr>
             </w:pPr>
             <w:r>
               <w:rPr>
@@ -1970,6 +2240,7 @@
                 <w:i w:val="false"/>
                 <w:b w:val="true"/>
                 <w:u w:val="none"/>
+                <w:strike w:val="false"/>
                 <w:sz w:val="22"/>
                 <w:szCs w:val="22"/>
                 <w:color w:val="063360"/>
@@ -1982,6 +2253,7 @@
                 <w:i w:val="false"/>
                 <w:b w:val="false"/>
                 <w:u w:val="none"/>
+                <w:strike w:val="false"/>
                 <w:sz w:val="21"/>
                 <w:szCs w:val="21"/>
                 <w:color w:val="000000"/>
@@ -1994,6 +2266,7 @@
                 <w:i w:val="false"/>
                 <w:b w:val="false"/>
                 <w:u w:val="none"/>
+                <w:strike w:val="false"/>
                 <w:sz w:val="21"/>
                 <w:szCs w:val="21"/>
                 <w:color w:val="000000"/>
@@ -2006,6 +2279,7 @@
                 <w:i w:val="false"/>
                 <w:b w:val="false"/>
                 <w:u w:val="none"/>
+                <w:strike w:val="false"/>
                 <w:sz w:val="21"/>
                 <w:szCs w:val="21"/>
                 <w:color w:val="000000"/>
@@ -2018,6 +2292,7 @@
                 <w:i w:val="false"/>
                 <w:b w:val="false"/>
                 <w:u w:val="none"/>
+                <w:strike w:val="false"/>
                 <w:sz w:val="21"/>
                 <w:szCs w:val="21"/>
                 <w:color w:val="000000"/>
@@ -2030,6 +2305,7 @@
                 <w:i w:val="false"/>
                 <w:b w:val="false"/>
                 <w:u w:val="none"/>
+                <w:strike w:val="false"/>
                 <w:sz w:val="21"/>
                 <w:szCs w:val="21"/>
                 <w:color w:val="000000"/>
@@ -2042,6 +2318,7 @@
                 <w:i w:val="false"/>
                 <w:b w:val="false"/>
                 <w:u w:val="none"/>
+                <w:strike w:val="false"/>
                 <w:sz w:val="21"/>
                 <w:szCs w:val="21"/>
                 <w:color w:val="000000"/>
@@ -2054,6 +2331,7 @@
                 <w:i w:val="false"/>
                 <w:b w:val="false"/>
                 <w:u w:val="none"/>
+                <w:strike w:val="false"/>
                 <w:sz w:val="21"/>
                 <w:szCs w:val="21"/>
                 <w:color w:val="000000"/>
@@ -2066,6 +2344,7 @@
                 <w:i w:val="false"/>
                 <w:b w:val="false"/>
                 <w:u w:val="none"/>
+                <w:strike w:val="false"/>
                 <w:sz w:val="21"/>
                 <w:szCs w:val="21"/>
                 <w:color w:val="000000"/>
@@ -2078,18 +2357,20 @@
                 <w:i w:val="false"/>
                 <w:b w:val="false"/>
                 <w:u w:val="none"/>
-                <w:sz w:val="21"/>
-                <w:szCs w:val="21"/>
-                <w:color w:val="000000"/>
-              </w:rPr>
-              <w:t xml:space="preserve">On my desk, I will ask these about:</w:t>
-            </w:r>
-            <w:r>
-              <w:rPr>
-                <w:rFonts w:ascii="Arial" w:hAnsi="Arial" w:eastAsia="Arial" w:cs="Arial"/>
-                <w:i w:val="false"/>
-                <w:b w:val="false"/>
-                <w:u w:val="none"/>
+                <w:strike w:val="false"/>
+                <w:sz w:val="21"/>
+                <w:szCs w:val="21"/>
+                <w:color w:val="000000"/>
+              </w:rPr>
+              <w:t xml:space="preserve">On my desk: the last figure I was sent. Was it before-and-after? What would I compare it with?</w:t>
+            </w:r>
+            <w:r>
+              <w:rPr>
+                <w:rFonts w:ascii="Arial" w:hAnsi="Arial" w:eastAsia="Arial" w:cs="Arial"/>
+                <w:i w:val="false"/>
+                <w:b w:val="false"/>
+                <w:u w:val="none"/>
+                <w:strike w:val="false"/>
                 <w:sz w:val="21"/>
                 <w:szCs w:val="21"/>
                 <w:color w:val="000000"/>
@@ -2102,6 +2383,7 @@
                 <w:i w:val="false"/>
                 <w:b w:val="false"/>
                 <w:u w:val="none"/>
+                <w:strike w:val="false"/>
                 <w:sz w:val="21"/>
                 <w:szCs w:val="21"/>
                 <w:color w:val="000000"/>
@@ -2135,7 +2417,6 @@
           </w:tcPr>
           <w:p>
             <w:pPr>
-              <w:pStyle w:val="Normal"/>
               <w:jc w:val="left"/>
               <w:pBdr>
                 <w:bottom w:val="none" w:sz="0" w:space="0" w:color="000000"/>
@@ -2145,6 +2426,16 @@
               </w:pBdr>
               <w:spacing w:after="200" w:before="200" w:line="240"/>
               <w:ind w:left="200" w:right="200" w:firstLine="0" w:firstLineChars="0"/>
+              <w:rPr>
+                <w:rFonts w:ascii="Arial" w:hAnsi="Arial" w:eastAsia="Arial" w:cs="Arial"/>
+                <w:i w:val="false"/>
+                <w:b w:val="false"/>
+                <w:u w:val="none"/>
+                <w:strike w:val="false"/>
+                <w:sz w:val="21"/>
+                <w:szCs w:val="21"/>
+                <w:color w:val="000000"/>
+              </w:rPr>
             </w:pPr>
             <w:r>
               <w:rPr>
@@ -2152,6 +2443,7 @@
                 <w:i w:val="false"/>
                 <w:b w:val="true"/>
                 <w:u w:val="none"/>
+                <w:strike w:val="false"/>
                 <w:sz w:val="22"/>
                 <w:szCs w:val="22"/>
                 <w:color w:val="063360"/>
@@ -2164,6 +2456,7 @@
                 <w:i w:val="false"/>
                 <w:b w:val="false"/>
                 <w:u w:val="none"/>
+                <w:strike w:val="false"/>
                 <w:sz w:val="21"/>
                 <w:szCs w:val="21"/>
                 <w:color w:val="000000"/>
@@ -2176,6 +2469,7 @@
                 <w:i w:val="false"/>
                 <w:b w:val="false"/>
                 <w:u w:val="none"/>
+                <w:strike w:val="false"/>
                 <w:sz w:val="21"/>
                 <w:szCs w:val="21"/>
                 <w:color w:val="000000"/>
@@ -2188,6 +2482,7 @@
                 <w:i w:val="false"/>
                 <w:b w:val="false"/>
                 <w:u w:val="none"/>
+                <w:strike w:val="false"/>
                 <w:sz w:val="21"/>
                 <w:szCs w:val="21"/>
                 <w:color w:val="000000"/>
@@ -2200,6 +2495,7 @@
                 <w:i w:val="false"/>
                 <w:b w:val="false"/>
                 <w:u w:val="none"/>
+                <w:strike w:val="false"/>
                 <w:sz w:val="21"/>
                 <w:szCs w:val="21"/>
                 <w:color w:val="000000"/>
@@ -2212,6 +2508,7 @@
                 <w:i w:val="false"/>
                 <w:b w:val="false"/>
                 <w:u w:val="none"/>
+                <w:strike w:val="false"/>
                 <w:sz w:val="21"/>
                 <w:szCs w:val="21"/>
                 <w:color w:val="000000"/>
@@ -2224,6 +2521,7 @@
                 <w:i w:val="false"/>
                 <w:b w:val="false"/>
                 <w:u w:val="none"/>
+                <w:strike w:val="false"/>
                 <w:sz w:val="21"/>
                 <w:szCs w:val="21"/>
                 <w:color w:val="000000"/>
@@ -2236,6 +2534,7 @@
                 <w:i w:val="false"/>
                 <w:b w:val="false"/>
                 <w:u w:val="none"/>
+                <w:strike w:val="false"/>
                 <w:sz w:val="21"/>
                 <w:szCs w:val="21"/>
                 <w:color w:val="000000"/>
@@ -2248,6 +2547,7 @@
                 <w:i w:val="false"/>
                 <w:b w:val="false"/>
                 <w:u w:val="none"/>
+                <w:strike w:val="false"/>
                 <w:sz w:val="21"/>
                 <w:szCs w:val="21"/>
                 <w:color w:val="000000"/>
@@ -2260,18 +2560,20 @@
                 <w:i w:val="false"/>
                 <w:b w:val="false"/>
                 <w:u w:val="none"/>
-                <w:sz w:val="21"/>
-                <w:szCs w:val="21"/>
-                <w:color w:val="000000"/>
-              </w:rPr>
-              <w:t xml:space="preserve">On my desk, I will ask these about:</w:t>
-            </w:r>
-            <w:r>
-              <w:rPr>
-                <w:rFonts w:ascii="Arial" w:hAnsi="Arial" w:eastAsia="Arial" w:cs="Arial"/>
-                <w:i w:val="false"/>
-                <w:b w:val="false"/>
-                <w:u w:val="none"/>
+                <w:strike w:val="false"/>
+                <w:sz w:val="21"/>
+                <w:szCs w:val="21"/>
+                <w:color w:val="000000"/>
+              </w:rPr>
+              <w:t xml:space="preserve">On my desk: the last figure I was sent. Was it before-and-after? What would I compare it with?</w:t>
+            </w:r>
+            <w:r>
+              <w:rPr>
+                <w:rFonts w:ascii="Arial" w:hAnsi="Arial" w:eastAsia="Arial" w:cs="Arial"/>
+                <w:i w:val="false"/>
+                <w:b w:val="false"/>
+                <w:u w:val="none"/>
+                <w:strike w:val="false"/>
                 <w:sz w:val="21"/>
                 <w:szCs w:val="21"/>
                 <w:color w:val="000000"/>
@@ -2284,6 +2586,7 @@
                 <w:i w:val="false"/>
                 <w:b w:val="false"/>
                 <w:u w:val="none"/>
+                <w:strike w:val="false"/>
                 <w:sz w:val="21"/>
                 <w:szCs w:val="21"/>
                 <w:color w:val="000000"/>
@@ -2311,7 +2614,6 @@
           </w:tcPr>
           <w:p>
             <w:pPr>
-              <w:pStyle w:val="Normal"/>
               <w:jc w:val="left"/>
               <w:pBdr>
                 <w:bottom w:val="none" w:sz="0" w:space="0" w:color="000000"/>
@@ -2321,6 +2623,16 @@
               </w:pBdr>
               <w:spacing w:after="200" w:before="200" w:line="240"/>
               <w:ind w:left="200" w:right="200" w:firstLine="0" w:firstLineChars="0"/>
+              <w:rPr>
+                <w:rFonts w:ascii="Arial" w:hAnsi="Arial" w:eastAsia="Arial" w:cs="Arial"/>
+                <w:i w:val="false"/>
+                <w:b w:val="false"/>
+                <w:u w:val="none"/>
+                <w:strike w:val="false"/>
+                <w:sz w:val="21"/>
+                <w:szCs w:val="21"/>
+                <w:color w:val="000000"/>
+              </w:rPr>
             </w:pPr>
             <w:r>
               <w:rPr>
@@ -2328,6 +2640,7 @@
                 <w:i w:val="false"/>
                 <w:b w:val="true"/>
                 <w:u w:val="none"/>
+                <w:strike w:val="false"/>
                 <w:sz w:val="22"/>
                 <w:szCs w:val="22"/>
                 <w:color w:val="063360"/>
@@ -2340,6 +2653,7 @@
                 <w:i w:val="false"/>
                 <w:b w:val="false"/>
                 <w:u w:val="none"/>
+                <w:strike w:val="false"/>
                 <w:sz w:val="21"/>
                 <w:szCs w:val="21"/>
                 <w:color w:val="000000"/>
@@ -2352,6 +2666,7 @@
                 <w:i w:val="false"/>
                 <w:b w:val="false"/>
                 <w:u w:val="none"/>
+                <w:strike w:val="false"/>
                 <w:sz w:val="21"/>
                 <w:szCs w:val="21"/>
                 <w:color w:val="000000"/>
@@ -2364,6 +2679,7 @@
                 <w:i w:val="false"/>
                 <w:b w:val="false"/>
                 <w:u w:val="none"/>
+                <w:strike w:val="false"/>
                 <w:sz w:val="21"/>
                 <w:szCs w:val="21"/>
                 <w:color w:val="000000"/>
@@ -2376,6 +2692,7 @@
                 <w:i w:val="false"/>
                 <w:b w:val="false"/>
                 <w:u w:val="none"/>
+                <w:strike w:val="false"/>
                 <w:sz w:val="21"/>
                 <w:szCs w:val="21"/>
                 <w:color w:val="000000"/>
@@ -2388,6 +2705,7 @@
                 <w:i w:val="false"/>
                 <w:b w:val="false"/>
                 <w:u w:val="none"/>
+                <w:strike w:val="false"/>
                 <w:sz w:val="21"/>
                 <w:szCs w:val="21"/>
                 <w:color w:val="000000"/>
@@ -2400,6 +2718,7 @@
                 <w:i w:val="false"/>
                 <w:b w:val="false"/>
                 <w:u w:val="none"/>
+                <w:strike w:val="false"/>
                 <w:sz w:val="21"/>
                 <w:szCs w:val="21"/>
                 <w:color w:val="000000"/>
@@ -2412,6 +2731,7 @@
                 <w:i w:val="false"/>
                 <w:b w:val="false"/>
                 <w:u w:val="none"/>
+                <w:strike w:val="false"/>
                 <w:sz w:val="21"/>
                 <w:szCs w:val="21"/>
                 <w:color w:val="000000"/>
@@ -2424,6 +2744,7 @@
                 <w:i w:val="false"/>
                 <w:b w:val="false"/>
                 <w:u w:val="none"/>
+                <w:strike w:val="false"/>
                 <w:sz w:val="21"/>
                 <w:szCs w:val="21"/>
                 <w:color w:val="000000"/>
@@ -2436,18 +2757,20 @@
                 <w:i w:val="false"/>
                 <w:b w:val="false"/>
                 <w:u w:val="none"/>
-                <w:sz w:val="21"/>
-                <w:szCs w:val="21"/>
-                <w:color w:val="000000"/>
-              </w:rPr>
-              <w:t xml:space="preserve">On my desk, I will ask these about:</w:t>
-            </w:r>
-            <w:r>
-              <w:rPr>
-                <w:rFonts w:ascii="Arial" w:hAnsi="Arial" w:eastAsia="Arial" w:cs="Arial"/>
-                <w:i w:val="false"/>
-                <w:b w:val="false"/>
-                <w:u w:val="none"/>
+                <w:strike w:val="false"/>
+                <w:sz w:val="21"/>
+                <w:szCs w:val="21"/>
+                <w:color w:val="000000"/>
+              </w:rPr>
+              <w:t xml:space="preserve">On my desk: the last figure I was sent. Was it before-and-after? What would I compare it with?</w:t>
+            </w:r>
+            <w:r>
+              <w:rPr>
+                <w:rFonts w:ascii="Arial" w:hAnsi="Arial" w:eastAsia="Arial" w:cs="Arial"/>
+                <w:i w:val="false"/>
+                <w:b w:val="false"/>
+                <w:u w:val="none"/>
+                <w:strike w:val="false"/>
                 <w:sz w:val="21"/>
                 <w:szCs w:val="21"/>
                 <w:color w:val="000000"/>
@@ -2460,6 +2783,7 @@
                 <w:i w:val="false"/>
                 <w:b w:val="false"/>
                 <w:u w:val="none"/>
+                <w:strike w:val="false"/>
                 <w:sz w:val="21"/>
                 <w:szCs w:val="21"/>
                 <w:color w:val="000000"/>
@@ -2493,7 +2817,6 @@
           </w:tcPr>
           <w:p>
             <w:pPr>
-              <w:pStyle w:val="Normal"/>
               <w:jc w:val="left"/>
               <w:pBdr>
                 <w:bottom w:val="none" w:sz="0" w:space="0" w:color="000000"/>
@@ -2503,6 +2826,16 @@
               </w:pBdr>
               <w:spacing w:after="200" w:before="200" w:line="240"/>
               <w:ind w:left="200" w:right="200" w:firstLine="0" w:firstLineChars="0"/>
+              <w:rPr>
+                <w:rFonts w:ascii="Arial" w:hAnsi="Arial" w:eastAsia="Arial" w:cs="Arial"/>
+                <w:i w:val="false"/>
+                <w:b w:val="false"/>
+                <w:u w:val="none"/>
+                <w:strike w:val="false"/>
+                <w:sz w:val="21"/>
+                <w:szCs w:val="21"/>
+                <w:color w:val="000000"/>
+              </w:rPr>
             </w:pPr>
             <w:r>
               <w:rPr>
@@ -2510,6 +2843,7 @@
                 <w:i w:val="false"/>
                 <w:b w:val="true"/>
                 <w:u w:val="none"/>
+                <w:strike w:val="false"/>
                 <w:sz w:val="22"/>
                 <w:szCs w:val="22"/>
                 <w:color w:val="063360"/>
@@ -2522,6 +2856,7 @@
                 <w:i w:val="false"/>
                 <w:b w:val="false"/>
                 <w:u w:val="none"/>
+                <w:strike w:val="false"/>
                 <w:sz w:val="21"/>
                 <w:szCs w:val="21"/>
                 <w:color w:val="000000"/>
@@ -2534,6 +2869,7 @@
                 <w:i w:val="false"/>
                 <w:b w:val="false"/>
                 <w:u w:val="none"/>
+                <w:strike w:val="false"/>
                 <w:sz w:val="21"/>
                 <w:szCs w:val="21"/>
                 <w:color w:val="000000"/>
@@ -2546,6 +2882,7 @@
                 <w:i w:val="false"/>
                 <w:b w:val="false"/>
                 <w:u w:val="none"/>
+                <w:strike w:val="false"/>
                 <w:sz w:val="21"/>
                 <w:szCs w:val="21"/>
                 <w:color w:val="000000"/>
@@ -2558,6 +2895,7 @@
                 <w:i w:val="false"/>
                 <w:b w:val="false"/>
                 <w:u w:val="none"/>
+                <w:strike w:val="false"/>
                 <w:sz w:val="21"/>
                 <w:szCs w:val="21"/>
                 <w:color w:val="000000"/>
@@ -2570,6 +2908,7 @@
                 <w:i w:val="false"/>
                 <w:b w:val="false"/>
                 <w:u w:val="none"/>
+                <w:strike w:val="false"/>
                 <w:sz w:val="21"/>
                 <w:szCs w:val="21"/>
                 <w:color w:val="000000"/>
@@ -2582,6 +2921,7 @@
                 <w:i w:val="false"/>
                 <w:b w:val="false"/>
                 <w:u w:val="none"/>
+                <w:strike w:val="false"/>
                 <w:sz w:val="21"/>
                 <w:szCs w:val="21"/>
                 <w:color w:val="000000"/>
@@ -2594,6 +2934,7 @@
                 <w:i w:val="false"/>
                 <w:b w:val="false"/>
                 <w:u w:val="none"/>
+                <w:strike w:val="false"/>
                 <w:sz w:val="21"/>
                 <w:szCs w:val="21"/>
                 <w:color w:val="000000"/>
@@ -2606,6 +2947,7 @@
                 <w:i w:val="false"/>
                 <w:b w:val="false"/>
                 <w:u w:val="none"/>
+                <w:strike w:val="false"/>
                 <w:sz w:val="21"/>
                 <w:szCs w:val="21"/>
                 <w:color w:val="000000"/>
@@ -2618,18 +2960,20 @@
                 <w:i w:val="false"/>
                 <w:b w:val="false"/>
                 <w:u w:val="none"/>
-                <w:sz w:val="21"/>
-                <w:szCs w:val="21"/>
-                <w:color w:val="000000"/>
-              </w:rPr>
-              <w:t xml:space="preserve">On my desk, I will ask these about:</w:t>
-            </w:r>
-            <w:r>
-              <w:rPr>
-                <w:rFonts w:ascii="Arial" w:hAnsi="Arial" w:eastAsia="Arial" w:cs="Arial"/>
-                <w:i w:val="false"/>
-                <w:b w:val="false"/>
-                <w:u w:val="none"/>
+                <w:strike w:val="false"/>
+                <w:sz w:val="21"/>
+                <w:szCs w:val="21"/>
+                <w:color w:val="000000"/>
+              </w:rPr>
+              <w:t xml:space="preserve">On my desk: the last figure I was sent. Was it before-and-after? What would I compare it with?</w:t>
+            </w:r>
+            <w:r>
+              <w:rPr>
+                <w:rFonts w:ascii="Arial" w:hAnsi="Arial" w:eastAsia="Arial" w:cs="Arial"/>
+                <w:i w:val="false"/>
+                <w:b w:val="false"/>
+                <w:u w:val="none"/>
+                <w:strike w:val="false"/>
                 <w:sz w:val="21"/>
                 <w:szCs w:val="21"/>
                 <w:color w:val="000000"/>
@@ -2642,6 +2986,7 @@
                 <w:i w:val="false"/>
                 <w:b w:val="false"/>
                 <w:u w:val="none"/>
+                <w:strike w:val="false"/>
                 <w:sz w:val="21"/>
                 <w:szCs w:val="21"/>
                 <w:color w:val="000000"/>
@@ -2669,7 +3014,6 @@
           </w:tcPr>
           <w:p>
             <w:pPr>
-              <w:pStyle w:val="Normal"/>
               <w:jc w:val="left"/>
               <w:pBdr>
                 <w:bottom w:val="none" w:sz="0" w:space="0" w:color="000000"/>
@@ -2679,6 +3023,16 @@
               </w:pBdr>
               <w:spacing w:after="200" w:before="200" w:line="240"/>
               <w:ind w:left="200" w:right="200" w:firstLine="0" w:firstLineChars="0"/>
+              <w:rPr>
+                <w:rFonts w:ascii="Arial" w:hAnsi="Arial" w:eastAsia="Arial" w:cs="Arial"/>
+                <w:i w:val="false"/>
+                <w:b w:val="false"/>
+                <w:u w:val="none"/>
+                <w:strike w:val="false"/>
+                <w:sz w:val="21"/>
+                <w:szCs w:val="21"/>
+                <w:color w:val="000000"/>
+              </w:rPr>
             </w:pPr>
             <w:r>
               <w:rPr>
@@ -2686,6 +3040,7 @@
                 <w:i w:val="false"/>
                 <w:b w:val="true"/>
                 <w:u w:val="none"/>
+                <w:strike w:val="false"/>
                 <w:sz w:val="22"/>
                 <w:szCs w:val="22"/>
                 <w:color w:val="063360"/>
@@ -2698,6 +3053,7 @@
                 <w:i w:val="false"/>
                 <w:b w:val="false"/>
                 <w:u w:val="none"/>
+                <w:strike w:val="false"/>
                 <w:sz w:val="21"/>
                 <w:szCs w:val="21"/>
                 <w:color w:val="000000"/>
@@ -2710,6 +3066,7 @@
                 <w:i w:val="false"/>
                 <w:b w:val="false"/>
                 <w:u w:val="none"/>
+                <w:strike w:val="false"/>
                 <w:sz w:val="21"/>
                 <w:szCs w:val="21"/>
                 <w:color w:val="000000"/>
@@ -2722,6 +3079,7 @@
                 <w:i w:val="false"/>
                 <w:b w:val="false"/>
                 <w:u w:val="none"/>
+                <w:strike w:val="false"/>
                 <w:sz w:val="21"/>
                 <w:szCs w:val="21"/>
                 <w:color w:val="000000"/>
@@ -2734,6 +3092,7 @@
                 <w:i w:val="false"/>
                 <w:b w:val="false"/>
                 <w:u w:val="none"/>
+                <w:strike w:val="false"/>
                 <w:sz w:val="21"/>
                 <w:szCs w:val="21"/>
                 <w:color w:val="000000"/>
@@ -2746,6 +3105,7 @@
                 <w:i w:val="false"/>
                 <w:b w:val="false"/>
                 <w:u w:val="none"/>
+                <w:strike w:val="false"/>
                 <w:sz w:val="21"/>
                 <w:szCs w:val="21"/>
                 <w:color w:val="000000"/>
@@ -2758,6 +3118,7 @@
                 <w:i w:val="false"/>
                 <w:b w:val="false"/>
                 <w:u w:val="none"/>
+                <w:strike w:val="false"/>
                 <w:sz w:val="21"/>
                 <w:szCs w:val="21"/>
                 <w:color w:val="000000"/>
@@ -2770,6 +3131,7 @@
                 <w:i w:val="false"/>
                 <w:b w:val="false"/>
                 <w:u w:val="none"/>
+                <w:strike w:val="false"/>
                 <w:sz w:val="21"/>
                 <w:szCs w:val="21"/>
                 <w:color w:val="000000"/>
@@ -2782,6 +3144,7 @@
                 <w:i w:val="false"/>
                 <w:b w:val="false"/>
                 <w:u w:val="none"/>
+                <w:strike w:val="false"/>
                 <w:sz w:val="21"/>
                 <w:szCs w:val="21"/>
                 <w:color w:val="000000"/>
@@ -2794,18 +3157,20 @@
                 <w:i w:val="false"/>
                 <w:b w:val="false"/>
                 <w:u w:val="none"/>
-                <w:sz w:val="21"/>
-                <w:szCs w:val="21"/>
-                <w:color w:val="000000"/>
-              </w:rPr>
-              <w:t xml:space="preserve">On my desk, I will ask these about:</w:t>
-            </w:r>
-            <w:r>
-              <w:rPr>
-                <w:rFonts w:ascii="Arial" w:hAnsi="Arial" w:eastAsia="Arial" w:cs="Arial"/>
-                <w:i w:val="false"/>
-                <w:b w:val="false"/>
-                <w:u w:val="none"/>
+                <w:strike w:val="false"/>
+                <w:sz w:val="21"/>
+                <w:szCs w:val="21"/>
+                <w:color w:val="000000"/>
+              </w:rPr>
+              <w:t xml:space="preserve">On my desk: the last figure I was sent. Was it before-and-after? What would I compare it with?</w:t>
+            </w:r>
+            <w:r>
+              <w:rPr>
+                <w:rFonts w:ascii="Arial" w:hAnsi="Arial" w:eastAsia="Arial" w:cs="Arial"/>
+                <w:i w:val="false"/>
+                <w:b w:val="false"/>
+                <w:u w:val="none"/>
+                <w:strike w:val="false"/>
                 <w:sz w:val="21"/>
                 <w:szCs w:val="21"/>
                 <w:color w:val="000000"/>
@@ -2818,6 +3183,7 @@
                 <w:i w:val="false"/>
                 <w:b w:val="false"/>
                 <w:u w:val="none"/>
+                <w:strike w:val="false"/>
                 <w:sz w:val="21"/>
                 <w:szCs w:val="21"/>
                 <w:color w:val="000000"/>
@@ -2853,6 +3219,7 @@
           <w:i w:val="false"/>
           <w:b w:val="false"/>
           <w:u w:val="none"/>
+          <w:strike w:val="false"/>
           <w:sz w:val="18"/>
           <w:szCs w:val="18"/>
           <w:color w:val="545860"/>
@@ -2879,6 +3246,7 @@
           <w:i w:val="false"/>
           <w:b w:val="true"/>
           <w:u w:val="none"/>
+          <w:strike w:val="false"/>
           <w:sz w:val="36"/>
           <w:szCs w:val="36"/>
           <w:color w:val="063360"/>
@@ -2905,6 +3273,7 @@
           <w:i w:val="true"/>
           <w:b w:val="false"/>
           <w:u w:val="none"/>
+          <w:strike w:val="false"/>
           <w:sz w:val="18"/>
           <w:szCs w:val="18"/>
           <w:color w:val="215A9E"/>
@@ -2931,6 +3300,7 @@
           <w:i w:val="false"/>
           <w:b w:val="true"/>
           <w:u w:val="none"/>
+          <w:strike w:val="false"/>
           <w:sz w:val="26"/>
           <w:szCs w:val="26"/>
           <w:color w:val="215A9E"/>
@@ -2957,6 +3327,7 @@
           <w:i w:val="false"/>
           <w:b w:val="false"/>
           <w:u w:val="none"/>
+          <w:strike w:val="false"/>
           <w:sz w:val="22"/>
           <w:szCs w:val="22"/>
           <w:color w:val="000000"/>
@@ -2983,6 +3354,7 @@
           <w:i w:val="false"/>
           <w:b w:val="false"/>
           <w:u w:val="none"/>
+          <w:strike w:val="false"/>
           <w:sz w:val="22"/>
           <w:szCs w:val="22"/>
           <w:color w:val="000000"/>
@@ -3009,6 +3381,7 @@
           <w:i w:val="false"/>
           <w:b w:val="true"/>
           <w:u w:val="none"/>
+          <w:strike w:val="false"/>
           <w:sz w:val="26"/>
           <w:szCs w:val="26"/>
           <w:color w:val="215A9E"/>
@@ -3035,11 +3408,12 @@
           <w:i w:val="false"/>
           <w:b w:val="false"/>
           <w:u w:val="none"/>
+          <w:strike w:val="false"/>
           <w:sz w:val="22"/>
           <w:szCs w:val="22"/>
           <w:color w:val="000000"/>
         </w:rPr>
-        <w:t xml:space="preserve">Correct: "22% reduction, 11.5 to 9.0" is on the chart (11.5 to 9.0, 22%). Not on the chart: "p &lt; 0.001"; the model supplied a p-value it was never given. "Confirming that the cameras caused": a before-and-after chart cannot show cause, and a small p-value says the fall is unlikely to be noise, not what caused it. "Consistent across all road types": invented; the chart has no road types, and 37% of camera roads did not fall. "Should be extended": a recommendation with no rule and no comparison.</w:t>
+        <w:t xml:space="preserve">Correct: "22% reduction, 11.5 to 9.0". The bars show 11.5 and 9.0; the 22% can be worked out from them. Not on the chart: "p &lt; 0.001"; the model supplied a p-value it was never given. "Confirming that the cameras caused": a before-and-after chart cannot show cause, and a small p-value says the fall is unlikely to be noise, not what caused it. "Consistent across all road types": invented; the chart has no road types, and 37% of camera roads did not fall. "Should be extended": a recommendation with no rule and no comparison.</w:t>
       </w:r>
     </w:p>
     <w:p>
@@ -3061,6 +3435,7 @@
           <w:i w:val="false"/>
           <w:b w:val="false"/>
           <w:u w:val="none"/>
+          <w:strike w:val="false"/>
           <w:sz w:val="22"/>
           <w:szCs w:val="22"/>
           <w:color w:val="000000"/>
@@ -3068,11 +3443,11 @@
         <w:t xml:space="preserve">With the second prompt, listen for answers that ask what happened on roads without cameras and whether traffic changed.</w:t>
       </w:r>
     </w:p>
-    <w:sectPr w:officer="true">
-      <w:pgMar w:header="720" w:bottom="1008" w:top="1008" w:right="1152" w:left="1152" w:footer="720" w:gutter="720"/>
+    <w:sectPr>
+      <w:pgMar w:header="708" w:bottom="1008" w:top="1008" w:right="1152" w:left="1152" w:footer="708" w:gutter="0"/>
       <w:pgSz w:h="16838" w:w="11906" w:orient="portrait"/>
+      <w:type w:val="continuous"/>
       <w:cols/>
-      <w:type w:val="continuous"/>
     </w:sectPr>
   </w:body>
 </w:document>

--- a/Module_2_Oct_2026_v2/Oct12_session2_materials.docx
+++ b/Module_2_Oct_2026_v2/Oct12_session2_materials.docx
@@ -129,7 +129,6 @@
           <w:trHeight w:val="360" w:hRule="auto"/>
           <w:tblHeader/>
         </w:trPr>
-        header1
         <w:tc>
           <w:tcPr>
             <w:tcBorders>
@@ -149,6 +148,7 @@
           </w:tcPr>
           <w:p>
             <w:pPr>
+              <w:pStyle w:val="Normal"/>
               <w:jc w:val="left"/>
               <w:pBdr>
                 <w:bottom w:val="none" w:sz="0" w:space="0" w:color="000000"/>
@@ -203,6 +203,7 @@
           </w:tcPr>
           <w:p>
             <w:pPr>
+              <w:pStyle w:val="Normal"/>
               <w:jc w:val="left"/>
               <w:pBdr>
                 <w:bottom w:val="none" w:sz="0" w:space="0" w:color="000000"/>
@@ -257,6 +258,7 @@
           </w:tcPr>
           <w:p>
             <w:pPr>
+              <w:pStyle w:val="Normal"/>
               <w:jc w:val="left"/>
               <w:pBdr>
                 <w:bottom w:val="none" w:sz="0" w:space="0" w:color="000000"/>
@@ -311,6 +313,7 @@
           </w:tcPr>
           <w:p>
             <w:pPr>
+              <w:pStyle w:val="Normal"/>
               <w:jc w:val="left"/>
               <w:pBdr>
                 <w:bottom w:val="none" w:sz="0" w:space="0" w:color="000000"/>
@@ -365,6 +368,7 @@
           </w:tcPr>
           <w:p>
             <w:pPr>
+              <w:pStyle w:val="Normal"/>
               <w:jc w:val="left"/>
               <w:pBdr>
                 <w:bottom w:val="none" w:sz="0" w:space="0" w:color="000000"/>
@@ -419,6 +423,7 @@
           </w:tcPr>
           <w:p>
             <w:pPr>
+              <w:pStyle w:val="Normal"/>
               <w:jc w:val="left"/>
               <w:pBdr>
                 <w:bottom w:val="none" w:sz="0" w:space="0" w:color="000000"/>
@@ -459,7 +464,6 @@
         <w:trPr>
           <w:trHeight w:val="360" w:hRule="auto"/>
         </w:trPr>
-        body1
         <w:tc>
           <w:tcPr>
             <w:tcBorders>
@@ -479,6 +483,7 @@
           </w:tcPr>
           <w:p>
             <w:pPr>
+              <w:pStyle w:val="Normal"/>
               <w:jc w:val="left"/>
               <w:pBdr>
                 <w:bottom w:val="none" w:sz="0" w:space="0" w:color="000000"/>
@@ -533,6 +538,7 @@
           </w:tcPr>
           <w:p>
             <w:pPr>
+              <w:pStyle w:val="Normal"/>
               <w:jc w:val="left"/>
               <w:pBdr>
                 <w:bottom w:val="none" w:sz="0" w:space="0" w:color="000000"/>
@@ -587,6 +593,7 @@
           </w:tcPr>
           <w:p>
             <w:pPr>
+              <w:pStyle w:val="Normal"/>
               <w:jc w:val="left"/>
               <w:pBdr>
                 <w:bottom w:val="none" w:sz="0" w:space="0" w:color="000000"/>
@@ -641,6 +648,7 @@
           </w:tcPr>
           <w:p>
             <w:pPr>
+              <w:pStyle w:val="Normal"/>
               <w:jc w:val="left"/>
               <w:pBdr>
                 <w:bottom w:val="none" w:sz="0" w:space="0" w:color="000000"/>
@@ -695,6 +703,7 @@
           </w:tcPr>
           <w:p>
             <w:pPr>
+              <w:pStyle w:val="Normal"/>
               <w:jc w:val="left"/>
               <w:pBdr>
                 <w:bottom w:val="none" w:sz="0" w:space="0" w:color="000000"/>
@@ -749,6 +758,7 @@
           </w:tcPr>
           <w:p>
             <w:pPr>
+              <w:pStyle w:val="Normal"/>
               <w:jc w:val="left"/>
               <w:pBdr>
                 <w:bottom w:val="none" w:sz="0" w:space="0" w:color="000000"/>
@@ -789,7 +799,6 @@
         <w:trPr>
           <w:trHeight w:val="360" w:hRule="auto"/>
         </w:trPr>
-        body2
         <w:tc>
           <w:tcPr>
             <w:tcBorders>
@@ -809,6 +818,7 @@
           </w:tcPr>
           <w:p>
             <w:pPr>
+              <w:pStyle w:val="Normal"/>
               <w:jc w:val="left"/>
               <w:pBdr>
                 <w:bottom w:val="none" w:sz="0" w:space="0" w:color="000000"/>
@@ -863,6 +873,7 @@
           </w:tcPr>
           <w:p>
             <w:pPr>
+              <w:pStyle w:val="Normal"/>
               <w:jc w:val="left"/>
               <w:pBdr>
                 <w:bottom w:val="none" w:sz="0" w:space="0" w:color="000000"/>
@@ -917,6 +928,7 @@
           </w:tcPr>
           <w:p>
             <w:pPr>
+              <w:pStyle w:val="Normal"/>
               <w:jc w:val="left"/>
               <w:pBdr>
                 <w:bottom w:val="none" w:sz="0" w:space="0" w:color="000000"/>
@@ -971,6 +983,7 @@
           </w:tcPr>
           <w:p>
             <w:pPr>
+              <w:pStyle w:val="Normal"/>
               <w:jc w:val="left"/>
               <w:pBdr>
                 <w:bottom w:val="none" w:sz="0" w:space="0" w:color="000000"/>
@@ -1025,6 +1038,7 @@
           </w:tcPr>
           <w:p>
             <w:pPr>
+              <w:pStyle w:val="Normal"/>
               <w:jc w:val="left"/>
               <w:pBdr>
                 <w:bottom w:val="none" w:sz="0" w:space="0" w:color="000000"/>
@@ -1079,6 +1093,7 @@
           </w:tcPr>
           <w:p>
             <w:pPr>
+              <w:pStyle w:val="Normal"/>
               <w:jc w:val="left"/>
               <w:pBdr>
                 <w:bottom w:val="none" w:sz="0" w:space="0" w:color="000000"/>
@@ -1194,7 +1209,7 @@
           <w:szCs w:val="22"/>
           <w:color w:val="000000"/>
         </w:rPr>
-        <w:t xml:space="preserve">1. Which number is the before-and-after change? Circle it.</w:t>
+        <w:t xml:space="preserve">1. Which number is the before-and-after change? Circle that number.</w:t>
       </w:r>
     </w:p>
     <w:p>
@@ -1221,7 +1236,7 @@
           <w:szCs w:val="22"/>
           <w:color w:val="000000"/>
         </w:rPr>
-        <w:t xml:space="preserve">2. Where is its confidence interval? Draw a box around it.</w:t>
+        <w:t xml:space="preserve">2. Where is the confidence interval for that change? Draw a box around the interval.</w:t>
       </w:r>
     </w:p>
     <w:p>
@@ -1248,7 +1263,7 @@
           <w:szCs w:val="22"/>
           <w:color w:val="000000"/>
         </w:rPr>
-        <w:t xml:space="preserve">3. Which number is the 2019 average? Underline it. Why is it not an effect?</w:t>
+        <w:t xml:space="preserve">3. Which number is the 2019 average? Underline that number. Why is the 2019 average not the effect of the cameras?</w:t>
       </w:r>
     </w:p>
     <w:p>
@@ -1329,7 +1344,7 @@
           <w:szCs w:val="22"/>
           <w:color w:val="000000"/>
         </w:rPr>
-        <w:t xml:space="preserve">4. What comparison would you ask the evaluator for?</w:t>
+        <w:t xml:space="preserve">4. To know whether the cameras caused the change, what would you compare these roads with? Write the question you would ask the evaluator.</w:t>
       </w:r>
     </w:p>
     <w:p>
@@ -1731,7 +1746,7 @@
           <w:szCs w:val="22"/>
           <w:color w:val="000000"/>
         </w:rPr>
-        <w:t xml:space="preserve">In pairs: which of these claims can you check against the chart, and which does the chart support?</w:t>
+        <w:t xml:space="preserve">In pairs: underline each claim in the response that you can see in the chart. Cross out each claim that the chart does not show.</w:t>
       </w:r>
     </w:p>
     <w:p>
@@ -1893,7 +1908,61 @@
           <w:szCs w:val="22"/>
           <w:color w:val="000000"/>
         </w:rPr>
-        <w:t xml:space="preserve">Run both prompts on the same chart. What does the second answer include that the first left out? Paste the second answer into a fresh chat: which claims does it flag that the chart cannot support?</w:t>
+        <w:t xml:space="preserve">1. Run both prompts with the same chart.</w:t>
+      </w:r>
+    </w:p>
+    <w:p>
+      <w:pPr>
+        <w:pStyle w:val="Normal"/>
+        <w:jc w:val="left"/>
+        <w:pBdr>
+          <w:bottom w:val="none" w:sz="0" w:space="0" w:color="000000"/>
+          <w:top w:val="none" w:sz="0" w:space="0" w:color="000000"/>
+          <w:left w:val="none" w:sz="0" w:space="0" w:color="000000"/>
+          <w:right w:val="none" w:sz="0" w:space="0" w:color="000000"/>
+        </w:pBdr>
+        <w:spacing w:after="80" w:before="0" w:line="240"/>
+        <w:ind w:left="0" w:right="0" w:firstLine="0" w:firstLineChars="0"/>
+      </w:pPr>
+      <w:r>
+        <w:rPr>
+          <w:rFonts w:ascii="Arial" w:hAnsi="Arial" w:eastAsia="Arial" w:cs="Arial"/>
+          <w:i w:val="false"/>
+          <w:b w:val="false"/>
+          <w:u w:val="none"/>
+          <w:strike w:val="false"/>
+          <w:sz w:val="22"/>
+          <w:szCs w:val="22"/>
+          <w:color w:val="000000"/>
+        </w:rPr>
+        <w:t xml:space="preserve">2. What does the second answer include that the first answer left out?</w:t>
+      </w:r>
+    </w:p>
+    <w:p>
+      <w:pPr>
+        <w:pStyle w:val="Normal"/>
+        <w:jc w:val="left"/>
+        <w:pBdr>
+          <w:bottom w:val="none" w:sz="0" w:space="0" w:color="000000"/>
+          <w:top w:val="none" w:sz="0" w:space="0" w:color="000000"/>
+          <w:left w:val="none" w:sz="0" w:space="0" w:color="000000"/>
+          <w:right w:val="none" w:sz="0" w:space="0" w:color="000000"/>
+        </w:pBdr>
+        <w:spacing w:after="80" w:before="0" w:line="240"/>
+        <w:ind w:left="0" w:right="0" w:firstLine="0" w:firstLineChars="0"/>
+      </w:pPr>
+      <w:r>
+        <w:rPr>
+          <w:rFonts w:ascii="Arial" w:hAnsi="Arial" w:eastAsia="Arial" w:cs="Arial"/>
+          <w:i w:val="false"/>
+          <w:b w:val="false"/>
+          <w:u w:val="none"/>
+          <w:strike w:val="false"/>
+          <w:sz w:val="22"/>
+          <w:szCs w:val="22"/>
+          <w:color w:val="000000"/>
+        </w:rPr>
+        <w:t xml:space="preserve">3. Paste the second answer into a new chat and ask: which of these claims does the chart not support? Which claims does the new chat find?</w:t>
       </w:r>
     </w:p>
     <w:p>
@@ -1997,7 +2066,6 @@
         <w:trPr>
           <w:trHeight w:val="3168" w:hRule="atLeast"/>
         </w:trPr>
-        body1
         <w:tc>
           <w:tcPr>
             <w:tcBorders>
@@ -2017,6 +2085,7 @@
           </w:tcPr>
           <w:p>
             <w:pPr>
+              <w:pStyle w:val="Normal"/>
               <w:jc w:val="left"/>
               <w:pBdr>
                 <w:bottom w:val="none" w:sz="0" w:space="0" w:color="000000"/>
@@ -2100,7 +2169,7 @@
                 <w:szCs w:val="21"/>
                 <w:color w:val="000000"/>
               </w:rPr>
-              <w:t xml:space="preserve">2. How sure? Does the confidence interval clear the rule, not just zero?</w:t>
+              <w:t xml:space="preserve">2. How sure? Does the whole confidence interval meet the decision rule, not just exclude zero?</w:t>
             </w:r>
             <w:r>
               <w:rPr>
@@ -2126,7 +2195,7 @@
                 <w:szCs w:val="21"/>
                 <w:color w:val="000000"/>
               </w:rPr>
-              <w:t xml:space="preserve">3. Compared to what? Which group, which period, and did it move too?</w:t>
+              <w:t xml:space="preserve">3. Compared to what? Which group, which period, and did that group change too?</w:t>
             </w:r>
             <w:r>
               <w:rPr>
@@ -2165,7 +2234,7 @@
                 <w:szCs w:val="21"/>
                 <w:color w:val="000000"/>
               </w:rPr>
-              <w:t xml:space="preserve">On my desk: the last figure I was sent. Was it before-and-after? What would I compare it with?</w:t>
+              <w:t xml:space="preserve">Back at work: think of the last figure you received. Was it a before-and-after comparison? What would you compare it with?</w:t>
             </w:r>
             <w:r>
               <w:rPr>
@@ -2214,6 +2283,7 @@
           </w:tcPr>
           <w:p>
             <w:pPr>
+              <w:pStyle w:val="Normal"/>
               <w:jc w:val="left"/>
               <w:pBdr>
                 <w:bottom w:val="none" w:sz="0" w:space="0" w:color="000000"/>
@@ -2297,7 +2367,7 @@
                 <w:szCs w:val="21"/>
                 <w:color w:val="000000"/>
               </w:rPr>
-              <w:t xml:space="preserve">2. How sure? Does the confidence interval clear the rule, not just zero?</w:t>
+              <w:t xml:space="preserve">2. How sure? Does the whole confidence interval meet the decision rule, not just exclude zero?</w:t>
             </w:r>
             <w:r>
               <w:rPr>
@@ -2323,7 +2393,7 @@
                 <w:szCs w:val="21"/>
                 <w:color w:val="000000"/>
               </w:rPr>
-              <w:t xml:space="preserve">3. Compared to what? Which group, which period, and did it move too?</w:t>
+              <w:t xml:space="preserve">3. Compared to what? Which group, which period, and did that group change too?</w:t>
             </w:r>
             <w:r>
               <w:rPr>
@@ -2362,7 +2432,7 @@
                 <w:szCs w:val="21"/>
                 <w:color w:val="000000"/>
               </w:rPr>
-              <w:t xml:space="preserve">On my desk: the last figure I was sent. Was it before-and-after? What would I compare it with?</w:t>
+              <w:t xml:space="preserve">Back at work: think of the last figure you received. Was it a before-and-after comparison? What would you compare it with?</w:t>
             </w:r>
             <w:r>
               <w:rPr>
@@ -2397,7 +2467,6 @@
         <w:trPr>
           <w:trHeight w:val="3168" w:hRule="atLeast"/>
         </w:trPr>
-        body2
         <w:tc>
           <w:tcPr>
             <w:tcBorders>
@@ -2417,6 +2486,7 @@
           </w:tcPr>
           <w:p>
             <w:pPr>
+              <w:pStyle w:val="Normal"/>
               <w:jc w:val="left"/>
               <w:pBdr>
                 <w:bottom w:val="none" w:sz="0" w:space="0" w:color="000000"/>
@@ -2500,7 +2570,7 @@
                 <w:szCs w:val="21"/>
                 <w:color w:val="000000"/>
               </w:rPr>
-              <w:t xml:space="preserve">2. How sure? Does the confidence interval clear the rule, not just zero?</w:t>
+              <w:t xml:space="preserve">2. How sure? Does the whole confidence interval meet the decision rule, not just exclude zero?</w:t>
             </w:r>
             <w:r>
               <w:rPr>
@@ -2526,7 +2596,7 @@
                 <w:szCs w:val="21"/>
                 <w:color w:val="000000"/>
               </w:rPr>
-              <w:t xml:space="preserve">3. Compared to what? Which group, which period, and did it move too?</w:t>
+              <w:t xml:space="preserve">3. Compared to what? Which group, which period, and did that group change too?</w:t>
             </w:r>
             <w:r>
               <w:rPr>
@@ -2565,7 +2635,7 @@
                 <w:szCs w:val="21"/>
                 <w:color w:val="000000"/>
               </w:rPr>
-              <w:t xml:space="preserve">On my desk: the last figure I was sent. Was it before-and-after? What would I compare it with?</w:t>
+              <w:t xml:space="preserve">Back at work: think of the last figure you received. Was it a before-and-after comparison? What would you compare it with?</w:t>
             </w:r>
             <w:r>
               <w:rPr>
@@ -2614,6 +2684,7 @@
           </w:tcPr>
           <w:p>
             <w:pPr>
+              <w:pStyle w:val="Normal"/>
               <w:jc w:val="left"/>
               <w:pBdr>
                 <w:bottom w:val="none" w:sz="0" w:space="0" w:color="000000"/>
@@ -2697,7 +2768,7 @@
                 <w:szCs w:val="21"/>
                 <w:color w:val="000000"/>
               </w:rPr>
-              <w:t xml:space="preserve">2. How sure? Does the confidence interval clear the rule, not just zero?</w:t>
+              <w:t xml:space="preserve">2. How sure? Does the whole confidence interval meet the decision rule, not just exclude zero?</w:t>
             </w:r>
             <w:r>
               <w:rPr>
@@ -2723,7 +2794,7 @@
                 <w:szCs w:val="21"/>
                 <w:color w:val="000000"/>
               </w:rPr>
-              <w:t xml:space="preserve">3. Compared to what? Which group, which period, and did it move too?</w:t>
+              <w:t xml:space="preserve">3. Compared to what? Which group, which period, and did that group change too?</w:t>
             </w:r>
             <w:r>
               <w:rPr>
@@ -2762,7 +2833,7 @@
                 <w:szCs w:val="21"/>
                 <w:color w:val="000000"/>
               </w:rPr>
-              <w:t xml:space="preserve">On my desk: the last figure I was sent. Was it before-and-after? What would I compare it with?</w:t>
+              <w:t xml:space="preserve">Back at work: think of the last figure you received. Was it a before-and-after comparison? What would you compare it with?</w:t>
             </w:r>
             <w:r>
               <w:rPr>
@@ -2797,7 +2868,6 @@
         <w:trPr>
           <w:trHeight w:val="3168" w:hRule="atLeast"/>
         </w:trPr>
-        body3
         <w:tc>
           <w:tcPr>
             <w:tcBorders>
@@ -2817,6 +2887,7 @@
           </w:tcPr>
           <w:p>
             <w:pPr>
+              <w:pStyle w:val="Normal"/>
               <w:jc w:val="left"/>
               <w:pBdr>
                 <w:bottom w:val="none" w:sz="0" w:space="0" w:color="000000"/>
@@ -2900,7 +2971,7 @@
                 <w:szCs w:val="21"/>
                 <w:color w:val="000000"/>
               </w:rPr>
-              <w:t xml:space="preserve">2. How sure? Does the confidence interval clear the rule, not just zero?</w:t>
+              <w:t xml:space="preserve">2. How sure? Does the whole confidence interval meet the decision rule, not just exclude zero?</w:t>
             </w:r>
             <w:r>
               <w:rPr>
@@ -2926,7 +2997,7 @@
                 <w:szCs w:val="21"/>
                 <w:color w:val="000000"/>
               </w:rPr>
-              <w:t xml:space="preserve">3. Compared to what? Which group, which period, and did it move too?</w:t>
+              <w:t xml:space="preserve">3. Compared to what? Which group, which period, and did that group change too?</w:t>
             </w:r>
             <w:r>
               <w:rPr>
@@ -2965,7 +3036,7 @@
                 <w:szCs w:val="21"/>
                 <w:color w:val="000000"/>
               </w:rPr>
-              <w:t xml:space="preserve">On my desk: the last figure I was sent. Was it before-and-after? What would I compare it with?</w:t>
+              <w:t xml:space="preserve">Back at work: think of the last figure you received. Was it a before-and-after comparison? What would you compare it with?</w:t>
             </w:r>
             <w:r>
               <w:rPr>
@@ -3014,6 +3085,7 @@
           </w:tcPr>
           <w:p>
             <w:pPr>
+              <w:pStyle w:val="Normal"/>
               <w:jc w:val="left"/>
               <w:pBdr>
                 <w:bottom w:val="none" w:sz="0" w:space="0" w:color="000000"/>
@@ -3097,7 +3169,7 @@
                 <w:szCs w:val="21"/>
                 <w:color w:val="000000"/>
               </w:rPr>
-              <w:t xml:space="preserve">2. How sure? Does the confidence interval clear the rule, not just zero?</w:t>
+              <w:t xml:space="preserve">2. How sure? Does the whole confidence interval meet the decision rule, not just exclude zero?</w:t>
             </w:r>
             <w:r>
               <w:rPr>
@@ -3123,7 +3195,7 @@
                 <w:szCs w:val="21"/>
                 <w:color w:val="000000"/>
               </w:rPr>
-              <w:t xml:space="preserve">3. Compared to what? Which group, which period, and did it move too?</w:t>
+              <w:t xml:space="preserve">3. Compared to what? Which group, which period, and did that group change too?</w:t>
             </w:r>
             <w:r>
               <w:rPr>
@@ -3162,7 +3234,7 @@
                 <w:szCs w:val="21"/>
                 <w:color w:val="000000"/>
               </w:rPr>
-              <w:t xml:space="preserve">On my desk: the last figure I was sent. Was it before-and-after? What would I compare it with?</w:t>
+              <w:t xml:space="preserve">Back at work: think of the last figure you received. Was it a before-and-after comparison? What would you compare it with?</w:t>
             </w:r>
             <w:r>
               <w:rPr>

--- a/Module_2_Oct_2026_v2/Oct12_session2_materials.docx
+++ b/Module_2_Oct_2026_v2/Oct12_session2_materials.docx
@@ -107,7 +107,7 @@
           <w:szCs w:val="22"/>
           <w:color w:val="000000"/>
         </w:rPr>
-        <w:t xml:space="preserve">The before-and-after regression for the road segments that got speed cameras. Outcome: injury collisions per road segment, 2019 (round 0) and 2021 (round 1). Standard errors are clustered by road segment. The p-value is the column R printed as Pr(&gt;|t|).</w:t>
+        <w:t xml:space="preserve">The before-and-after regression for the city businesses that took part in GreenWaste. Outcome: waste costs in AED per business per year, before the programme (after = 0) and 12 months later (after = 1). Standard errors are clustered by business. The p-value is the column R printed as Pr(&gt;|t|).</w:t>
       </w:r>
     </w:p>
     <w:tbl xmlns:a="http://schemas.openxmlformats.org/drawingml/2006/main" xmlns:pic="http://schemas.openxmlformats.org/drawingml/2006/picture">
@@ -129,6 +129,7 @@
           <w:trHeight w:val="360" w:hRule="auto"/>
           <w:tblHeader/>
         </w:trPr>
+        header1
         <w:tc>
           <w:tcPr>
             <w:tcBorders>
@@ -148,7 +149,6 @@
           </w:tcPr>
           <w:p>
             <w:pPr>
-              <w:pStyle w:val="Normal"/>
               <w:jc w:val="left"/>
               <w:pBdr>
                 <w:bottom w:val="none" w:sz="0" w:space="0" w:color="000000"/>
@@ -203,7 +203,6 @@
           </w:tcPr>
           <w:p>
             <w:pPr>
-              <w:pStyle w:val="Normal"/>
               <w:jc w:val="left"/>
               <w:pBdr>
                 <w:bottom w:val="none" w:sz="0" w:space="0" w:color="000000"/>
@@ -258,7 +257,6 @@
           </w:tcPr>
           <w:p>
             <w:pPr>
-              <w:pStyle w:val="Normal"/>
               <w:jc w:val="left"/>
               <w:pBdr>
                 <w:bottom w:val="none" w:sz="0" w:space="0" w:color="000000"/>
@@ -313,7 +311,6 @@
           </w:tcPr>
           <w:p>
             <w:pPr>
-              <w:pStyle w:val="Normal"/>
               <w:jc w:val="left"/>
               <w:pBdr>
                 <w:bottom w:val="none" w:sz="0" w:space="0" w:color="000000"/>
@@ -368,7 +365,6 @@
           </w:tcPr>
           <w:p>
             <w:pPr>
-              <w:pStyle w:val="Normal"/>
               <w:jc w:val="left"/>
               <w:pBdr>
                 <w:bottom w:val="none" w:sz="0" w:space="0" w:color="000000"/>
@@ -423,7 +419,6 @@
           </w:tcPr>
           <w:p>
             <w:pPr>
-              <w:pStyle w:val="Normal"/>
               <w:jc w:val="left"/>
               <w:pBdr>
                 <w:bottom w:val="none" w:sz="0" w:space="0" w:color="000000"/>
@@ -464,6 +459,7 @@
         <w:trPr>
           <w:trHeight w:val="360" w:hRule="auto"/>
         </w:trPr>
+        body1
         <w:tc>
           <w:tcPr>
             <w:tcBorders>
@@ -483,7 +479,6 @@
           </w:tcPr>
           <w:p>
             <w:pPr>
-              <w:pStyle w:val="Normal"/>
               <w:jc w:val="left"/>
               <w:pBdr>
                 <w:bottom w:val="none" w:sz="0" w:space="0" w:color="000000"/>
@@ -538,7 +533,6 @@
           </w:tcPr>
           <w:p>
             <w:pPr>
-              <w:pStyle w:val="Normal"/>
               <w:jc w:val="left"/>
               <w:pBdr>
                 <w:bottom w:val="none" w:sz="0" w:space="0" w:color="000000"/>
@@ -570,7 +564,7 @@
                 <w:szCs w:val="21"/>
                 <w:color w:val="000000"/>
               </w:rPr>
-              <w:t xml:space="preserve">11.498</w:t>
+              <w:t xml:space="preserve">1,431.5</w:t>
             </w:r>
           </w:p>
         </w:tc>
@@ -593,7 +587,6 @@
           </w:tcPr>
           <w:p>
             <w:pPr>
-              <w:pStyle w:val="Normal"/>
               <w:jc w:val="left"/>
               <w:pBdr>
                 <w:bottom w:val="none" w:sz="0" w:space="0" w:color="000000"/>
@@ -625,7 +618,7 @@
                 <w:szCs w:val="21"/>
                 <w:color w:val="000000"/>
               </w:rPr>
-              <w:t xml:space="preserve">0.259</w:t>
+              <w:t xml:space="preserve">7.1</w:t>
             </w:r>
           </w:p>
         </w:tc>
@@ -648,7 +641,6 @@
           </w:tcPr>
           <w:p>
             <w:pPr>
-              <w:pStyle w:val="Normal"/>
               <w:jc w:val="left"/>
               <w:pBdr>
                 <w:bottom w:val="none" w:sz="0" w:space="0" w:color="000000"/>
@@ -703,7 +695,6 @@
           </w:tcPr>
           <w:p>
             <w:pPr>
-              <w:pStyle w:val="Normal"/>
               <w:jc w:val="left"/>
               <w:pBdr>
                 <w:bottom w:val="none" w:sz="0" w:space="0" w:color="000000"/>
@@ -735,7 +726,7 @@
                 <w:szCs w:val="21"/>
                 <w:color w:val="000000"/>
               </w:rPr>
-              <w:t xml:space="preserve">10.990</w:t>
+              <w:t xml:space="preserve">1,417.5</w:t>
             </w:r>
           </w:p>
         </w:tc>
@@ -758,7 +749,6 @@
           </w:tcPr>
           <w:p>
             <w:pPr>
-              <w:pStyle w:val="Normal"/>
               <w:jc w:val="left"/>
               <w:pBdr>
                 <w:bottom w:val="none" w:sz="0" w:space="0" w:color="000000"/>
@@ -790,7 +780,7 @@
                 <w:szCs w:val="21"/>
                 <w:color w:val="000000"/>
               </w:rPr>
-              <w:t xml:space="preserve">12.007</w:t>
+              <w:t xml:space="preserve">1,445.6</w:t>
             </w:r>
           </w:p>
         </w:tc>
@@ -799,6 +789,7 @@
         <w:trPr>
           <w:trHeight w:val="360" w:hRule="auto"/>
         </w:trPr>
+        body2
         <w:tc>
           <w:tcPr>
             <w:tcBorders>
@@ -818,7 +809,6 @@
           </w:tcPr>
           <w:p>
             <w:pPr>
-              <w:pStyle w:val="Normal"/>
               <w:jc w:val="left"/>
               <w:pBdr>
                 <w:bottom w:val="none" w:sz="0" w:space="0" w:color="000000"/>
@@ -850,7 +840,7 @@
                 <w:szCs w:val="21"/>
                 <w:color w:val="000000"/>
               </w:rPr>
-              <w:t xml:space="preserve">round</w:t>
+              <w:t xml:space="preserve">after</w:t>
             </w:r>
           </w:p>
         </w:tc>
@@ -873,7 +863,6 @@
           </w:tcPr>
           <w:p>
             <w:pPr>
-              <w:pStyle w:val="Normal"/>
               <w:jc w:val="left"/>
               <w:pBdr>
                 <w:bottom w:val="none" w:sz="0" w:space="0" w:color="000000"/>
@@ -905,7 +894,7 @@
                 <w:szCs w:val="21"/>
                 <w:color w:val="000000"/>
               </w:rPr>
-              <w:t xml:space="preserve">-2.525</w:t>
+              <w:t xml:space="preserve">-669.8</w:t>
             </w:r>
           </w:p>
         </w:tc>
@@ -928,7 +917,6 @@
           </w:tcPr>
           <w:p>
             <w:pPr>
-              <w:pStyle w:val="Normal"/>
               <w:jc w:val="left"/>
               <w:pBdr>
                 <w:bottom w:val="none" w:sz="0" w:space="0" w:color="000000"/>
@@ -960,7 +948,7 @@
                 <w:szCs w:val="21"/>
                 <w:color w:val="000000"/>
               </w:rPr>
-              <w:t xml:space="preserve">0.240</w:t>
+              <w:t xml:space="preserve">7.5</w:t>
             </w:r>
           </w:p>
         </w:tc>
@@ -983,7 +971,6 @@
           </w:tcPr>
           <w:p>
             <w:pPr>
-              <w:pStyle w:val="Normal"/>
               <w:jc w:val="left"/>
               <w:pBdr>
                 <w:bottom w:val="none" w:sz="0" w:space="0" w:color="000000"/>
@@ -1038,7 +1025,6 @@
           </w:tcPr>
           <w:p>
             <w:pPr>
-              <w:pStyle w:val="Normal"/>
               <w:jc w:val="left"/>
               <w:pBdr>
                 <w:bottom w:val="none" w:sz="0" w:space="0" w:color="000000"/>
@@ -1070,7 +1056,7 @@
                 <w:szCs w:val="21"/>
                 <w:color w:val="000000"/>
               </w:rPr>
-              <w:t xml:space="preserve">-2.996</w:t>
+              <w:t xml:space="preserve">-684.5</w:t>
             </w:r>
           </w:p>
         </w:tc>
@@ -1093,7 +1079,6 @@
           </w:tcPr>
           <w:p>
             <w:pPr>
-              <w:pStyle w:val="Normal"/>
               <w:jc w:val="left"/>
               <w:pBdr>
                 <w:bottom w:val="none" w:sz="0" w:space="0" w:color="000000"/>
@@ -1125,7 +1110,7 @@
                 <w:szCs w:val="21"/>
                 <w:color w:val="000000"/>
               </w:rPr>
-              <w:t xml:space="preserve">-2.054</w:t>
+              <w:t xml:space="preserve">-655.1</w:t>
             </w:r>
           </w:p>
         </w:tc>
@@ -1263,7 +1248,7 @@
           <w:szCs w:val="22"/>
           <w:color w:val="000000"/>
         </w:rPr>
-        <w:t xml:space="preserve">3. Which number is the 2019 average? Underline that number. Why is the 2019 average not the effect of the cameras?</w:t>
+        <w:t xml:space="preserve">3. Which number is the average before the programme? Underline that number. Why is it not the effect of GreenWaste?</w:t>
       </w:r>
     </w:p>
     <w:p>
@@ -1344,7 +1329,7 @@
           <w:szCs w:val="22"/>
           <w:color w:val="000000"/>
         </w:rPr>
-        <w:t xml:space="preserve">4. To know whether the cameras caused the change, what would you compare these roads with? Write the question you would ask the evaluator.</w:t>
+        <w:t xml:space="preserve">4. To know whether GreenWaste caused the change, what would you compare these businesses with? Write the question you would ask the evaluator.</w:t>
       </w:r>
     </w:p>
     <w:p>
@@ -1512,7 +1497,7 @@
           <w:szCs w:val="22"/>
           <w:color w:val="000000"/>
         </w:rPr>
-        <w:t xml:space="preserve">Average injury collisions per road segment in the sectors that got speed cameras.</w:t>
+        <w:t xml:space="preserve">Average waste costs per business, before GreenWaste and 12 months after, for the city businesses that took part.</w:t>
       </w:r>
     </w:p>
     <w:p>
@@ -1665,7 +1650,7 @@
           <w:szCs w:val="22"/>
           <w:color w:val="000000"/>
         </w:rPr>
-        <w:t xml:space="preserve">"What does this chart show? Did the cameras work?"</w:t>
+        <w:t xml:space="preserve">"What does this chart show? Did GreenWaste work?"</w:t>
       </w:r>
     </w:p>
     <w:p>
@@ -1719,7 +1704,7 @@
           <w:szCs w:val="22"/>
           <w:color w:val="000000"/>
         </w:rPr>
-        <w:t xml:space="preserve">"The chart shows a 22% reduction in injury collisions after speed cameras were installed, from 11.5 to 9.0 per road segment. This reduction is statistically significant (p &lt; 0.001), confirming that the cameras caused the decline. The fall was consistent across all road types, which suggests the effect is robust. Given the size of the effect, the programme should be extended to the remaining sectors."</w:t>
+        <w:t xml:space="preserve">"The chart shows a 47% reduction in waste costs after businesses joined GreenWaste, from 1,432 to 762 AED per business. This reduction is statistically significant (p &lt; 0.001), confirming that the programme caused the decline. The fall was consistent across all types of business, which suggests the effect is robust. Given the size of the effect, the programme should be scaled up nationally."</w:t>
       </w:r>
     </w:p>
     <w:p>
@@ -1881,7 +1866,7 @@
           <w:szCs w:val="22"/>
           <w:color w:val="000000"/>
         </w:rPr>
-        <w:t xml:space="preserve">"This chart shows average injury collisions per road segment in the sectors that got speed cameras, in 2019 and 2021. Describe only what the chart shows. Then list what else could explain the change, and what comparison you would need before saying the cameras caused it. Before you answer, ask me any questions you need."</w:t>
+        <w:t xml:space="preserve">"This chart shows average waste costs per business, before the GreenWaste programme and 12 months after, for the city businesses that took part. The rule for scaling up is a fall of at least 1,000 AED per business per year. Describe only what the chart shows. Then list what else could explain the change, and what comparison you would need before saying the programme caused it. Before you answer, ask me any questions you need."</w:t>
       </w:r>
     </w:p>
     <w:p>
@@ -2066,6 +2051,7 @@
         <w:trPr>
           <w:trHeight w:val="3168" w:hRule="atLeast"/>
         </w:trPr>
+        body1
         <w:tc>
           <w:tcPr>
             <w:tcBorders>
@@ -2085,7 +2071,6 @@
           </w:tcPr>
           <w:p>
             <w:pPr>
-              <w:pStyle w:val="Normal"/>
               <w:jc w:val="left"/>
               <w:pBdr>
                 <w:bottom w:val="none" w:sz="0" w:space="0" w:color="000000"/>
@@ -2283,7 +2268,6 @@
           </w:tcPr>
           <w:p>
             <w:pPr>
-              <w:pStyle w:val="Normal"/>
               <w:jc w:val="left"/>
               <w:pBdr>
                 <w:bottom w:val="none" w:sz="0" w:space="0" w:color="000000"/>
@@ -2467,6 +2451,7 @@
         <w:trPr>
           <w:trHeight w:val="3168" w:hRule="atLeast"/>
         </w:trPr>
+        body2
         <w:tc>
           <w:tcPr>
             <w:tcBorders>
@@ -2486,7 +2471,6 @@
           </w:tcPr>
           <w:p>
             <w:pPr>
-              <w:pStyle w:val="Normal"/>
               <w:jc w:val="left"/>
               <w:pBdr>
                 <w:bottom w:val="none" w:sz="0" w:space="0" w:color="000000"/>
@@ -2684,7 +2668,6 @@
           </w:tcPr>
           <w:p>
             <w:pPr>
-              <w:pStyle w:val="Normal"/>
               <w:jc w:val="left"/>
               <w:pBdr>
                 <w:bottom w:val="none" w:sz="0" w:space="0" w:color="000000"/>
@@ -2868,6 +2851,7 @@
         <w:trPr>
           <w:trHeight w:val="3168" w:hRule="atLeast"/>
         </w:trPr>
+        body3
         <w:tc>
           <w:tcPr>
             <w:tcBorders>
@@ -2887,7 +2871,6 @@
           </w:tcPr>
           <w:p>
             <w:pPr>
-              <w:pStyle w:val="Normal"/>
               <w:jc w:val="left"/>
               <w:pBdr>
                 <w:bottom w:val="none" w:sz="0" w:space="0" w:color="000000"/>
@@ -3085,7 +3068,6 @@
           </w:tcPr>
           <w:p>
             <w:pPr>
-              <w:pStyle w:val="Normal"/>
               <w:jc w:val="left"/>
               <w:pBdr>
                 <w:bottom w:val="none" w:sz="0" w:space="0" w:color="000000"/>
@@ -3404,7 +3386,7 @@
           <w:szCs w:val="22"/>
           <w:color w:val="000000"/>
         </w:rPr>
-        <w:t xml:space="preserve">1. The change is the round row: -2.525 collisions per segment (the slides round it to -2.53). 2. Its interval runs from -2.996 to -2.054. 3. The intercept, 11.498, is the 2019 average on camera roads. It is a starting level with nothing to compare it against, so it says nothing about what the cameras did. 4. Roads without cameras over the same two years. Their collisions fell too, by 1.39 per segment (15%), so some of the 2.53 would have happened anyway.</w:t>
+        <w:t xml:space="preserve">1. The change is the after row: -669.8 AED per business (the slides round it to -670). 2. Its interval runs from -684.5 to -655.1. 3. The intercept, 1,431.5 AED, is the average before the programme for the city businesses that took part. It is a starting level with nothing to compare it against, so it says nothing about what GreenWaste did. 4. Businesses that did not take part, over the same 12 months. Their costs rose by 144 AED per business with no programme, so the fall of 670 likely understates what GreenWaste did. Whether they are a fair comparison (they all scored above 58) is the question for Session 3.</w:t>
       </w:r>
     </w:p>
     <w:p>
@@ -3431,7 +3413,7 @@
           <w:szCs w:val="22"/>
           <w:color w:val="000000"/>
         </w:rPr>
-        <w:t xml:space="preserve">Against the rule of 2.0 fewer collisions: the estimate (2.53) and the whole interval (2.05 to 3.00) clear it. The camera result passes how big and how sure; compared to what is still open.</w:t>
+        <w:t xml:space="preserve">Against the rule of 1,000 AED: the estimate (670) and the whole interval (655 to 685) fall short. The result is precise, so on how big and how sure the before-and-after number says do not scale up; compared to what is still open.</w:t>
       </w:r>
     </w:p>
     <w:p>
@@ -3485,7 +3467,7 @@
           <w:szCs w:val="22"/>
           <w:color w:val="000000"/>
         </w:rPr>
-        <w:t xml:space="preserve">Correct: "22% reduction, 11.5 to 9.0". The bars show 11.5 and 9.0; the 22% can be worked out from them. Not on the chart: "p &lt; 0.001"; the model supplied a p-value it was never given. "Confirming that the cameras caused": a before-and-after chart cannot show cause, and a small p-value says the fall is unlikely to be noise, not what caused it. "Consistent across all road types": invented; the chart has no road types, and 37% of camera roads did not fall. "Should be extended": a recommendation with no rule and no comparison.</w:t>
+        <w:t xml:space="preserve">Correct: "47% reduction, 1,432 to 762". The bars show 1,432 and 762; the 47% can be worked out from them. Not on the chart: "p &lt; 0.001"; the model supplied a p-value it was never given. "Confirming that the programme caused": a before-and-after chart cannot show cause, and a small p-value says the fall is unlikely to be noise, not what caused it. "Consistent across all types of business": invented; the chart has no types of business, and 10% of the businesses that took part ended with higher costs. "Should be scaled up nationally": a recommendation with no rule and no comparison; the rule asks for 1,000 AED and the bars show a fall of 670.</w:t>
       </w:r>
     </w:p>
     <w:p>
@@ -3512,7 +3494,7 @@
           <w:szCs w:val="22"/>
           <w:color w:val="000000"/>
         </w:rPr>
-        <w:t xml:space="preserve">With the second prompt, listen for answers that ask what happened on roads without cameras and whether traffic changed.</w:t>
+        <w:t xml:space="preserve">With the second prompt, listen for answers that check the fall against the 1,000 AED rule, ask what happened to businesses that did not take part, and ask whether prices or waste fees changed.</w:t>
       </w:r>
     </w:p>
     <w:sectPr>

--- a/Module_2_Oct_2026_v2/Oct12_session2_materials.docx
+++ b/Module_2_Oct_2026_v2/Oct12_session2_materials.docx
@@ -26,7 +26,7 @@
           <w:szCs w:val="20"/>
           <w:color w:val="545860"/>
         </w:rPr>
-        <w:t xml:space="preserve">GreenWaste reading workshop B7 Day 1 B7 Session 2</w:t>
+        <w:t xml:space="preserve">GreenWaste reading workshop | Day 1 | Session 2</w:t>
       </w:r>
     </w:p>
     <w:p>
@@ -98,7 +98,7 @@
           <w:szCs w:val="18"/>
           <w:color w:val="545860"/>
         </w:rPr>
-        <w:t xml:space="preserve">Fictional GreenWaste case B7 invented figures</w:t>
+        <w:t xml:space="preserve">Fictional GreenWaste case | invented figures</w:t>
       </w:r>
     </w:p>
     <w:p>
@@ -553,7 +553,7 @@
                 <w:szCs w:val="24"/>
                 <w:color w:val="000000"/>
               </w:rPr>
-              <w:t xml:space="preserve">-670</w:t>
+              <w:t xml:space="preserve">-669</w:t>
             </w:r>
           </w:p>
         </w:tc>
@@ -607,7 +607,7 @@
                 <w:szCs w:val="24"/>
                 <w:color w:val="000000"/>
               </w:rPr>
-              <w:t xml:space="preserve">-685 to -655</w:t>
+              <w:t xml:space="preserve">-684 to -654</w:t>
             </w:r>
           </w:p>
         </w:tc>
@@ -940,7 +940,7 @@
           <w:szCs w:val="20"/>
           <w:color w:val="545860"/>
         </w:rPr>
-        <w:t xml:space="preserve">GreenWaste reading workshop B7 Day 1 B7 Session 2</w:t>
+        <w:t xml:space="preserve">GreenWaste reading workshop | Day 1 | Session 2</w:t>
       </w:r>
     </w:p>
     <w:p>
@@ -1147,7 +1147,7 @@
           <w:szCs w:val="28"/>
           <w:color w:val="000000"/>
         </w:rPr>
-        <w:t xml:space="preserve">b</w:t>
+        <w:t xml:space="preserve">"City participants' annual costs fell by 669 AED. GreenWaste caused that saving, so scale-up is justified."</w:t>
       </w:r>
     </w:p>
     <w:p>
@@ -1450,7 +1450,7 @@
           <w:szCs w:val="20"/>
           <w:color w:val="545860"/>
         </w:rPr>
-        <w:t xml:space="preserve">GreenWaste reading workshop B7 Day 1 B7 Session 2</w:t>
+        <w:t xml:space="preserve">GreenWaste reading workshop | Day 1 | Session 2</w:t>
       </w:r>
     </w:p>
     <w:p>
@@ -1549,7 +1549,7 @@
           <w:szCs w:val="24"/>
           <w:color w:val="000000"/>
         </w:rPr>
-        <w:t xml:space="preserve">Change -670 AED; 95% interval -685 to -655. Annual cost for city participants, after minus before, measured 12 months later. Both the estimate and interval imply a saving below the 1,000 AED rule. The result does not isolate what GreenWaste caused.</w:t>
+        <w:t xml:space="preserve">Change -669 AED; 95% interval -684 to -654. Annual cost for city participants, after minus before, measured 12 months later. Both the estimate and interval imply a saving below the 1,000 AED rule. The result does not isolate what GreenWaste caused.</w:t>
       </w:r>
     </w:p>
     <w:p>
@@ -1576,7 +1576,7 @@
           <w:szCs w:val="24"/>
           <w:color w:val="000000"/>
         </w:rPr>
-        <w:t xml:space="preserve">The printed regression stacks each business twice and clusters standard errors by business using estimatr::lm_robust with se_type = stata. The trainerb</w:t>
+        <w:t xml:space="preserve">The printed regression stacks each business twice and clusters standard errors by business using estimatr::lm_robust with se_type = stata. The trainer's short live arithmetic reproduces its coefficient. Displayed means are rounded; subtracting them can differ by one AED.</w:t>
       </w:r>
     </w:p>
     <w:p>
@@ -1684,7 +1684,7 @@
           <w:szCs w:val="24"/>
           <w:color w:val="000000"/>
         </w:rPr>
-        <w:t xml:space="preserve">Keep the descriptive fall; remove the causal and scale-up conclusion. Example: the observed fall is below the rule, but this comparison cannot isolate the programmeb</w:t>
+        <w:t xml:space="preserve">Keep the descriptive fall; remove the causal and scale-up conclusion. Example: the observed fall is below the rule, but this comparison cannot isolate the programme's effect. Ask for a credible estimate of what happened without GreenWaste. Review source evidence yourselves, even if a second AI agrees.</w:t>
       </w:r>
     </w:p>
     <w:p>

--- a/Module_2_Oct_2026_v2/Oct12_session2_materials.docx
+++ b/Module_2_Oct_2026_v2/Oct12_session2_materials.docx
@@ -44,7 +44,7 @@
           <w:szCs w:val="44"/>
           <w:color w:val="000000"/>
         </w:rPr>
-        <w:t xml:space="preserve">Read a reported result</w:t>
+        <w:t xml:space="preserve">Question a claim</w:t>
       </w:r>
     </w:p>
     <w:p>
@@ -71,7 +71,7 @@
           <w:szCs w:val="24"/>
           <w:color w:val="000000"/>
         </w:rPr>
-        <w:t xml:space="preserve">Read the extract. Circle the estimate, box its interval and underline the comparison. Use these to write a careful decision sentence.</w:t>
+        <w:t xml:space="preserve">Read the claim, make a provisional decision and write the question you would ask before acting.</w:t>
       </w:r>
     </w:p>
     <w:p>
@@ -98,7 +98,7 @@
           <w:szCs w:val="18"/>
           <w:color w:val="545860"/>
         </w:rPr>
-        <w:t xml:space="preserve">Fictional GreenWaste case | invented figures</w:t>
+        <w:t xml:space="preserve">GreenWaste is a fictional training case.</w:t>
       </w:r>
     </w:p>
     <w:p>
@@ -125,7 +125,34 @@
           <w:szCs w:val="28"/>
           <w:color w:val="000000"/>
         </w:rPr>
-        <w:t xml:space="preserve">The decision rule</w:t>
+        <w:t xml:space="preserve">1 Read alone first</w:t>
+      </w:r>
+    </w:p>
+    <w:p>
+      <w:pPr>
+        <w:pStyle w:val="Normal"/>
+        <w:jc w:val="left"/>
+        <w:pBdr>
+          <w:bottom w:val="none" w:sz="0" w:space="0" w:color="000000"/>
+          <w:top w:val="none" w:sz="0" w:space="0" w:color="000000"/>
+          <w:left w:val="none" w:sz="0" w:space="0" w:color="000000"/>
+          <w:right w:val="none" w:sz="0" w:space="0" w:color="000000"/>
+        </w:pBdr>
+        <w:spacing w:after="160" w:before="0" w:line="240"/>
+        <w:ind w:left="0" w:right="0" w:firstLine="0" w:firstLineChars="0"/>
+      </w:pPr>
+      <w:r>
+        <w:rPr>
+          <w:rFonts w:ascii="Arial" w:hAnsi="Arial" w:eastAsia="Arial" w:cs="Arial"/>
+          <w:i w:val="false"/>
+          <w:b w:val="true"/>
+          <w:u w:val="none"/>
+          <w:strike w:val="false"/>
+          <w:sz w:val="28"/>
+          <w:szCs w:val="28"/>
+          <w:color w:val="000000"/>
+        </w:rPr>
+        <w:t xml:space="preserve">"Landfill waste from businesses in GreenWaste fell 50% in a year."</w:t>
       </w:r>
     </w:p>
     <w:p>
@@ -152,7 +179,169 @@
           <w:szCs w:val="24"/>
           <w:color w:val="000000"/>
         </w:rPr>
-        <w:t xml:space="preserve">At least 1,000 AED annual saving per business, measured 12 months later. This is an invented course rule; it is not a full value-for-money test.</w:t>
+        <w:t xml:space="preserve">My decision   [  ] Extend   [  ] Do not extend   [  ] Ask first</w:t>
+      </w:r>
+    </w:p>
+    <w:p>
+      <w:pPr>
+        <w:pStyle w:val="Normal"/>
+        <w:jc w:val="left"/>
+        <w:pBdr>
+          <w:bottom w:val="none" w:sz="0" w:space="0" w:color="000000"/>
+          <w:top w:val="none" w:sz="0" w:space="0" w:color="000000"/>
+          <w:left w:val="none" w:sz="0" w:space="0" w:color="000000"/>
+          <w:right w:val="none" w:sz="0" w:space="0" w:color="000000"/>
+        </w:pBdr>
+        <w:spacing w:after="160" w:before="0" w:line="240"/>
+        <w:ind w:left="0" w:right="0" w:firstLine="0" w:firstLineChars="0"/>
+      </w:pPr>
+      <w:r>
+        <w:rPr>
+          <w:rFonts w:ascii="Arial" w:hAnsi="Arial" w:eastAsia="Arial" w:cs="Arial"/>
+          <w:i w:val="false"/>
+          <w:b w:val="false"/>
+          <w:u w:val="none"/>
+          <w:strike w:val="false"/>
+          <w:sz w:val="24"/>
+          <w:szCs w:val="24"/>
+          <w:color w:val="000000"/>
+        </w:rPr>
+        <w:t xml:space="preserve">My reason</w:t>
+      </w:r>
+    </w:p>
+    <w:p>
+      <w:pPr>
+        <w:pStyle w:val="Normal"/>
+        <w:jc w:val="left"/>
+        <w:pBdr>
+          <w:bottom w:val="none" w:sz="0" w:space="0" w:color="000000"/>
+          <w:top w:val="none" w:sz="0" w:space="0" w:color="000000"/>
+          <w:left w:val="none" w:sz="0" w:space="0" w:color="000000"/>
+          <w:right w:val="none" w:sz="0" w:space="0" w:color="000000"/>
+        </w:pBdr>
+        <w:spacing w:after="240" w:before="0" w:line="240"/>
+        <w:ind w:left="0" w:right="0" w:firstLine="0" w:firstLineChars="0"/>
+      </w:pPr>
+      <w:r>
+        <w:rPr>
+          <w:rFonts w:ascii="Arial" w:hAnsi="Arial" w:eastAsia="Arial" w:cs="Arial"/>
+          <w:i w:val="false"/>
+          <w:b w:val="false"/>
+          <w:u w:val="none"/>
+          <w:strike w:val="false"/>
+          <w:sz w:val="24"/>
+          <w:szCs w:val="24"/>
+          <w:color w:val="B5BEC9"/>
+        </w:rPr>
+        <w:t xml:space="preserve">_______________________________________________________</w:t>
+      </w:r>
+    </w:p>
+    <w:p>
+      <w:pPr>
+        <w:pStyle w:val="Normal"/>
+        <w:jc w:val="left"/>
+        <w:pBdr>
+          <w:bottom w:val="none" w:sz="0" w:space="0" w:color="000000"/>
+          <w:top w:val="none" w:sz="0" w:space="0" w:color="000000"/>
+          <w:left w:val="none" w:sz="0" w:space="0" w:color="000000"/>
+          <w:right w:val="none" w:sz="0" w:space="0" w:color="000000"/>
+        </w:pBdr>
+        <w:spacing w:after="240" w:before="0" w:line="240"/>
+        <w:ind w:left="0" w:right="0" w:firstLine="0" w:firstLineChars="0"/>
+      </w:pPr>
+      <w:r>
+        <w:rPr>
+          <w:rFonts w:ascii="Arial" w:hAnsi="Arial" w:eastAsia="Arial" w:cs="Arial"/>
+          <w:i w:val="false"/>
+          <w:b w:val="false"/>
+          <w:u w:val="none"/>
+          <w:strike w:val="false"/>
+          <w:sz w:val="24"/>
+          <w:szCs w:val="24"/>
+          <w:color w:val="B5BEC9"/>
+        </w:rPr>
+        <w:t xml:space="preserve">_______________________________________________________</w:t>
+      </w:r>
+    </w:p>
+    <w:p>
+      <w:pPr>
+        <w:pStyle w:val="Normal"/>
+        <w:jc w:val="left"/>
+        <w:pBdr>
+          <w:bottom w:val="none" w:sz="0" w:space="0" w:color="000000"/>
+          <w:top w:val="none" w:sz="0" w:space="0" w:color="000000"/>
+          <w:left w:val="none" w:sz="0" w:space="0" w:color="000000"/>
+          <w:right w:val="none" w:sz="0" w:space="0" w:color="000000"/>
+        </w:pBdr>
+        <w:spacing w:after="160" w:before="0" w:line="240"/>
+        <w:ind w:left="0" w:right="0" w:firstLine="0" w:firstLineChars="0"/>
+      </w:pPr>
+      <w:r>
+        <w:rPr>
+          <w:rFonts w:ascii="Arial" w:hAnsi="Arial" w:eastAsia="Arial" w:cs="Arial"/>
+          <w:i w:val="false"/>
+          <w:b w:val="false"/>
+          <w:u w:val="none"/>
+          <w:strike w:val="false"/>
+          <w:sz w:val="24"/>
+          <w:szCs w:val="24"/>
+          <w:color w:val="000000"/>
+        </w:rPr>
+        <w:t xml:space="preserve">My question for the evaluator</w:t>
+      </w:r>
+    </w:p>
+    <w:p>
+      <w:pPr>
+        <w:pStyle w:val="Normal"/>
+        <w:jc w:val="left"/>
+        <w:pBdr>
+          <w:bottom w:val="none" w:sz="0" w:space="0" w:color="000000"/>
+          <w:top w:val="none" w:sz="0" w:space="0" w:color="000000"/>
+          <w:left w:val="none" w:sz="0" w:space="0" w:color="000000"/>
+          <w:right w:val="none" w:sz="0" w:space="0" w:color="000000"/>
+        </w:pBdr>
+        <w:spacing w:after="240" w:before="0" w:line="240"/>
+        <w:ind w:left="0" w:right="0" w:firstLine="0" w:firstLineChars="0"/>
+      </w:pPr>
+      <w:r>
+        <w:rPr>
+          <w:rFonts w:ascii="Arial" w:hAnsi="Arial" w:eastAsia="Arial" w:cs="Arial"/>
+          <w:i w:val="false"/>
+          <w:b w:val="false"/>
+          <w:u w:val="none"/>
+          <w:strike w:val="false"/>
+          <w:sz w:val="24"/>
+          <w:szCs w:val="24"/>
+          <w:color w:val="B5BEC9"/>
+        </w:rPr>
+        <w:t xml:space="preserve">_______________________________________________________</w:t>
+      </w:r>
+    </w:p>
+    <w:p>
+      <w:pPr>
+        <w:pStyle w:val="Normal"/>
+        <w:jc w:val="left"/>
+        <w:pBdr>
+          <w:bottom w:val="none" w:sz="0" w:space="0" w:color="000000"/>
+          <w:top w:val="none" w:sz="0" w:space="0" w:color="000000"/>
+          <w:left w:val="none" w:sz="0" w:space="0" w:color="000000"/>
+          <w:right w:val="none" w:sz="0" w:space="0" w:color="000000"/>
+        </w:pBdr>
+        <w:spacing w:after="240" w:before="0" w:line="240"/>
+        <w:ind w:left="0" w:right="0" w:firstLine="0" w:firstLineChars="0"/>
+      </w:pPr>
+      <w:r>
+        <w:rPr>
+          <w:rFonts w:ascii="Arial" w:hAnsi="Arial" w:eastAsia="Arial" w:cs="Arial"/>
+          <w:i w:val="false"/>
+          <w:b w:val="false"/>
+          <w:u w:val="none"/>
+          <w:strike w:val="false"/>
+          <w:sz w:val="24"/>
+          <w:szCs w:val="24"/>
+          <w:color w:val="B5BEC9"/>
+        </w:rPr>
+        <w:t xml:space="preserve">_______________________________________________________</w:t>
       </w:r>
     </w:p>
     <w:p>
@@ -179,7 +368,7 @@
           <w:szCs w:val="28"/>
           <w:color w:val="000000"/>
         </w:rPr>
-        <w:t xml:space="preserve">The report extract</w:t>
+        <w:t xml:space="preserve">2 What could an average hide</w:t>
       </w:r>
     </w:p>
     <w:p>
@@ -206,7 +395,7 @@
           <w:szCs w:val="24"/>
           <w:color w:val="000000"/>
         </w:rPr>
-        <w:t xml:space="preserve">City businesses that took part: the same businesses before and 12 months after. Outcome: annual waste cost, AED per business.</w:t>
+        <w:t xml:space="preserve">Landfill before GreenWaste, tonnes per year, for ten businesses</w:t>
       </w:r>
     </w:p>
     <w:tbl xmlns:a="http://schemas.openxmlformats.org/drawingml/2006/main" xmlns:pic="http://schemas.openxmlformats.org/drawingml/2006/picture">
@@ -216,234 +405,17 @@
         <w:tblLook w:firstRow="1" w:lastRow="0" w:firstColumn="0" w:lastColumn="0" w:noHBand="0" w:noVBand="1"/>
       </w:tblPr>
       <w:tblGrid>
-        <w:gridCol w:w="2736"/>
-        <w:gridCol w:w="1800"/>
-        <w:gridCol w:w="3240"/>
-        <w:gridCol w:w="2016"/>
+        <w:gridCol w:w="979"/>
+        <w:gridCol w:w="979"/>
+        <w:gridCol w:w="979"/>
+        <w:gridCol w:w="979"/>
+        <w:gridCol w:w="979"/>
+        <w:gridCol w:w="979"/>
+        <w:gridCol w:w="979"/>
+        <w:gridCol w:w="979"/>
+        <w:gridCol w:w="979"/>
+        <w:gridCol w:w="979"/>
       </w:tblGrid>
-      <w:tr>
-        <w:trPr>
-          <w:trHeight w:val="360" w:hRule="auto"/>
-          <w:tblHeader/>
-        </w:trPr>
-        header1
-        <w:tc>
-          <w:tcPr>
-            <w:tcBorders>
-              <w:bottom w:val="single" w:sz="6" w:space="0" w:color="D9D9D9"/>
-              <w:top w:val="single" w:sz="6" w:space="0" w:color="D9D9D9"/>
-              <w:left w:val="single" w:sz="6" w:space="0" w:color="D9D9D9"/>
-              <w:right w:val="single" w:sz="6" w:space="0" w:color="D9D9D9"/>
-            </w:tcBorders>
-            <w:shd w:val="clear" w:color="auto" w:fill="063360"/>
-            <w:tcMar>
-              <w:top w:w="0" w:type="dxa"/>
-              <w:bottom w:w="0" w:type="dxa"/>
-              <w:left w:w="0" w:type="dxa"/>
-              <w:right w:w="0" w:type="dxa"/>
-            </w:tcMar>
-            <w:vAlign w:val="center"/>
-          </w:tcPr>
-          <w:p>
-            <w:pPr>
-              <w:jc w:val="left"/>
-              <w:pBdr>
-                <w:bottom w:val="none" w:sz="0" w:space="0" w:color="000000"/>
-                <w:top w:val="none" w:sz="0" w:space="0" w:color="000000"/>
-                <w:left w:val="none" w:sz="0" w:space="0" w:color="000000"/>
-                <w:right w:val="none" w:sz="0" w:space="0" w:color="000000"/>
-              </w:pBdr>
-              <w:spacing w:after="140" w:before="140" w:line="240"/>
-              <w:ind w:left="140" w:right="140" w:firstLine="0" w:firstLineChars="0"/>
-              <w:rPr>
-                <w:rFonts w:ascii="Arial" w:hAnsi="Arial" w:eastAsia="Arial" w:cs="Arial"/>
-                <w:i w:val="false"/>
-                <w:b w:val="true"/>
-                <w:u w:val="none"/>
-                <w:strike w:val="false"/>
-                <w:sz w:val="24"/>
-                <w:szCs w:val="24"/>
-                <w:color w:val="FFFFFF"/>
-              </w:rPr>
-            </w:pPr>
-            <w:r>
-              <w:rPr>
-                <w:rFonts w:ascii="Arial" w:hAnsi="Arial" w:eastAsia="Arial" w:cs="Arial"/>
-                <w:i w:val="false"/>
-                <w:b w:val="true"/>
-                <w:u w:val="none"/>
-                <w:strike w:val="false"/>
-                <w:sz w:val="24"/>
-                <w:szCs w:val="24"/>
-                <w:color w:val="FFFFFF"/>
-              </w:rPr>
-              <w:t xml:space="preserve">Result row</w:t>
-            </w:r>
-          </w:p>
-        </w:tc>
-        <w:tc>
-          <w:tcPr>
-            <w:tcBorders>
-              <w:bottom w:val="single" w:sz="6" w:space="0" w:color="D9D9D9"/>
-              <w:top w:val="single" w:sz="6" w:space="0" w:color="D9D9D9"/>
-              <w:left w:val="single" w:sz="6" w:space="0" w:color="D9D9D9"/>
-              <w:right w:val="single" w:sz="6" w:space="0" w:color="D9D9D9"/>
-            </w:tcBorders>
-            <w:shd w:val="clear" w:color="auto" w:fill="063360"/>
-            <w:tcMar>
-              <w:top w:w="0" w:type="dxa"/>
-              <w:bottom w:w="0" w:type="dxa"/>
-              <w:left w:w="0" w:type="dxa"/>
-              <w:right w:w="0" w:type="dxa"/>
-            </w:tcMar>
-            <w:vAlign w:val="center"/>
-          </w:tcPr>
-          <w:p>
-            <w:pPr>
-              <w:jc w:val="left"/>
-              <w:pBdr>
-                <w:bottom w:val="none" w:sz="0" w:space="0" w:color="000000"/>
-                <w:top w:val="none" w:sz="0" w:space="0" w:color="000000"/>
-                <w:left w:val="none" w:sz="0" w:space="0" w:color="000000"/>
-                <w:right w:val="none" w:sz="0" w:space="0" w:color="000000"/>
-              </w:pBdr>
-              <w:spacing w:after="140" w:before="140" w:line="240"/>
-              <w:ind w:left="140" w:right="140" w:firstLine="0" w:firstLineChars="0"/>
-              <w:rPr>
-                <w:rFonts w:ascii="Arial" w:hAnsi="Arial" w:eastAsia="Arial" w:cs="Arial"/>
-                <w:i w:val="false"/>
-                <w:b w:val="true"/>
-                <w:u w:val="none"/>
-                <w:strike w:val="false"/>
-                <w:sz w:val="24"/>
-                <w:szCs w:val="24"/>
-                <w:color w:val="FFFFFF"/>
-              </w:rPr>
-            </w:pPr>
-            <w:r>
-              <w:rPr>
-                <w:rFonts w:ascii="Arial" w:hAnsi="Arial" w:eastAsia="Arial" w:cs="Arial"/>
-                <w:i w:val="false"/>
-                <w:b w:val="true"/>
-                <w:u w:val="none"/>
-                <w:strike w:val="false"/>
-                <w:sz w:val="24"/>
-                <w:szCs w:val="24"/>
-                <w:color w:val="FFFFFF"/>
-              </w:rPr>
-              <w:t xml:space="preserve">Coefficient AED</w:t>
-            </w:r>
-          </w:p>
-        </w:tc>
-        <w:tc>
-          <w:tcPr>
-            <w:tcBorders>
-              <w:bottom w:val="single" w:sz="6" w:space="0" w:color="D9D9D9"/>
-              <w:top w:val="single" w:sz="6" w:space="0" w:color="D9D9D9"/>
-              <w:left w:val="single" w:sz="6" w:space="0" w:color="D9D9D9"/>
-              <w:right w:val="single" w:sz="6" w:space="0" w:color="D9D9D9"/>
-            </w:tcBorders>
-            <w:shd w:val="clear" w:color="auto" w:fill="063360"/>
-            <w:tcMar>
-              <w:top w:w="0" w:type="dxa"/>
-              <w:bottom w:w="0" w:type="dxa"/>
-              <w:left w:w="0" w:type="dxa"/>
-              <w:right w:w="0" w:type="dxa"/>
-            </w:tcMar>
-            <w:vAlign w:val="center"/>
-          </w:tcPr>
-          <w:p>
-            <w:pPr>
-              <w:jc w:val="left"/>
-              <w:pBdr>
-                <w:bottom w:val="none" w:sz="0" w:space="0" w:color="000000"/>
-                <w:top w:val="none" w:sz="0" w:space="0" w:color="000000"/>
-                <w:left w:val="none" w:sz="0" w:space="0" w:color="000000"/>
-                <w:right w:val="none" w:sz="0" w:space="0" w:color="000000"/>
-              </w:pBdr>
-              <w:spacing w:after="140" w:before="140" w:line="240"/>
-              <w:ind w:left="140" w:right="140" w:firstLine="0" w:firstLineChars="0"/>
-              <w:rPr>
-                <w:rFonts w:ascii="Arial" w:hAnsi="Arial" w:eastAsia="Arial" w:cs="Arial"/>
-                <w:i w:val="false"/>
-                <w:b w:val="true"/>
-                <w:u w:val="none"/>
-                <w:strike w:val="false"/>
-                <w:sz w:val="24"/>
-                <w:szCs w:val="24"/>
-                <w:color w:val="FFFFFF"/>
-              </w:rPr>
-            </w:pPr>
-            <w:r>
-              <w:rPr>
-                <w:rFonts w:ascii="Arial" w:hAnsi="Arial" w:eastAsia="Arial" w:cs="Arial"/>
-                <w:i w:val="false"/>
-                <w:b w:val="true"/>
-                <w:u w:val="none"/>
-                <w:strike w:val="false"/>
-                <w:sz w:val="24"/>
-                <w:szCs w:val="24"/>
-                <w:color w:val="FFFFFF"/>
-              </w:rPr>
-              <w:t xml:space="preserve">95% interval AED</w:t>
-            </w:r>
-          </w:p>
-        </w:tc>
-        <w:tc>
-          <w:tcPr>
-            <w:tcBorders>
-              <w:bottom w:val="single" w:sz="6" w:space="0" w:color="D9D9D9"/>
-              <w:top w:val="single" w:sz="6" w:space="0" w:color="D9D9D9"/>
-              <w:left w:val="single" w:sz="6" w:space="0" w:color="D9D9D9"/>
-              <w:right w:val="single" w:sz="6" w:space="0" w:color="D9D9D9"/>
-            </w:tcBorders>
-            <w:shd w:val="clear" w:color="auto" w:fill="063360"/>
-            <w:tcMar>
-              <w:top w:w="0" w:type="dxa"/>
-              <w:bottom w:w="0" w:type="dxa"/>
-              <w:left w:w="0" w:type="dxa"/>
-              <w:right w:w="0" w:type="dxa"/>
-            </w:tcMar>
-            <w:vAlign w:val="center"/>
-          </w:tcPr>
-          <w:p>
-            <w:pPr>
-              <w:jc w:val="left"/>
-              <w:pBdr>
-                <w:bottom w:val="none" w:sz="0" w:space="0" w:color="000000"/>
-                <w:top w:val="none" w:sz="0" w:space="0" w:color="000000"/>
-                <w:left w:val="none" w:sz="0" w:space="0" w:color="000000"/>
-                <w:right w:val="none" w:sz="0" w:space="0" w:color="000000"/>
-              </w:pBdr>
-              <w:spacing w:after="140" w:before="140" w:line="240"/>
-              <w:ind w:left="140" w:right="140" w:firstLine="0" w:firstLineChars="0"/>
-              <w:rPr>
-                <w:rFonts w:ascii="Arial" w:hAnsi="Arial" w:eastAsia="Arial" w:cs="Arial"/>
-                <w:i w:val="false"/>
-                <w:b w:val="true"/>
-                <w:u w:val="none"/>
-                <w:strike w:val="false"/>
-                <w:sz w:val="24"/>
-                <w:szCs w:val="24"/>
-                <w:color w:val="FFFFFF"/>
-              </w:rPr>
-            </w:pPr>
-            <w:r>
-              <w:rPr>
-                <w:rFonts w:ascii="Arial" w:hAnsi="Arial" w:eastAsia="Arial" w:cs="Arial"/>
-                <w:i w:val="false"/>
-                <w:b w:val="true"/>
-                <w:u w:val="none"/>
-                <w:strike w:val="false"/>
-                <w:sz w:val="24"/>
-                <w:szCs w:val="24"/>
-                <w:color w:val="FFFFFF"/>
-              </w:rPr>
-              <w:t xml:space="preserve">p-value</w:t>
-            </w:r>
-          </w:p>
-        </w:tc>
-      </w:tr>
       <w:tr>
         <w:trPr>
           <w:trHeight w:val="360" w:hRule="auto"/>
@@ -453,7 +425,7 @@
           <w:tcPr>
             <w:tcBorders>
               <w:bottom w:val="single" w:sz="6" w:space="0" w:color="D9D9D9"/>
-              <w:top w:val="single" w:sz="6" w:space="0" w:color="D9D9D9"/>
+              <w:top w:val="none" w:sz="0" w:space="0" w:color="000000"/>
               <w:left w:val="single" w:sz="6" w:space="0" w:color="D9D9D9"/>
               <w:right w:val="single" w:sz="6" w:space="0" w:color="D9D9D9"/>
             </w:tcBorders>
@@ -499,7 +471,7 @@
                 <w:szCs w:val="24"/>
                 <w:color w:val="000000"/>
               </w:rPr>
-              <w:t xml:space="preserve">After GreenWaste</w:t>
+              <w:t xml:space="preserve">3</w:t>
             </w:r>
           </w:p>
         </w:tc>
@@ -507,7 +479,7 @@
           <w:tcPr>
             <w:tcBorders>
               <w:bottom w:val="single" w:sz="6" w:space="0" w:color="D9D9D9"/>
-              <w:top w:val="single" w:sz="6" w:space="0" w:color="D9D9D9"/>
+              <w:top w:val="none" w:sz="0" w:space="0" w:color="000000"/>
               <w:left w:val="single" w:sz="6" w:space="0" w:color="D9D9D9"/>
               <w:right w:val="single" w:sz="6" w:space="0" w:color="D9D9D9"/>
             </w:tcBorders>
@@ -553,7 +525,7 @@
                 <w:szCs w:val="24"/>
                 <w:color w:val="000000"/>
               </w:rPr>
-              <w:t xml:space="preserve">-669</w:t>
+              <w:t xml:space="preserve">4</w:t>
             </w:r>
           </w:p>
         </w:tc>
@@ -561,7 +533,7 @@
           <w:tcPr>
             <w:tcBorders>
               <w:bottom w:val="single" w:sz="6" w:space="0" w:color="D9D9D9"/>
-              <w:top w:val="single" w:sz="6" w:space="0" w:color="D9D9D9"/>
+              <w:top w:val="none" w:sz="0" w:space="0" w:color="000000"/>
               <w:left w:val="single" w:sz="6" w:space="0" w:color="D9D9D9"/>
               <w:right w:val="single" w:sz="6" w:space="0" w:color="D9D9D9"/>
             </w:tcBorders>
@@ -607,7 +579,7 @@
                 <w:szCs w:val="24"/>
                 <w:color w:val="000000"/>
               </w:rPr>
-              <w:t xml:space="preserve">-684 to -654</w:t>
+              <w:t xml:space="preserve">5</w:t>
             </w:r>
           </w:p>
         </w:tc>
@@ -615,7 +587,7 @@
           <w:tcPr>
             <w:tcBorders>
               <w:bottom w:val="single" w:sz="6" w:space="0" w:color="D9D9D9"/>
-              <w:top w:val="single" w:sz="6" w:space="0" w:color="D9D9D9"/>
+              <w:top w:val="none" w:sz="0" w:space="0" w:color="000000"/>
               <w:left w:val="single" w:sz="6" w:space="0" w:color="D9D9D9"/>
               <w:right w:val="single" w:sz="6" w:space="0" w:color="D9D9D9"/>
             </w:tcBorders>
@@ -661,7 +633,331 @@
                 <w:szCs w:val="24"/>
                 <w:color w:val="000000"/>
               </w:rPr>
-              <w:t xml:space="preserve">&lt; 0.001</w:t>
+              <w:t xml:space="preserve">5</w:t>
+            </w:r>
+          </w:p>
+        </w:tc>
+        <w:tc>
+          <w:tcPr>
+            <w:tcBorders>
+              <w:bottom w:val="single" w:sz="6" w:space="0" w:color="D9D9D9"/>
+              <w:top w:val="none" w:sz="0" w:space="0" w:color="000000"/>
+              <w:left w:val="single" w:sz="6" w:space="0" w:color="D9D9D9"/>
+              <w:right w:val="single" w:sz="6" w:space="0" w:color="D9D9D9"/>
+            </w:tcBorders>
+            <w:shd w:val="clear" w:color="auto" w:fill="FFFFFF"/>
+            <w:tcMar>
+              <w:top w:w="0" w:type="dxa"/>
+              <w:bottom w:w="0" w:type="dxa"/>
+              <w:left w:w="0" w:type="dxa"/>
+              <w:right w:w="0" w:type="dxa"/>
+            </w:tcMar>
+            <w:vAlign w:val="center"/>
+          </w:tcPr>
+          <w:p>
+            <w:pPr>
+              <w:jc w:val="left"/>
+              <w:pBdr>
+                <w:bottom w:val="none" w:sz="0" w:space="0" w:color="000000"/>
+                <w:top w:val="none" w:sz="0" w:space="0" w:color="000000"/>
+                <w:left w:val="none" w:sz="0" w:space="0" w:color="000000"/>
+                <w:right w:val="none" w:sz="0" w:space="0" w:color="000000"/>
+              </w:pBdr>
+              <w:spacing w:after="140" w:before="140" w:line="240"/>
+              <w:ind w:left="140" w:right="140" w:firstLine="0" w:firstLineChars="0"/>
+              <w:rPr>
+                <w:rFonts w:ascii="Arial" w:hAnsi="Arial" w:eastAsia="Arial" w:cs="Arial"/>
+                <w:i w:val="false"/>
+                <w:b w:val="false"/>
+                <w:u w:val="none"/>
+                <w:strike w:val="false"/>
+                <w:sz w:val="24"/>
+                <w:szCs w:val="24"/>
+                <w:color w:val="000000"/>
+              </w:rPr>
+            </w:pPr>
+            <w:r>
+              <w:rPr>
+                <w:rFonts w:ascii="Arial" w:hAnsi="Arial" w:eastAsia="Arial" w:cs="Arial"/>
+                <w:i w:val="false"/>
+                <w:b w:val="false"/>
+                <w:u w:val="none"/>
+                <w:strike w:val="false"/>
+                <w:sz w:val="24"/>
+                <w:szCs w:val="24"/>
+                <w:color w:val="000000"/>
+              </w:rPr>
+              <w:t xml:space="preserve">6</w:t>
+            </w:r>
+          </w:p>
+        </w:tc>
+        <w:tc>
+          <w:tcPr>
+            <w:tcBorders>
+              <w:bottom w:val="single" w:sz="6" w:space="0" w:color="D9D9D9"/>
+              <w:top w:val="none" w:sz="0" w:space="0" w:color="000000"/>
+              <w:left w:val="single" w:sz="6" w:space="0" w:color="D9D9D9"/>
+              <w:right w:val="single" w:sz="6" w:space="0" w:color="D9D9D9"/>
+            </w:tcBorders>
+            <w:shd w:val="clear" w:color="auto" w:fill="FFFFFF"/>
+            <w:tcMar>
+              <w:top w:w="0" w:type="dxa"/>
+              <w:bottom w:w="0" w:type="dxa"/>
+              <w:left w:w="0" w:type="dxa"/>
+              <w:right w:w="0" w:type="dxa"/>
+            </w:tcMar>
+            <w:vAlign w:val="center"/>
+          </w:tcPr>
+          <w:p>
+            <w:pPr>
+              <w:jc w:val="left"/>
+              <w:pBdr>
+                <w:bottom w:val="none" w:sz="0" w:space="0" w:color="000000"/>
+                <w:top w:val="none" w:sz="0" w:space="0" w:color="000000"/>
+                <w:left w:val="none" w:sz="0" w:space="0" w:color="000000"/>
+                <w:right w:val="none" w:sz="0" w:space="0" w:color="000000"/>
+              </w:pBdr>
+              <w:spacing w:after="140" w:before="140" w:line="240"/>
+              <w:ind w:left="140" w:right="140" w:firstLine="0" w:firstLineChars="0"/>
+              <w:rPr>
+                <w:rFonts w:ascii="Arial" w:hAnsi="Arial" w:eastAsia="Arial" w:cs="Arial"/>
+                <w:i w:val="false"/>
+                <w:b w:val="false"/>
+                <w:u w:val="none"/>
+                <w:strike w:val="false"/>
+                <w:sz w:val="24"/>
+                <w:szCs w:val="24"/>
+                <w:color w:val="000000"/>
+              </w:rPr>
+            </w:pPr>
+            <w:r>
+              <w:rPr>
+                <w:rFonts w:ascii="Arial" w:hAnsi="Arial" w:eastAsia="Arial" w:cs="Arial"/>
+                <w:i w:val="false"/>
+                <w:b w:val="false"/>
+                <w:u w:val="none"/>
+                <w:strike w:val="false"/>
+                <w:sz w:val="24"/>
+                <w:szCs w:val="24"/>
+                <w:color w:val="000000"/>
+              </w:rPr>
+              <w:t xml:space="preserve">7</w:t>
+            </w:r>
+          </w:p>
+        </w:tc>
+        <w:tc>
+          <w:tcPr>
+            <w:tcBorders>
+              <w:bottom w:val="single" w:sz="6" w:space="0" w:color="D9D9D9"/>
+              <w:top w:val="none" w:sz="0" w:space="0" w:color="000000"/>
+              <w:left w:val="single" w:sz="6" w:space="0" w:color="D9D9D9"/>
+              <w:right w:val="single" w:sz="6" w:space="0" w:color="D9D9D9"/>
+            </w:tcBorders>
+            <w:shd w:val="clear" w:color="auto" w:fill="FFFFFF"/>
+            <w:tcMar>
+              <w:top w:w="0" w:type="dxa"/>
+              <w:bottom w:w="0" w:type="dxa"/>
+              <w:left w:w="0" w:type="dxa"/>
+              <w:right w:w="0" w:type="dxa"/>
+            </w:tcMar>
+            <w:vAlign w:val="center"/>
+          </w:tcPr>
+          <w:p>
+            <w:pPr>
+              <w:jc w:val="left"/>
+              <w:pBdr>
+                <w:bottom w:val="none" w:sz="0" w:space="0" w:color="000000"/>
+                <w:top w:val="none" w:sz="0" w:space="0" w:color="000000"/>
+                <w:left w:val="none" w:sz="0" w:space="0" w:color="000000"/>
+                <w:right w:val="none" w:sz="0" w:space="0" w:color="000000"/>
+              </w:pBdr>
+              <w:spacing w:after="140" w:before="140" w:line="240"/>
+              <w:ind w:left="140" w:right="140" w:firstLine="0" w:firstLineChars="0"/>
+              <w:rPr>
+                <w:rFonts w:ascii="Arial" w:hAnsi="Arial" w:eastAsia="Arial" w:cs="Arial"/>
+                <w:i w:val="false"/>
+                <w:b w:val="false"/>
+                <w:u w:val="none"/>
+                <w:strike w:val="false"/>
+                <w:sz w:val="24"/>
+                <w:szCs w:val="24"/>
+                <w:color w:val="000000"/>
+              </w:rPr>
+            </w:pPr>
+            <w:r>
+              <w:rPr>
+                <w:rFonts w:ascii="Arial" w:hAnsi="Arial" w:eastAsia="Arial" w:cs="Arial"/>
+                <w:i w:val="false"/>
+                <w:b w:val="false"/>
+                <w:u w:val="none"/>
+                <w:strike w:val="false"/>
+                <w:sz w:val="24"/>
+                <w:szCs w:val="24"/>
+                <w:color w:val="000000"/>
+              </w:rPr>
+              <w:t xml:space="preserve">7</w:t>
+            </w:r>
+          </w:p>
+        </w:tc>
+        <w:tc>
+          <w:tcPr>
+            <w:tcBorders>
+              <w:bottom w:val="single" w:sz="6" w:space="0" w:color="D9D9D9"/>
+              <w:top w:val="none" w:sz="0" w:space="0" w:color="000000"/>
+              <w:left w:val="single" w:sz="6" w:space="0" w:color="D9D9D9"/>
+              <w:right w:val="single" w:sz="6" w:space="0" w:color="D9D9D9"/>
+            </w:tcBorders>
+            <w:shd w:val="clear" w:color="auto" w:fill="FFFFFF"/>
+            <w:tcMar>
+              <w:top w:w="0" w:type="dxa"/>
+              <w:bottom w:w="0" w:type="dxa"/>
+              <w:left w:w="0" w:type="dxa"/>
+              <w:right w:w="0" w:type="dxa"/>
+            </w:tcMar>
+            <w:vAlign w:val="center"/>
+          </w:tcPr>
+          <w:p>
+            <w:pPr>
+              <w:jc w:val="left"/>
+              <w:pBdr>
+                <w:bottom w:val="none" w:sz="0" w:space="0" w:color="000000"/>
+                <w:top w:val="none" w:sz="0" w:space="0" w:color="000000"/>
+                <w:left w:val="none" w:sz="0" w:space="0" w:color="000000"/>
+                <w:right w:val="none" w:sz="0" w:space="0" w:color="000000"/>
+              </w:pBdr>
+              <w:spacing w:after="140" w:before="140" w:line="240"/>
+              <w:ind w:left="140" w:right="140" w:firstLine="0" w:firstLineChars="0"/>
+              <w:rPr>
+                <w:rFonts w:ascii="Arial" w:hAnsi="Arial" w:eastAsia="Arial" w:cs="Arial"/>
+                <w:i w:val="false"/>
+                <w:b w:val="false"/>
+                <w:u w:val="none"/>
+                <w:strike w:val="false"/>
+                <w:sz w:val="24"/>
+                <w:szCs w:val="24"/>
+                <w:color w:val="000000"/>
+              </w:rPr>
+            </w:pPr>
+            <w:r>
+              <w:rPr>
+                <w:rFonts w:ascii="Arial" w:hAnsi="Arial" w:eastAsia="Arial" w:cs="Arial"/>
+                <w:i w:val="false"/>
+                <w:b w:val="false"/>
+                <w:u w:val="none"/>
+                <w:strike w:val="false"/>
+                <w:sz w:val="24"/>
+                <w:szCs w:val="24"/>
+                <w:color w:val="000000"/>
+              </w:rPr>
+              <w:t xml:space="preserve">8</w:t>
+            </w:r>
+          </w:p>
+        </w:tc>
+        <w:tc>
+          <w:tcPr>
+            <w:tcBorders>
+              <w:bottom w:val="single" w:sz="6" w:space="0" w:color="D9D9D9"/>
+              <w:top w:val="none" w:sz="0" w:space="0" w:color="000000"/>
+              <w:left w:val="single" w:sz="6" w:space="0" w:color="D9D9D9"/>
+              <w:right w:val="single" w:sz="6" w:space="0" w:color="D9D9D9"/>
+            </w:tcBorders>
+            <w:shd w:val="clear" w:color="auto" w:fill="FFFFFF"/>
+            <w:tcMar>
+              <w:top w:w="0" w:type="dxa"/>
+              <w:bottom w:w="0" w:type="dxa"/>
+              <w:left w:w="0" w:type="dxa"/>
+              <w:right w:w="0" w:type="dxa"/>
+            </w:tcMar>
+            <w:vAlign w:val="center"/>
+          </w:tcPr>
+          <w:p>
+            <w:pPr>
+              <w:jc w:val="left"/>
+              <w:pBdr>
+                <w:bottom w:val="none" w:sz="0" w:space="0" w:color="000000"/>
+                <w:top w:val="none" w:sz="0" w:space="0" w:color="000000"/>
+                <w:left w:val="none" w:sz="0" w:space="0" w:color="000000"/>
+                <w:right w:val="none" w:sz="0" w:space="0" w:color="000000"/>
+              </w:pBdr>
+              <w:spacing w:after="140" w:before="140" w:line="240"/>
+              <w:ind w:left="140" w:right="140" w:firstLine="0" w:firstLineChars="0"/>
+              <w:rPr>
+                <w:rFonts w:ascii="Arial" w:hAnsi="Arial" w:eastAsia="Arial" w:cs="Arial"/>
+                <w:i w:val="false"/>
+                <w:b w:val="false"/>
+                <w:u w:val="none"/>
+                <w:strike w:val="false"/>
+                <w:sz w:val="24"/>
+                <w:szCs w:val="24"/>
+                <w:color w:val="000000"/>
+              </w:rPr>
+            </w:pPr>
+            <w:r>
+              <w:rPr>
+                <w:rFonts w:ascii="Arial" w:hAnsi="Arial" w:eastAsia="Arial" w:cs="Arial"/>
+                <w:i w:val="false"/>
+                <w:b w:val="false"/>
+                <w:u w:val="none"/>
+                <w:strike w:val="false"/>
+                <w:sz w:val="24"/>
+                <w:szCs w:val="24"/>
+                <w:color w:val="000000"/>
+              </w:rPr>
+              <w:t xml:space="preserve">9</w:t>
+            </w:r>
+          </w:p>
+        </w:tc>
+        <w:tc>
+          <w:tcPr>
+            <w:tcBorders>
+              <w:bottom w:val="single" w:sz="6" w:space="0" w:color="D9D9D9"/>
+              <w:top w:val="none" w:sz="0" w:space="0" w:color="000000"/>
+              <w:left w:val="single" w:sz="6" w:space="0" w:color="D9D9D9"/>
+              <w:right w:val="single" w:sz="6" w:space="0" w:color="D9D9D9"/>
+            </w:tcBorders>
+            <w:shd w:val="clear" w:color="auto" w:fill="FFFFFF"/>
+            <w:tcMar>
+              <w:top w:w="0" w:type="dxa"/>
+              <w:bottom w:w="0" w:type="dxa"/>
+              <w:left w:w="0" w:type="dxa"/>
+              <w:right w:w="0" w:type="dxa"/>
+            </w:tcMar>
+            <w:vAlign w:val="center"/>
+          </w:tcPr>
+          <w:p>
+            <w:pPr>
+              <w:jc w:val="left"/>
+              <w:pBdr>
+                <w:bottom w:val="none" w:sz="0" w:space="0" w:color="000000"/>
+                <w:top w:val="none" w:sz="0" w:space="0" w:color="000000"/>
+                <w:left w:val="none" w:sz="0" w:space="0" w:color="000000"/>
+                <w:right w:val="none" w:sz="0" w:space="0" w:color="000000"/>
+              </w:pBdr>
+              <w:spacing w:after="140" w:before="140" w:line="240"/>
+              <w:ind w:left="140" w:right="140" w:firstLine="0" w:firstLineChars="0"/>
+              <w:rPr>
+                <w:rFonts w:ascii="Arial" w:hAnsi="Arial" w:eastAsia="Arial" w:cs="Arial"/>
+                <w:i w:val="false"/>
+                <w:b w:val="false"/>
+                <w:u w:val="none"/>
+                <w:strike w:val="false"/>
+                <w:sz w:val="24"/>
+                <w:szCs w:val="24"/>
+                <w:color w:val="000000"/>
+              </w:rPr>
+            </w:pPr>
+            <w:r>
+              <w:rPr>
+                <w:rFonts w:ascii="Arial" w:hAnsi="Arial" w:eastAsia="Arial" w:cs="Arial"/>
+                <w:i w:val="false"/>
+                <w:b w:val="false"/>
+                <w:u w:val="none"/>
+                <w:strike w:val="false"/>
+                <w:sz w:val="24"/>
+                <w:szCs w:val="24"/>
+                <w:color w:val="000000"/>
+              </w:rPr>
+              <w:t xml:space="preserve">46</w:t>
             </w:r>
           </w:p>
         </w:tc>
@@ -687,65 +983,11 @@
           <w:b w:val="false"/>
           <w:u w:val="none"/>
           <w:strike w:val="false"/>
-          <w:sz w:val="22"/>
-          <w:szCs w:val="22"/>
-          <w:color w:val="000000"/>
-        </w:rPr>
-        <w:t xml:space="preserve">Negative means lower costs. Coefficient means the number beside the named result row. The confidence interval describes statistical uncertainty; it does not cover every source of bias.</w:t>
-      </w:r>
-    </w:p>
-    <w:p>
-      <w:pPr>
-        <w:pStyle w:val="Normal"/>
-        <w:jc w:val="left"/>
-        <w:pBdr>
-          <w:bottom w:val="none" w:sz="0" w:space="0" w:color="000000"/>
-          <w:top w:val="none" w:sz="0" w:space="0" w:color="000000"/>
-          <w:left w:val="none" w:sz="0" w:space="0" w:color="000000"/>
-          <w:right w:val="none" w:sz="0" w:space="0" w:color="000000"/>
-        </w:pBdr>
-        <w:spacing w:after="120" w:before="0" w:line="240"/>
-        <w:ind w:left="0" w:right="0" w:firstLine="0" w:firstLineChars="0"/>
-      </w:pPr>
-      <w:r>
-        <w:rPr>
-          <w:rFonts w:ascii="Arial" w:hAnsi="Arial" w:eastAsia="Arial" w:cs="Arial"/>
-          <w:i w:val="false"/>
-          <w:b w:val="true"/>
-          <w:u w:val="none"/>
-          <w:strike w:val="false"/>
-          <w:sz w:val="28"/>
-          <w:szCs w:val="28"/>
-          <w:color w:val="000000"/>
-        </w:rPr>
-        <w:t xml:space="preserve">1 What does the result say</w:t>
-      </w:r>
-    </w:p>
-    <w:p>
-      <w:pPr>
-        <w:pStyle w:val="Normal"/>
-        <w:jc w:val="left"/>
-        <w:pBdr>
-          <w:bottom w:val="none" w:sz="0" w:space="0" w:color="000000"/>
-          <w:top w:val="none" w:sz="0" w:space="0" w:color="000000"/>
-          <w:left w:val="none" w:sz="0" w:space="0" w:color="000000"/>
-          <w:right w:val="none" w:sz="0" w:space="0" w:color="000000"/>
-        </w:pBdr>
-        <w:spacing w:after="160" w:before="0" w:line="240"/>
-        <w:ind w:left="0" w:right="0" w:firstLine="0" w:firstLineChars="0"/>
-      </w:pPr>
-      <w:r>
-        <w:rPr>
-          <w:rFonts w:ascii="Arial" w:hAnsi="Arial" w:eastAsia="Arial" w:cs="Arial"/>
-          <w:i w:val="false"/>
-          <w:b w:val="false"/>
-          <w:u w:val="none"/>
-          <w:strike w:val="false"/>
           <w:sz w:val="24"/>
           <w:szCs w:val="24"/>
           <w:color w:val="000000"/>
         </w:rPr>
-        <w:t xml:space="preserve">Write the change with its units, group and period.</w:t>
+        <w:t xml:space="preserve">Circle the business that would most affect the mean. Would the mean describe most of these businesses? Why?</w:t>
       </w:r>
     </w:p>
     <w:p>
@@ -803,6 +1045,111 @@
       </w:r>
     </w:p>
     <w:p>
+      <w:pPr/>
+      <w:r>
+        <w:br w:type="page"/>
+      </w:r>
+    </w:p>
+    <w:p>
+      <w:pPr>
+        <w:pStyle w:val="Normal"/>
+        <w:jc w:val="left"/>
+        <w:pBdr>
+          <w:bottom w:val="none" w:sz="0" w:space="0" w:color="000000"/>
+          <w:top w:val="none" w:sz="0" w:space="0" w:color="000000"/>
+          <w:left w:val="none" w:sz="0" w:space="0" w:color="000000"/>
+          <w:right w:val="none" w:sz="0" w:space="0" w:color="000000"/>
+        </w:pBdr>
+        <w:spacing w:after="60" w:before="0" w:line="240"/>
+        <w:ind w:left="0" w:right="0" w:firstLine="0" w:firstLineChars="0"/>
+      </w:pPr>
+      <w:r>
+        <w:rPr>
+          <w:rFonts w:ascii="Arial" w:hAnsi="Arial" w:eastAsia="Arial" w:cs="Arial"/>
+          <w:i w:val="false"/>
+          <w:b w:val="false"/>
+          <w:u w:val="none"/>
+          <w:strike w:val="false"/>
+          <w:sz w:val="20"/>
+          <w:szCs w:val="20"/>
+          <w:color w:val="545860"/>
+        </w:rPr>
+        <w:t xml:space="preserve">GreenWaste reading workshop | Day 1 | Session 2</w:t>
+      </w:r>
+    </w:p>
+    <w:p>
+      <w:pPr>
+        <w:pStyle w:val="Title"/>
+      </w:pPr>
+      <w:r>
+        <w:rPr>
+          <w:rFonts w:ascii="Arial" w:hAnsi="Arial" w:eastAsia="Arial" w:cs="Arial"/>
+          <w:i w:val="false"/>
+          <w:b w:val="true"/>
+          <w:u w:val="none"/>
+          <w:strike w:val="false"/>
+          <w:sz w:val="44"/>
+          <w:szCs w:val="44"/>
+          <w:color w:val="000000"/>
+        </w:rPr>
+        <w:t xml:space="preserve">Triage four claims</w:t>
+      </w:r>
+    </w:p>
+    <w:p>
+      <w:pPr>
+        <w:pStyle w:val="Normal"/>
+        <w:jc w:val="left"/>
+        <w:pBdr>
+          <w:bottom w:val="none" w:sz="0" w:space="0" w:color="000000"/>
+          <w:top w:val="none" w:sz="0" w:space="0" w:color="000000"/>
+          <w:left w:val="none" w:sz="0" w:space="0" w:color="000000"/>
+          <w:right w:val="none" w:sz="0" w:space="0" w:color="000000"/>
+        </w:pBdr>
+        <w:spacing w:after="160" w:before="0" w:line="240"/>
+        <w:ind w:left="0" w:right="0" w:firstLine="0" w:firstLineChars="0"/>
+      </w:pPr>
+      <w:r>
+        <w:rPr>
+          <w:rFonts w:ascii="Arial" w:hAnsi="Arial" w:eastAsia="Arial" w:cs="Arial"/>
+          <w:i w:val="false"/>
+          <w:b w:val="false"/>
+          <w:u w:val="none"/>
+          <w:strike w:val="false"/>
+          <w:sz w:val="24"/>
+          <w:szCs w:val="24"/>
+          <w:color w:val="000000"/>
+        </w:rPr>
+        <w:t xml:space="preserve">Read your group's four cards. For each, choose a decision and explain the evidence you still need.</w:t>
+      </w:r>
+    </w:p>
+    <w:p>
+      <w:pPr>
+        <w:pStyle w:val="Normal"/>
+        <w:jc w:val="left"/>
+        <w:pBdr>
+          <w:bottom w:val="none" w:sz="0" w:space="0" w:color="000000"/>
+          <w:top w:val="none" w:sz="0" w:space="0" w:color="000000"/>
+          <w:left w:val="none" w:sz="0" w:space="0" w:color="000000"/>
+          <w:right w:val="none" w:sz="0" w:space="0" w:color="000000"/>
+        </w:pBdr>
+        <w:spacing w:after="160" w:before="0" w:line="240"/>
+        <w:ind w:left="0" w:right="0" w:firstLine="0" w:firstLineChars="0"/>
+      </w:pPr>
+      <w:r>
+        <w:rPr>
+          <w:rFonts w:ascii="Arial" w:hAnsi="Arial" w:eastAsia="Arial" w:cs="Arial"/>
+          <w:i w:val="false"/>
+          <w:b w:val="false"/>
+          <w:u w:val="none"/>
+          <w:strike w:val="false"/>
+          <w:sz w:val="24"/>
+          <w:szCs w:val="24"/>
+          <w:color w:val="000000"/>
+        </w:rPr>
+        <w:t xml:space="preserve">Decisions: Act / Ask first / Do not act. Questions: Compared to what? / How big? / How sure?</w:t>
+      </w:r>
+    </w:p>
+    <w:p>
       <w:pPr>
         <w:pStyle w:val="Normal"/>
         <w:jc w:val="left"/>
@@ -826,7 +1173,7 @@
           <w:szCs w:val="28"/>
           <w:color w:val="000000"/>
         </w:rPr>
-        <w:t xml:space="preserve">2 Does the reported change meet the rule</w:t>
+        <w:t xml:space="preserve">Card 1</w:t>
       </w:r>
     </w:p>
     <w:p>
@@ -853,7 +1200,34 @@
           <w:szCs w:val="24"/>
           <w:color w:val="000000"/>
         </w:rPr>
-        <w:t xml:space="preserve">Explain using the estimate and interval.</w:t>
+        <w:t xml:space="preserve">Decision __________________   Missing question __________________</w:t>
+      </w:r>
+    </w:p>
+    <w:p>
+      <w:pPr>
+        <w:pStyle w:val="Normal"/>
+        <w:jc w:val="left"/>
+        <w:pBdr>
+          <w:bottom w:val="none" w:sz="0" w:space="0" w:color="000000"/>
+          <w:top w:val="none" w:sz="0" w:space="0" w:color="000000"/>
+          <w:left w:val="none" w:sz="0" w:space="0" w:color="000000"/>
+          <w:right w:val="none" w:sz="0" w:space="0" w:color="000000"/>
+        </w:pBdr>
+        <w:spacing w:after="160" w:before="0" w:line="240"/>
+        <w:ind w:left="0" w:right="0" w:firstLine="0" w:firstLineChars="0"/>
+      </w:pPr>
+      <w:r>
+        <w:rPr>
+          <w:rFonts w:ascii="Arial" w:hAnsi="Arial" w:eastAsia="Arial" w:cs="Arial"/>
+          <w:i w:val="false"/>
+          <w:b w:val="false"/>
+          <w:u w:val="none"/>
+          <w:strike w:val="false"/>
+          <w:sz w:val="24"/>
+          <w:szCs w:val="24"/>
+          <w:color w:val="000000"/>
+        </w:rPr>
+        <w:t xml:space="preserve">My reason or question for the evaluator</w:t>
       </w:r>
     </w:p>
     <w:p>
@@ -893,6 +1267,87 @@
           <w:left w:val="none" w:sz="0" w:space="0" w:color="000000"/>
           <w:right w:val="none" w:sz="0" w:space="0" w:color="000000"/>
         </w:pBdr>
+        <w:spacing w:after="120" w:before="0" w:line="240"/>
+        <w:ind w:left="0" w:right="0" w:firstLine="0" w:firstLineChars="0"/>
+      </w:pPr>
+      <w:r>
+        <w:rPr>
+          <w:rFonts w:ascii="Arial" w:hAnsi="Arial" w:eastAsia="Arial" w:cs="Arial"/>
+          <w:i w:val="false"/>
+          <w:b w:val="true"/>
+          <w:u w:val="none"/>
+          <w:strike w:val="false"/>
+          <w:sz w:val="28"/>
+          <w:szCs w:val="28"/>
+          <w:color w:val="000000"/>
+        </w:rPr>
+        <w:t xml:space="preserve">Card 2</w:t>
+      </w:r>
+    </w:p>
+    <w:p>
+      <w:pPr>
+        <w:pStyle w:val="Normal"/>
+        <w:jc w:val="left"/>
+        <w:pBdr>
+          <w:bottom w:val="none" w:sz="0" w:space="0" w:color="000000"/>
+          <w:top w:val="none" w:sz="0" w:space="0" w:color="000000"/>
+          <w:left w:val="none" w:sz="0" w:space="0" w:color="000000"/>
+          <w:right w:val="none" w:sz="0" w:space="0" w:color="000000"/>
+        </w:pBdr>
+        <w:spacing w:after="160" w:before="0" w:line="240"/>
+        <w:ind w:left="0" w:right="0" w:firstLine="0" w:firstLineChars="0"/>
+      </w:pPr>
+      <w:r>
+        <w:rPr>
+          <w:rFonts w:ascii="Arial" w:hAnsi="Arial" w:eastAsia="Arial" w:cs="Arial"/>
+          <w:i w:val="false"/>
+          <w:b w:val="false"/>
+          <w:u w:val="none"/>
+          <w:strike w:val="false"/>
+          <w:sz w:val="24"/>
+          <w:szCs w:val="24"/>
+          <w:color w:val="000000"/>
+        </w:rPr>
+        <w:t xml:space="preserve">Decision __________________   Missing question __________________</w:t>
+      </w:r>
+    </w:p>
+    <w:p>
+      <w:pPr>
+        <w:pStyle w:val="Normal"/>
+        <w:jc w:val="left"/>
+        <w:pBdr>
+          <w:bottom w:val="none" w:sz="0" w:space="0" w:color="000000"/>
+          <w:top w:val="none" w:sz="0" w:space="0" w:color="000000"/>
+          <w:left w:val="none" w:sz="0" w:space="0" w:color="000000"/>
+          <w:right w:val="none" w:sz="0" w:space="0" w:color="000000"/>
+        </w:pBdr>
+        <w:spacing w:after="160" w:before="0" w:line="240"/>
+        <w:ind w:left="0" w:right="0" w:firstLine="0" w:firstLineChars="0"/>
+      </w:pPr>
+      <w:r>
+        <w:rPr>
+          <w:rFonts w:ascii="Arial" w:hAnsi="Arial" w:eastAsia="Arial" w:cs="Arial"/>
+          <w:i w:val="false"/>
+          <w:b w:val="false"/>
+          <w:u w:val="none"/>
+          <w:strike w:val="false"/>
+          <w:sz w:val="24"/>
+          <w:szCs w:val="24"/>
+          <w:color w:val="000000"/>
+        </w:rPr>
+        <w:t xml:space="preserve">My reason or question for the evaluator</w:t>
+      </w:r>
+    </w:p>
+    <w:p>
+      <w:pPr>
+        <w:pStyle w:val="Normal"/>
+        <w:jc w:val="left"/>
+        <w:pBdr>
+          <w:bottom w:val="none" w:sz="0" w:space="0" w:color="000000"/>
+          <w:top w:val="none" w:sz="0" w:space="0" w:color="000000"/>
+          <w:left w:val="none" w:sz="0" w:space="0" w:color="000000"/>
+          <w:right w:val="none" w:sz="0" w:space="0" w:color="000000"/>
+        </w:pBdr>
         <w:spacing w:after="240" w:before="0" w:line="240"/>
         <w:ind w:left="0" w:right="0" w:firstLine="0" w:firstLineChars="0"/>
       </w:pPr>
@@ -911,6 +1366,330 @@
       </w:r>
     </w:p>
     <w:p>
+      <w:pPr>
+        <w:pStyle w:val="Normal"/>
+        <w:jc w:val="left"/>
+        <w:pBdr>
+          <w:bottom w:val="none" w:sz="0" w:space="0" w:color="000000"/>
+          <w:top w:val="none" w:sz="0" w:space="0" w:color="000000"/>
+          <w:left w:val="none" w:sz="0" w:space="0" w:color="000000"/>
+          <w:right w:val="none" w:sz="0" w:space="0" w:color="000000"/>
+        </w:pBdr>
+        <w:spacing w:after="120" w:before="0" w:line="240"/>
+        <w:ind w:left="0" w:right="0" w:firstLine="0" w:firstLineChars="0"/>
+      </w:pPr>
+      <w:r>
+        <w:rPr>
+          <w:rFonts w:ascii="Arial" w:hAnsi="Arial" w:eastAsia="Arial" w:cs="Arial"/>
+          <w:i w:val="false"/>
+          <w:b w:val="true"/>
+          <w:u w:val="none"/>
+          <w:strike w:val="false"/>
+          <w:sz w:val="28"/>
+          <w:szCs w:val="28"/>
+          <w:color w:val="000000"/>
+        </w:rPr>
+        <w:t xml:space="preserve">Card 3</w:t>
+      </w:r>
+    </w:p>
+    <w:p>
+      <w:pPr>
+        <w:pStyle w:val="Normal"/>
+        <w:jc w:val="left"/>
+        <w:pBdr>
+          <w:bottom w:val="none" w:sz="0" w:space="0" w:color="000000"/>
+          <w:top w:val="none" w:sz="0" w:space="0" w:color="000000"/>
+          <w:left w:val="none" w:sz="0" w:space="0" w:color="000000"/>
+          <w:right w:val="none" w:sz="0" w:space="0" w:color="000000"/>
+        </w:pBdr>
+        <w:spacing w:after="160" w:before="0" w:line="240"/>
+        <w:ind w:left="0" w:right="0" w:firstLine="0" w:firstLineChars="0"/>
+      </w:pPr>
+      <w:r>
+        <w:rPr>
+          <w:rFonts w:ascii="Arial" w:hAnsi="Arial" w:eastAsia="Arial" w:cs="Arial"/>
+          <w:i w:val="false"/>
+          <w:b w:val="false"/>
+          <w:u w:val="none"/>
+          <w:strike w:val="false"/>
+          <w:sz w:val="24"/>
+          <w:szCs w:val="24"/>
+          <w:color w:val="000000"/>
+        </w:rPr>
+        <w:t xml:space="preserve">Decision __________________   Missing question __________________</w:t>
+      </w:r>
+    </w:p>
+    <w:p>
+      <w:pPr>
+        <w:pStyle w:val="Normal"/>
+        <w:jc w:val="left"/>
+        <w:pBdr>
+          <w:bottom w:val="none" w:sz="0" w:space="0" w:color="000000"/>
+          <w:top w:val="none" w:sz="0" w:space="0" w:color="000000"/>
+          <w:left w:val="none" w:sz="0" w:space="0" w:color="000000"/>
+          <w:right w:val="none" w:sz="0" w:space="0" w:color="000000"/>
+        </w:pBdr>
+        <w:spacing w:after="160" w:before="0" w:line="240"/>
+        <w:ind w:left="0" w:right="0" w:firstLine="0" w:firstLineChars="0"/>
+      </w:pPr>
+      <w:r>
+        <w:rPr>
+          <w:rFonts w:ascii="Arial" w:hAnsi="Arial" w:eastAsia="Arial" w:cs="Arial"/>
+          <w:i w:val="false"/>
+          <w:b w:val="false"/>
+          <w:u w:val="none"/>
+          <w:strike w:val="false"/>
+          <w:sz w:val="24"/>
+          <w:szCs w:val="24"/>
+          <w:color w:val="000000"/>
+        </w:rPr>
+        <w:t xml:space="preserve">My reason or question for the evaluator</w:t>
+      </w:r>
+    </w:p>
+    <w:p>
+      <w:pPr>
+        <w:pStyle w:val="Normal"/>
+        <w:jc w:val="left"/>
+        <w:pBdr>
+          <w:bottom w:val="none" w:sz="0" w:space="0" w:color="000000"/>
+          <w:top w:val="none" w:sz="0" w:space="0" w:color="000000"/>
+          <w:left w:val="none" w:sz="0" w:space="0" w:color="000000"/>
+          <w:right w:val="none" w:sz="0" w:space="0" w:color="000000"/>
+        </w:pBdr>
+        <w:spacing w:after="240" w:before="0" w:line="240"/>
+        <w:ind w:left="0" w:right="0" w:firstLine="0" w:firstLineChars="0"/>
+      </w:pPr>
+      <w:r>
+        <w:rPr>
+          <w:rFonts w:ascii="Arial" w:hAnsi="Arial" w:eastAsia="Arial" w:cs="Arial"/>
+          <w:i w:val="false"/>
+          <w:b w:val="false"/>
+          <w:u w:val="none"/>
+          <w:strike w:val="false"/>
+          <w:sz w:val="24"/>
+          <w:szCs w:val="24"/>
+          <w:color w:val="B5BEC9"/>
+        </w:rPr>
+        <w:t xml:space="preserve">_______________________________________________________</w:t>
+      </w:r>
+    </w:p>
+    <w:p>
+      <w:pPr>
+        <w:pStyle w:val="Normal"/>
+        <w:jc w:val="left"/>
+        <w:pBdr>
+          <w:bottom w:val="none" w:sz="0" w:space="0" w:color="000000"/>
+          <w:top w:val="none" w:sz="0" w:space="0" w:color="000000"/>
+          <w:left w:val="none" w:sz="0" w:space="0" w:color="000000"/>
+          <w:right w:val="none" w:sz="0" w:space="0" w:color="000000"/>
+        </w:pBdr>
+        <w:spacing w:after="120" w:before="0" w:line="240"/>
+        <w:ind w:left="0" w:right="0" w:firstLine="0" w:firstLineChars="0"/>
+      </w:pPr>
+      <w:r>
+        <w:rPr>
+          <w:rFonts w:ascii="Arial" w:hAnsi="Arial" w:eastAsia="Arial" w:cs="Arial"/>
+          <w:i w:val="false"/>
+          <w:b w:val="true"/>
+          <w:u w:val="none"/>
+          <w:strike w:val="false"/>
+          <w:sz w:val="28"/>
+          <w:szCs w:val="28"/>
+          <w:color w:val="000000"/>
+        </w:rPr>
+        <w:t xml:space="preserve">Card 4</w:t>
+      </w:r>
+    </w:p>
+    <w:p>
+      <w:pPr>
+        <w:pStyle w:val="Normal"/>
+        <w:jc w:val="left"/>
+        <w:pBdr>
+          <w:bottom w:val="none" w:sz="0" w:space="0" w:color="000000"/>
+          <w:top w:val="none" w:sz="0" w:space="0" w:color="000000"/>
+          <w:left w:val="none" w:sz="0" w:space="0" w:color="000000"/>
+          <w:right w:val="none" w:sz="0" w:space="0" w:color="000000"/>
+        </w:pBdr>
+        <w:spacing w:after="160" w:before="0" w:line="240"/>
+        <w:ind w:left="0" w:right="0" w:firstLine="0" w:firstLineChars="0"/>
+      </w:pPr>
+      <w:r>
+        <w:rPr>
+          <w:rFonts w:ascii="Arial" w:hAnsi="Arial" w:eastAsia="Arial" w:cs="Arial"/>
+          <w:i w:val="false"/>
+          <w:b w:val="false"/>
+          <w:u w:val="none"/>
+          <w:strike w:val="false"/>
+          <w:sz w:val="24"/>
+          <w:szCs w:val="24"/>
+          <w:color w:val="000000"/>
+        </w:rPr>
+        <w:t xml:space="preserve">Decision __________________   Missing question __________________</w:t>
+      </w:r>
+    </w:p>
+    <w:p>
+      <w:pPr>
+        <w:pStyle w:val="Normal"/>
+        <w:jc w:val="left"/>
+        <w:pBdr>
+          <w:bottom w:val="none" w:sz="0" w:space="0" w:color="000000"/>
+          <w:top w:val="none" w:sz="0" w:space="0" w:color="000000"/>
+          <w:left w:val="none" w:sz="0" w:space="0" w:color="000000"/>
+          <w:right w:val="none" w:sz="0" w:space="0" w:color="000000"/>
+        </w:pBdr>
+        <w:spacing w:after="160" w:before="0" w:line="240"/>
+        <w:ind w:left="0" w:right="0" w:firstLine="0" w:firstLineChars="0"/>
+      </w:pPr>
+      <w:r>
+        <w:rPr>
+          <w:rFonts w:ascii="Arial" w:hAnsi="Arial" w:eastAsia="Arial" w:cs="Arial"/>
+          <w:i w:val="false"/>
+          <w:b w:val="false"/>
+          <w:u w:val="none"/>
+          <w:strike w:val="false"/>
+          <w:sz w:val="24"/>
+          <w:szCs w:val="24"/>
+          <w:color w:val="000000"/>
+        </w:rPr>
+        <w:t xml:space="preserve">My reason or question for the evaluator</w:t>
+      </w:r>
+    </w:p>
+    <w:p>
+      <w:pPr>
+        <w:pStyle w:val="Normal"/>
+        <w:jc w:val="left"/>
+        <w:pBdr>
+          <w:bottom w:val="none" w:sz="0" w:space="0" w:color="000000"/>
+          <w:top w:val="none" w:sz="0" w:space="0" w:color="000000"/>
+          <w:left w:val="none" w:sz="0" w:space="0" w:color="000000"/>
+          <w:right w:val="none" w:sz="0" w:space="0" w:color="000000"/>
+        </w:pBdr>
+        <w:spacing w:after="240" w:before="0" w:line="240"/>
+        <w:ind w:left="0" w:right="0" w:firstLine="0" w:firstLineChars="0"/>
+      </w:pPr>
+      <w:r>
+        <w:rPr>
+          <w:rFonts w:ascii="Arial" w:hAnsi="Arial" w:eastAsia="Arial" w:cs="Arial"/>
+          <w:i w:val="false"/>
+          <w:b w:val="false"/>
+          <w:u w:val="none"/>
+          <w:strike w:val="false"/>
+          <w:sz w:val="24"/>
+          <w:szCs w:val="24"/>
+          <w:color w:val="B5BEC9"/>
+        </w:rPr>
+        <w:t xml:space="preserve">_______________________________________________________</w:t>
+      </w:r>
+    </w:p>
+    <w:p>
+      <w:pPr>
+        <w:pStyle w:val="Normal"/>
+        <w:jc w:val="left"/>
+        <w:pBdr>
+          <w:bottom w:val="none" w:sz="0" w:space="0" w:color="000000"/>
+          <w:top w:val="none" w:sz="0" w:space="0" w:color="000000"/>
+          <w:left w:val="none" w:sz="0" w:space="0" w:color="000000"/>
+          <w:right w:val="none" w:sz="0" w:space="0" w:color="000000"/>
+        </w:pBdr>
+        <w:spacing w:after="120" w:before="0" w:line="240"/>
+        <w:ind w:left="0" w:right="0" w:firstLine="0" w:firstLineChars="0"/>
+      </w:pPr>
+      <w:r>
+        <w:rPr>
+          <w:rFonts w:ascii="Arial" w:hAnsi="Arial" w:eastAsia="Arial" w:cs="Arial"/>
+          <w:i w:val="false"/>
+          <w:b w:val="true"/>
+          <w:u w:val="none"/>
+          <w:strike w:val="false"/>
+          <w:sz w:val="28"/>
+          <w:szCs w:val="28"/>
+          <w:color w:val="000000"/>
+        </w:rPr>
+        <w:t xml:space="preserve">My next question from memory</w:t>
+      </w:r>
+    </w:p>
+    <w:p>
+      <w:pPr>
+        <w:pStyle w:val="Normal"/>
+        <w:jc w:val="left"/>
+        <w:pBdr>
+          <w:bottom w:val="none" w:sz="0" w:space="0" w:color="000000"/>
+          <w:top w:val="none" w:sz="0" w:space="0" w:color="000000"/>
+          <w:left w:val="none" w:sz="0" w:space="0" w:color="000000"/>
+          <w:right w:val="none" w:sz="0" w:space="0" w:color="000000"/>
+        </w:pBdr>
+        <w:spacing w:after="160" w:before="0" w:line="240"/>
+        <w:ind w:left="0" w:right="0" w:firstLine="0" w:firstLineChars="0"/>
+      </w:pPr>
+      <w:r>
+        <w:rPr>
+          <w:rFonts w:ascii="Arial" w:hAnsi="Arial" w:eastAsia="Arial" w:cs="Arial"/>
+          <w:i w:val="false"/>
+          <w:b w:val="false"/>
+          <w:u w:val="none"/>
+          <w:strike w:val="false"/>
+          <w:sz w:val="24"/>
+          <w:szCs w:val="24"/>
+          <w:color w:val="000000"/>
+        </w:rPr>
+        <w:t xml:space="preserve">Turn the cards over. Write one useful question and why its answer matters.</w:t>
+      </w:r>
+    </w:p>
+    <w:p>
+      <w:pPr>
+        <w:pStyle w:val="Normal"/>
+        <w:jc w:val="left"/>
+        <w:pBdr>
+          <w:bottom w:val="none" w:sz="0" w:space="0" w:color="000000"/>
+          <w:top w:val="none" w:sz="0" w:space="0" w:color="000000"/>
+          <w:left w:val="none" w:sz="0" w:space="0" w:color="000000"/>
+          <w:right w:val="none" w:sz="0" w:space="0" w:color="000000"/>
+        </w:pBdr>
+        <w:spacing w:after="240" w:before="0" w:line="240"/>
+        <w:ind w:left="0" w:right="0" w:firstLine="0" w:firstLineChars="0"/>
+      </w:pPr>
+      <w:r>
+        <w:rPr>
+          <w:rFonts w:ascii="Arial" w:hAnsi="Arial" w:eastAsia="Arial" w:cs="Arial"/>
+          <w:i w:val="false"/>
+          <w:b w:val="false"/>
+          <w:u w:val="none"/>
+          <w:strike w:val="false"/>
+          <w:sz w:val="24"/>
+          <w:szCs w:val="24"/>
+          <w:color w:val="B5BEC9"/>
+        </w:rPr>
+        <w:t xml:space="preserve">_______________________________________________________</w:t>
+      </w:r>
+    </w:p>
+    <w:p>
+      <w:pPr>
+        <w:pStyle w:val="Normal"/>
+        <w:jc w:val="left"/>
+        <w:pBdr>
+          <w:bottom w:val="none" w:sz="0" w:space="0" w:color="000000"/>
+          <w:top w:val="none" w:sz="0" w:space="0" w:color="000000"/>
+          <w:left w:val="none" w:sz="0" w:space="0" w:color="000000"/>
+          <w:right w:val="none" w:sz="0" w:space="0" w:color="000000"/>
+        </w:pBdr>
+        <w:spacing w:after="240" w:before="0" w:line="240"/>
+        <w:ind w:left="0" w:right="0" w:firstLine="0" w:firstLineChars="0"/>
+      </w:pPr>
+      <w:r>
+        <w:rPr>
+          <w:rFonts w:ascii="Arial" w:hAnsi="Arial" w:eastAsia="Arial" w:cs="Arial"/>
+          <w:i w:val="false"/>
+          <w:b w:val="false"/>
+          <w:u w:val="none"/>
+          <w:strike w:val="false"/>
+          <w:sz w:val="24"/>
+          <w:szCs w:val="24"/>
+          <w:color w:val="B5BEC9"/>
+        </w:rPr>
+        <w:t xml:space="preserve">_______________________________________________________</w:t>
+      </w:r>
+    </w:p>
+    <w:p>
       <w:pPr/>
       <w:r>
         <w:br w:type="page"/>
@@ -958,7 +1737,61 @@
           <w:szCs w:val="44"/>
           <w:color w:val="000000"/>
         </w:rPr>
-        <w:t xml:space="preserve">Check the conclusion</w:t>
+        <w:t xml:space="preserve">Four claim cards</w:t>
+      </w:r>
+    </w:p>
+    <w:p>
+      <w:pPr>
+        <w:pStyle w:val="Normal"/>
+        <w:jc w:val="left"/>
+        <w:pBdr>
+          <w:bottom w:val="none" w:sz="0" w:space="0" w:color="000000"/>
+          <w:top w:val="none" w:sz="0" w:space="0" w:color="000000"/>
+          <w:left w:val="none" w:sz="0" w:space="0" w:color="000000"/>
+          <w:right w:val="none" w:sz="0" w:space="0" w:color="000000"/>
+        </w:pBdr>
+        <w:spacing w:after="160" w:before="0" w:line="240"/>
+        <w:ind w:left="0" w:right="0" w:firstLine="0" w:firstLineChars="0"/>
+      </w:pPr>
+      <w:r>
+        <w:rPr>
+          <w:rFonts w:ascii="Arial" w:hAnsi="Arial" w:eastAsia="Arial" w:cs="Arial"/>
+          <w:i w:val="false"/>
+          <w:b w:val="false"/>
+          <w:u w:val="none"/>
+          <w:strike w:val="false"/>
+          <w:sz w:val="20"/>
+          <w:szCs w:val="20"/>
+          <w:color w:val="000000"/>
+        </w:rPr>
+        <w:t xml:space="preserve">Trainer print instruction: one copy of this page per group. Cut into four slips. Do not give the key to participants.</w:t>
+      </w:r>
+    </w:p>
+    <w:p>
+      <w:pPr>
+        <w:pStyle w:val="Normal"/>
+        <w:jc w:val="left"/>
+        <w:pBdr>
+          <w:bottom w:val="none" w:sz="0" w:space="0" w:color="000000"/>
+          <w:top w:val="none" w:sz="0" w:space="0" w:color="000000"/>
+          <w:left w:val="none" w:sz="0" w:space="0" w:color="000000"/>
+          <w:right w:val="none" w:sz="0" w:space="0" w:color="000000"/>
+        </w:pBdr>
+        <w:spacing w:after="160" w:before="0" w:line="240"/>
+        <w:ind w:left="0" w:right="0" w:firstLine="0" w:firstLineChars="0"/>
+      </w:pPr>
+      <w:r>
+        <w:rPr>
+          <w:rFonts w:ascii="Arial" w:hAnsi="Arial" w:eastAsia="Arial" w:cs="Arial"/>
+          <w:i w:val="false"/>
+          <w:b w:val="false"/>
+          <w:u w:val="none"/>
+          <w:strike w:val="false"/>
+          <w:sz w:val="18"/>
+          <w:szCs w:val="18"/>
+          <w:color w:val="545860"/>
+        </w:rPr>
+        <w:t xml:space="preserve">GreenWaste is a fictional training case.</w:t>
       </w:r>
     </w:p>
     <w:p>
@@ -985,7 +1818,7 @@
           <w:szCs w:val="28"/>
           <w:color w:val="000000"/>
         </w:rPr>
-        <w:t xml:space="preserve">3 What does this comparison leave unanswered</w:t>
+        <w:t xml:space="preserve">Card 1</w:t>
       </w:r>
     </w:p>
     <w:p>
@@ -1006,148 +1839,67 @@
           <w:rFonts w:ascii="Arial" w:hAnsi="Arial" w:eastAsia="Arial" w:cs="Arial"/>
           <w:i w:val="false"/>
           <w:b w:val="false"/>
-          <w:u w:val="none"/>
-          <w:strike w:val="false"/>
-          <w:sz w:val="24"/>
-          <w:szCs w:val="24"/>
-          <w:color w:val="000000"/>
-        </w:rPr>
-        <w:t xml:space="preserve">What could have changed costs without GreenWaste? What would you ask the evaluator?</w:t>
-      </w:r>
-    </w:p>
-    <w:p>
-      <w:pPr>
-        <w:pStyle w:val="Normal"/>
-        <w:jc w:val="left"/>
-        <w:pBdr>
-          <w:bottom w:val="none" w:sz="0" w:space="0" w:color="000000"/>
-          <w:top w:val="none" w:sz="0" w:space="0" w:color="000000"/>
-          <w:left w:val="none" w:sz="0" w:space="0" w:color="000000"/>
-          <w:right w:val="none" w:sz="0" w:space="0" w:color="000000"/>
-        </w:pBdr>
-        <w:spacing w:after="240" w:before="0" w:line="240"/>
-        <w:ind w:left="0" w:right="0" w:firstLine="0" w:firstLineChars="0"/>
-      </w:pPr>
-      <w:r>
-        <w:rPr>
-          <w:rFonts w:ascii="Arial" w:hAnsi="Arial" w:eastAsia="Arial" w:cs="Arial"/>
-          <w:i w:val="false"/>
-          <w:b w:val="false"/>
-          <w:u w:val="none"/>
-          <w:strike w:val="false"/>
-          <w:sz w:val="24"/>
-          <w:szCs w:val="24"/>
-          <w:color w:val="B5BEC9"/>
-        </w:rPr>
-        <w:t xml:space="preserve">_______________________________________________________</w:t>
-      </w:r>
-    </w:p>
-    <w:p>
-      <w:pPr>
-        <w:pStyle w:val="Normal"/>
-        <w:jc w:val="left"/>
-        <w:pBdr>
-          <w:bottom w:val="none" w:sz="0" w:space="0" w:color="000000"/>
-          <w:top w:val="none" w:sz="0" w:space="0" w:color="000000"/>
-          <w:left w:val="none" w:sz="0" w:space="0" w:color="000000"/>
-          <w:right w:val="none" w:sz="0" w:space="0" w:color="000000"/>
-        </w:pBdr>
-        <w:spacing w:after="240" w:before="0" w:line="240"/>
-        <w:ind w:left="0" w:right="0" w:firstLine="0" w:firstLineChars="0"/>
-      </w:pPr>
-      <w:r>
-        <w:rPr>
-          <w:rFonts w:ascii="Arial" w:hAnsi="Arial" w:eastAsia="Arial" w:cs="Arial"/>
-          <w:i w:val="false"/>
-          <w:b w:val="false"/>
-          <w:u w:val="none"/>
-          <w:strike w:val="false"/>
-          <w:sz w:val="24"/>
-          <w:szCs w:val="24"/>
-          <w:color w:val="B5BEC9"/>
-        </w:rPr>
-        <w:t xml:space="preserve">_______________________________________________________</w:t>
-      </w:r>
-    </w:p>
-    <w:p>
-      <w:pPr>
-        <w:pStyle w:val="Normal"/>
-        <w:jc w:val="left"/>
-        <w:pBdr>
-          <w:bottom w:val="none" w:sz="0" w:space="0" w:color="000000"/>
-          <w:top w:val="none" w:sz="0" w:space="0" w:color="000000"/>
-          <w:left w:val="none" w:sz="0" w:space="0" w:color="000000"/>
-          <w:right w:val="none" w:sz="0" w:space="0" w:color="000000"/>
-        </w:pBdr>
-        <w:spacing w:after="240" w:before="0" w:line="240"/>
-        <w:ind w:left="0" w:right="0" w:firstLine="0" w:firstLineChars="0"/>
-      </w:pPr>
-      <w:r>
-        <w:rPr>
-          <w:rFonts w:ascii="Arial" w:hAnsi="Arial" w:eastAsia="Arial" w:cs="Arial"/>
-          <w:i w:val="false"/>
-          <w:b w:val="false"/>
-          <w:u w:val="none"/>
-          <w:strike w:val="false"/>
-          <w:sz w:val="24"/>
-          <w:szCs w:val="24"/>
-          <w:color w:val="B5BEC9"/>
-        </w:rPr>
-        <w:t xml:space="preserve">_______________________________________________________</w:t>
-      </w:r>
-    </w:p>
-    <w:p>
-      <w:pPr>
-        <w:pStyle w:val="Normal"/>
-        <w:jc w:val="left"/>
-        <w:pBdr>
-          <w:bottom w:val="none" w:sz="0" w:space="0" w:color="000000"/>
-          <w:top w:val="none" w:sz="0" w:space="0" w:color="000000"/>
-          <w:left w:val="none" w:sz="0" w:space="0" w:color="000000"/>
-          <w:right w:val="none" w:sz="0" w:space="0" w:color="000000"/>
-        </w:pBdr>
-        <w:spacing w:after="120" w:before="0" w:line="240"/>
-        <w:ind w:left="0" w:right="0" w:firstLine="0" w:firstLineChars="0"/>
-      </w:pPr>
-      <w:r>
-        <w:rPr>
-          <w:rFonts w:ascii="Arial" w:hAnsi="Arial" w:eastAsia="Arial" w:cs="Arial"/>
-          <w:i w:val="false"/>
-          <w:b w:val="true"/>
           <w:u w:val="none"/>
           <w:strike w:val="false"/>
           <w:sz w:val="28"/>
           <w:szCs w:val="28"/>
           <w:color w:val="000000"/>
         </w:rPr>
-        <w:t xml:space="preserve">4 Repair this illustrative AI summary</w:t>
-      </w:r>
-    </w:p>
-    <w:p>
-      <w:pPr>
-        <w:pStyle w:val="Normal"/>
-        <w:jc w:val="left"/>
-        <w:pBdr>
-          <w:bottom w:val="none" w:sz="0" w:space="0" w:color="000000"/>
-          <w:top w:val="none" w:sz="0" w:space="0" w:color="000000"/>
-          <w:left w:val="none" w:sz="0" w:space="0" w:color="000000"/>
-          <w:right w:val="none" w:sz="0" w:space="0" w:color="000000"/>
-        </w:pBdr>
-        <w:spacing w:after="160" w:before="0" w:line="240"/>
-        <w:ind w:left="0" w:right="0" w:firstLine="0" w:firstLineChars="0"/>
-      </w:pPr>
-      <w:r>
-        <w:rPr>
-          <w:rFonts w:ascii="Arial" w:hAnsi="Arial" w:eastAsia="Arial" w:cs="Arial"/>
-          <w:i w:val="false"/>
-          <w:b w:val="false"/>
+        <w:t xml:space="preserve">Landfill waste from businesses in GreenWaste fell 50% in a year.</w:t>
+      </w:r>
+    </w:p>
+    <w:p>
+      <w:pPr>
+        <w:pStyle w:val="Normal"/>
+        <w:jc w:val="left"/>
+        <w:pBdr>
+          <w:bottom w:val="none" w:sz="0" w:space="0" w:color="000000"/>
+          <w:top w:val="none" w:sz="0" w:space="0" w:color="000000"/>
+          <w:left w:val="none" w:sz="0" w:space="0" w:color="000000"/>
+          <w:right w:val="none" w:sz="0" w:space="0" w:color="000000"/>
+        </w:pBdr>
+        <w:spacing w:after="360" w:before="0" w:line="240"/>
+        <w:ind w:left="0" w:right="0" w:firstLine="0" w:firstLineChars="0"/>
+      </w:pPr>
+      <w:r>
+        <w:rPr>
+          <w:rFonts w:ascii="Arial" w:hAnsi="Arial" w:eastAsia="Arial" w:cs="Arial"/>
+          <w:i w:val="false"/>
+          <w:b w:val="false"/>
+          <w:u w:val="none"/>
+          <w:strike w:val="false"/>
+          <w:sz w:val="22"/>
+          <w:szCs w:val="22"/>
+          <w:color w:val="000000"/>
+        </w:rPr>
+        <w:t xml:space="preserve">What does this claim leave unanswered?</w:t>
+      </w:r>
+    </w:p>
+    <w:p>
+      <w:pPr>
+        <w:pStyle w:val="Normal"/>
+        <w:jc w:val="left"/>
+        <w:pBdr>
+          <w:bottom w:val="none" w:sz="0" w:space="0" w:color="000000"/>
+          <w:top w:val="none" w:sz="0" w:space="0" w:color="000000"/>
+          <w:left w:val="none" w:sz="0" w:space="0" w:color="000000"/>
+          <w:right w:val="none" w:sz="0" w:space="0" w:color="000000"/>
+        </w:pBdr>
+        <w:spacing w:after="120" w:before="0" w:line="240"/>
+        <w:ind w:left="0" w:right="0" w:firstLine="0" w:firstLineChars="0"/>
+      </w:pPr>
+      <w:r>
+        <w:rPr>
+          <w:rFonts w:ascii="Arial" w:hAnsi="Arial" w:eastAsia="Arial" w:cs="Arial"/>
+          <w:i w:val="false"/>
+          <w:b w:val="true"/>
           <w:u w:val="none"/>
           <w:strike w:val="false"/>
           <w:sz w:val="28"/>
           <w:szCs w:val="28"/>
           <w:color w:val="000000"/>
         </w:rPr>
-        <w:t xml:space="preserve">"City participants' annual costs fell by 669 AED. GreenWaste caused that saving, so scale-up is justified."</w:t>
+        <w:t xml:space="preserve">Card 2</w:t>
       </w:r>
     </w:p>
     <w:p>
@@ -1168,242 +1920,26 @@
           <w:rFonts w:ascii="Arial" w:hAnsi="Arial" w:eastAsia="Arial" w:cs="Arial"/>
           <w:i w:val="false"/>
           <w:b w:val="false"/>
-          <w:u w:val="none"/>
-          <w:strike w:val="false"/>
-          <w:sz w:val="24"/>
-          <w:szCs w:val="24"/>
-          <w:color w:val="000000"/>
-        </w:rPr>
-        <w:t xml:space="preserve">Underline what the extract supports. Cross out what it does not support. Rewrite the conclusion using the source.</w:t>
-      </w:r>
-    </w:p>
-    <w:p>
-      <w:pPr>
-        <w:pStyle w:val="Normal"/>
-        <w:jc w:val="left"/>
-        <w:pBdr>
-          <w:bottom w:val="none" w:sz="0" w:space="0" w:color="000000"/>
-          <w:top w:val="none" w:sz="0" w:space="0" w:color="000000"/>
-          <w:left w:val="none" w:sz="0" w:space="0" w:color="000000"/>
-          <w:right w:val="none" w:sz="0" w:space="0" w:color="000000"/>
-        </w:pBdr>
-        <w:spacing w:after="240" w:before="0" w:line="240"/>
-        <w:ind w:left="0" w:right="0" w:firstLine="0" w:firstLineChars="0"/>
-      </w:pPr>
-      <w:r>
-        <w:rPr>
-          <w:rFonts w:ascii="Arial" w:hAnsi="Arial" w:eastAsia="Arial" w:cs="Arial"/>
-          <w:i w:val="false"/>
-          <w:b w:val="false"/>
-          <w:u w:val="none"/>
-          <w:strike w:val="false"/>
-          <w:sz w:val="24"/>
-          <w:szCs w:val="24"/>
-          <w:color w:val="B5BEC9"/>
-        </w:rPr>
-        <w:t xml:space="preserve">_______________________________________________________</w:t>
-      </w:r>
-    </w:p>
-    <w:p>
-      <w:pPr>
-        <w:pStyle w:val="Normal"/>
-        <w:jc w:val="left"/>
-        <w:pBdr>
-          <w:bottom w:val="none" w:sz="0" w:space="0" w:color="000000"/>
-          <w:top w:val="none" w:sz="0" w:space="0" w:color="000000"/>
-          <w:left w:val="none" w:sz="0" w:space="0" w:color="000000"/>
-          <w:right w:val="none" w:sz="0" w:space="0" w:color="000000"/>
-        </w:pBdr>
-        <w:spacing w:after="240" w:before="0" w:line="240"/>
-        <w:ind w:left="0" w:right="0" w:firstLine="0" w:firstLineChars="0"/>
-      </w:pPr>
-      <w:r>
-        <w:rPr>
-          <w:rFonts w:ascii="Arial" w:hAnsi="Arial" w:eastAsia="Arial" w:cs="Arial"/>
-          <w:i w:val="false"/>
-          <w:b w:val="false"/>
-          <w:u w:val="none"/>
-          <w:strike w:val="false"/>
-          <w:sz w:val="24"/>
-          <w:szCs w:val="24"/>
-          <w:color w:val="B5BEC9"/>
-        </w:rPr>
-        <w:t xml:space="preserve">_______________________________________________________</w:t>
-      </w:r>
-    </w:p>
-    <w:p>
-      <w:pPr>
-        <w:pStyle w:val="Normal"/>
-        <w:jc w:val="left"/>
-        <w:pBdr>
-          <w:bottom w:val="none" w:sz="0" w:space="0" w:color="000000"/>
-          <w:top w:val="none" w:sz="0" w:space="0" w:color="000000"/>
-          <w:left w:val="none" w:sz="0" w:space="0" w:color="000000"/>
-          <w:right w:val="none" w:sz="0" w:space="0" w:color="000000"/>
-        </w:pBdr>
-        <w:spacing w:after="240" w:before="0" w:line="240"/>
-        <w:ind w:left="0" w:right="0" w:firstLine="0" w:firstLineChars="0"/>
-      </w:pPr>
-      <w:r>
-        <w:rPr>
-          <w:rFonts w:ascii="Arial" w:hAnsi="Arial" w:eastAsia="Arial" w:cs="Arial"/>
-          <w:i w:val="false"/>
-          <w:b w:val="false"/>
-          <w:u w:val="none"/>
-          <w:strike w:val="false"/>
-          <w:sz w:val="24"/>
-          <w:szCs w:val="24"/>
-          <w:color w:val="B5BEC9"/>
-        </w:rPr>
-        <w:t xml:space="preserve">_______________________________________________________</w:t>
-      </w:r>
-    </w:p>
-    <w:p>
-      <w:pPr>
-        <w:pStyle w:val="Normal"/>
-        <w:jc w:val="left"/>
-        <w:pBdr>
-          <w:bottom w:val="none" w:sz="0" w:space="0" w:color="000000"/>
-          <w:top w:val="none" w:sz="0" w:space="0" w:color="000000"/>
-          <w:left w:val="none" w:sz="0" w:space="0" w:color="000000"/>
-          <w:right w:val="none" w:sz="0" w:space="0" w:color="000000"/>
-        </w:pBdr>
-        <w:spacing w:after="120" w:before="0" w:line="240"/>
-        <w:ind w:left="0" w:right="0" w:firstLine="0" w:firstLineChars="0"/>
-      </w:pPr>
-      <w:r>
-        <w:rPr>
-          <w:rFonts w:ascii="Arial" w:hAnsi="Arial" w:eastAsia="Arial" w:cs="Arial"/>
-          <w:i w:val="false"/>
-          <w:b w:val="true"/>
           <w:u w:val="none"/>
           <w:strike w:val="false"/>
           <w:sz w:val="28"/>
           <w:szCs w:val="28"/>
           <w:color w:val="000000"/>
         </w:rPr>
-        <w:t xml:space="preserve">5 Your decision sentence</w:t>
-      </w:r>
-    </w:p>
-    <w:p>
-      <w:pPr>
-        <w:pStyle w:val="Normal"/>
-        <w:jc w:val="left"/>
-        <w:pBdr>
-          <w:bottom w:val="none" w:sz="0" w:space="0" w:color="000000"/>
-          <w:top w:val="none" w:sz="0" w:space="0" w:color="000000"/>
-          <w:left w:val="none" w:sz="0" w:space="0" w:color="000000"/>
-          <w:right w:val="none" w:sz="0" w:space="0" w:color="000000"/>
-        </w:pBdr>
-        <w:spacing w:after="160" w:before="0" w:line="240"/>
-        <w:ind w:left="0" w:right="0" w:firstLine="0" w:firstLineChars="0"/>
-      </w:pPr>
-      <w:r>
-        <w:rPr>
-          <w:rFonts w:ascii="Arial" w:hAnsi="Arial" w:eastAsia="Arial" w:cs="Arial"/>
-          <w:i w:val="false"/>
-          <w:b w:val="false"/>
-          <w:u w:val="none"/>
-          <w:strike w:val="false"/>
-          <w:sz w:val="24"/>
-          <w:szCs w:val="24"/>
-          <w:color w:val="000000"/>
-        </w:rPr>
-        <w:t xml:space="preserve">State the result, one limit and your next question. Work alone before comparing with a partner.</w:t>
-      </w:r>
-    </w:p>
-    <w:p>
-      <w:pPr>
-        <w:pStyle w:val="Normal"/>
-        <w:jc w:val="left"/>
-        <w:pBdr>
-          <w:bottom w:val="none" w:sz="0" w:space="0" w:color="000000"/>
-          <w:top w:val="none" w:sz="0" w:space="0" w:color="000000"/>
-          <w:left w:val="none" w:sz="0" w:space="0" w:color="000000"/>
-          <w:right w:val="none" w:sz="0" w:space="0" w:color="000000"/>
-        </w:pBdr>
-        <w:spacing w:after="240" w:before="0" w:line="240"/>
-        <w:ind w:left="0" w:right="0" w:firstLine="0" w:firstLineChars="0"/>
-      </w:pPr>
-      <w:r>
-        <w:rPr>
-          <w:rFonts w:ascii="Arial" w:hAnsi="Arial" w:eastAsia="Arial" w:cs="Arial"/>
-          <w:i w:val="false"/>
-          <w:b w:val="false"/>
-          <w:u w:val="none"/>
-          <w:strike w:val="false"/>
-          <w:sz w:val="24"/>
-          <w:szCs w:val="24"/>
-          <w:color w:val="B5BEC9"/>
-        </w:rPr>
-        <w:t xml:space="preserve">_______________________________________________________</w:t>
-      </w:r>
-    </w:p>
-    <w:p>
-      <w:pPr>
-        <w:pStyle w:val="Normal"/>
-        <w:jc w:val="left"/>
-        <w:pBdr>
-          <w:bottom w:val="none" w:sz="0" w:space="0" w:color="000000"/>
-          <w:top w:val="none" w:sz="0" w:space="0" w:color="000000"/>
-          <w:left w:val="none" w:sz="0" w:space="0" w:color="000000"/>
-          <w:right w:val="none" w:sz="0" w:space="0" w:color="000000"/>
-        </w:pBdr>
-        <w:spacing w:after="240" w:before="0" w:line="240"/>
-        <w:ind w:left="0" w:right="0" w:firstLine="0" w:firstLineChars="0"/>
-      </w:pPr>
-      <w:r>
-        <w:rPr>
-          <w:rFonts w:ascii="Arial" w:hAnsi="Arial" w:eastAsia="Arial" w:cs="Arial"/>
-          <w:i w:val="false"/>
-          <w:b w:val="false"/>
-          <w:u w:val="none"/>
-          <w:strike w:val="false"/>
-          <w:sz w:val="24"/>
-          <w:szCs w:val="24"/>
-          <w:color w:val="B5BEC9"/>
-        </w:rPr>
-        <w:t xml:space="preserve">_______________________________________________________</w:t>
-      </w:r>
-    </w:p>
-    <w:p>
-      <w:pPr>
-        <w:pStyle w:val="Normal"/>
-        <w:jc w:val="left"/>
-        <w:pBdr>
-          <w:bottom w:val="none" w:sz="0" w:space="0" w:color="000000"/>
-          <w:top w:val="none" w:sz="0" w:space="0" w:color="000000"/>
-          <w:left w:val="none" w:sz="0" w:space="0" w:color="000000"/>
-          <w:right w:val="none" w:sz="0" w:space="0" w:color="000000"/>
-        </w:pBdr>
-        <w:spacing w:after="240" w:before="0" w:line="240"/>
-        <w:ind w:left="0" w:right="0" w:firstLine="0" w:firstLineChars="0"/>
-      </w:pPr>
-      <w:r>
-        <w:rPr>
-          <w:rFonts w:ascii="Arial" w:hAnsi="Arial" w:eastAsia="Arial" w:cs="Arial"/>
-          <w:i w:val="false"/>
-          <w:b w:val="false"/>
-          <w:u w:val="none"/>
-          <w:strike w:val="false"/>
-          <w:sz w:val="24"/>
-          <w:szCs w:val="24"/>
-          <w:color w:val="B5BEC9"/>
-        </w:rPr>
-        <w:t xml:space="preserve">_______________________________________________________</w:t>
-      </w:r>
-    </w:p>
-    <w:p>
-      <w:pPr>
-        <w:pStyle w:val="Normal"/>
-        <w:jc w:val="left"/>
-        <w:pBdr>
-          <w:bottom w:val="none" w:sz="0" w:space="0" w:color="000000"/>
-          <w:top w:val="none" w:sz="0" w:space="0" w:color="000000"/>
-          <w:left w:val="none" w:sz="0" w:space="0" w:color="000000"/>
-          <w:right w:val="none" w:sz="0" w:space="0" w:color="000000"/>
-        </w:pBdr>
-        <w:spacing w:after="160" w:before="0" w:line="240"/>
+        <w:t xml:space="preserve">The effect of GreenWaste on landfill is -2.69 tonnes per business, 95% confidence interval -2.74 to -2.64.</w:t>
+      </w:r>
+    </w:p>
+    <w:p>
+      <w:pPr>
+        <w:pStyle w:val="Normal"/>
+        <w:jc w:val="left"/>
+        <w:pBdr>
+          <w:bottom w:val="none" w:sz="0" w:space="0" w:color="000000"/>
+          <w:top w:val="none" w:sz="0" w:space="0" w:color="000000"/>
+          <w:left w:val="none" w:sz="0" w:space="0" w:color="000000"/>
+          <w:right w:val="none" w:sz="0" w:space="0" w:color="000000"/>
+        </w:pBdr>
+        <w:spacing w:after="360" w:before="0" w:line="240"/>
         <w:ind w:left="0" w:right="0" w:firstLine="0" w:firstLineChars="0"/>
       </w:pPr>
       <w:r>
@@ -1417,7 +1953,169 @@
           <w:szCs w:val="22"/>
           <w:color w:val="000000"/>
         </w:rPr>
-        <w:t xml:space="preserve">A small p-value does not establish cause or a large enough saving. A non-significant result does not prove there is no effect.</w:t>
+        <w:t xml:space="preserve">What does this claim leave unanswered?</w:t>
+      </w:r>
+    </w:p>
+    <w:p>
+      <w:pPr>
+        <w:pStyle w:val="Normal"/>
+        <w:jc w:val="left"/>
+        <w:pBdr>
+          <w:bottom w:val="none" w:sz="0" w:space="0" w:color="000000"/>
+          <w:top w:val="none" w:sz="0" w:space="0" w:color="000000"/>
+          <w:left w:val="none" w:sz="0" w:space="0" w:color="000000"/>
+          <w:right w:val="none" w:sz="0" w:space="0" w:color="000000"/>
+        </w:pBdr>
+        <w:spacing w:after="120" w:before="0" w:line="240"/>
+        <w:ind w:left="0" w:right="0" w:firstLine="0" w:firstLineChars="0"/>
+      </w:pPr>
+      <w:r>
+        <w:rPr>
+          <w:rFonts w:ascii="Arial" w:hAnsi="Arial" w:eastAsia="Arial" w:cs="Arial"/>
+          <w:i w:val="false"/>
+          <w:b w:val="true"/>
+          <w:u w:val="none"/>
+          <w:strike w:val="false"/>
+          <w:sz w:val="28"/>
+          <w:szCs w:val="28"/>
+          <w:color w:val="000000"/>
+        </w:rPr>
+        <w:t xml:space="preserve">Card 3</w:t>
+      </w:r>
+    </w:p>
+    <w:p>
+      <w:pPr>
+        <w:pStyle w:val="Normal"/>
+        <w:jc w:val="left"/>
+        <w:pBdr>
+          <w:bottom w:val="none" w:sz="0" w:space="0" w:color="000000"/>
+          <w:top w:val="none" w:sz="0" w:space="0" w:color="000000"/>
+          <w:left w:val="none" w:sz="0" w:space="0" w:color="000000"/>
+          <w:right w:val="none" w:sz="0" w:space="0" w:color="000000"/>
+        </w:pBdr>
+        <w:spacing w:after="160" w:before="0" w:line="240"/>
+        <w:ind w:left="0" w:right="0" w:firstLine="0" w:firstLineChars="0"/>
+      </w:pPr>
+      <w:r>
+        <w:rPr>
+          <w:rFonts w:ascii="Arial" w:hAnsi="Arial" w:eastAsia="Arial" w:cs="Arial"/>
+          <w:i w:val="false"/>
+          <w:b w:val="false"/>
+          <w:u w:val="none"/>
+          <w:strike w:val="false"/>
+          <w:sz w:val="28"/>
+          <w:szCs w:val="28"/>
+          <w:color w:val="000000"/>
+        </w:rPr>
+        <w:t xml:space="preserve">The fall in landfill is statistically significant (p &lt; 0.001), so every business in the country should join GreenWaste.</w:t>
+      </w:r>
+    </w:p>
+    <w:p>
+      <w:pPr>
+        <w:pStyle w:val="Normal"/>
+        <w:jc w:val="left"/>
+        <w:pBdr>
+          <w:bottom w:val="none" w:sz="0" w:space="0" w:color="000000"/>
+          <w:top w:val="none" w:sz="0" w:space="0" w:color="000000"/>
+          <w:left w:val="none" w:sz="0" w:space="0" w:color="000000"/>
+          <w:right w:val="none" w:sz="0" w:space="0" w:color="000000"/>
+        </w:pBdr>
+        <w:spacing w:after="360" w:before="0" w:line="240"/>
+        <w:ind w:left="0" w:right="0" w:firstLine="0" w:firstLineChars="0"/>
+      </w:pPr>
+      <w:r>
+        <w:rPr>
+          <w:rFonts w:ascii="Arial" w:hAnsi="Arial" w:eastAsia="Arial" w:cs="Arial"/>
+          <w:i w:val="false"/>
+          <w:b w:val="false"/>
+          <w:u w:val="none"/>
+          <w:strike w:val="false"/>
+          <w:sz w:val="22"/>
+          <w:szCs w:val="22"/>
+          <w:color w:val="000000"/>
+        </w:rPr>
+        <w:t xml:space="preserve">What does this claim leave unanswered?</w:t>
+      </w:r>
+    </w:p>
+    <w:p>
+      <w:pPr>
+        <w:pStyle w:val="Normal"/>
+        <w:jc w:val="left"/>
+        <w:pBdr>
+          <w:bottom w:val="none" w:sz="0" w:space="0" w:color="000000"/>
+          <w:top w:val="none" w:sz="0" w:space="0" w:color="000000"/>
+          <w:left w:val="none" w:sz="0" w:space="0" w:color="000000"/>
+          <w:right w:val="none" w:sz="0" w:space="0" w:color="000000"/>
+        </w:pBdr>
+        <w:spacing w:after="120" w:before="0" w:line="240"/>
+        <w:ind w:left="0" w:right="0" w:firstLine="0" w:firstLineChars="0"/>
+      </w:pPr>
+      <w:r>
+        <w:rPr>
+          <w:rFonts w:ascii="Arial" w:hAnsi="Arial" w:eastAsia="Arial" w:cs="Arial"/>
+          <w:i w:val="false"/>
+          <w:b w:val="true"/>
+          <w:u w:val="none"/>
+          <w:strike w:val="false"/>
+          <w:sz w:val="28"/>
+          <w:szCs w:val="28"/>
+          <w:color w:val="000000"/>
+        </w:rPr>
+        <w:t xml:space="preserve">Card 4</w:t>
+      </w:r>
+    </w:p>
+    <w:p>
+      <w:pPr>
+        <w:pStyle w:val="Normal"/>
+        <w:jc w:val="left"/>
+        <w:pBdr>
+          <w:bottom w:val="none" w:sz="0" w:space="0" w:color="000000"/>
+          <w:top w:val="none" w:sz="0" w:space="0" w:color="000000"/>
+          <w:left w:val="none" w:sz="0" w:space="0" w:color="000000"/>
+          <w:right w:val="none" w:sz="0" w:space="0" w:color="000000"/>
+        </w:pBdr>
+        <w:spacing w:after="160" w:before="0" w:line="240"/>
+        <w:ind w:left="0" w:right="0" w:firstLine="0" w:firstLineChars="0"/>
+      </w:pPr>
+      <w:r>
+        <w:rPr>
+          <w:rFonts w:ascii="Arial" w:hAnsi="Arial" w:eastAsia="Arial" w:cs="Arial"/>
+          <w:i w:val="false"/>
+          <w:b w:val="false"/>
+          <w:u w:val="none"/>
+          <w:strike w:val="false"/>
+          <w:sz w:val="28"/>
+          <w:szCs w:val="28"/>
+          <w:color w:val="000000"/>
+        </w:rPr>
+        <w:t xml:space="preserve">Landfill fell 3.3 tonnes per business among those that took part and 0.6 tonnes among those that did not.</w:t>
+      </w:r>
+    </w:p>
+    <w:p>
+      <w:pPr>
+        <w:pStyle w:val="Normal"/>
+        <w:jc w:val="left"/>
+        <w:pBdr>
+          <w:bottom w:val="none" w:sz="0" w:space="0" w:color="000000"/>
+          <w:top w:val="none" w:sz="0" w:space="0" w:color="000000"/>
+          <w:left w:val="none" w:sz="0" w:space="0" w:color="000000"/>
+          <w:right w:val="none" w:sz="0" w:space="0" w:color="000000"/>
+        </w:pBdr>
+        <w:spacing w:after="360" w:before="0" w:line="240"/>
+        <w:ind w:left="0" w:right="0" w:firstLine="0" w:firstLineChars="0"/>
+      </w:pPr>
+      <w:r>
+        <w:rPr>
+          <w:rFonts w:ascii="Arial" w:hAnsi="Arial" w:eastAsia="Arial" w:cs="Arial"/>
+          <w:i w:val="false"/>
+          <w:b w:val="false"/>
+          <w:u w:val="none"/>
+          <w:strike w:val="false"/>
+          <w:sz w:val="22"/>
+          <w:szCs w:val="22"/>
+          <w:color w:val="000000"/>
+        </w:rPr>
+        <w:t xml:space="preserve">What does this claim leave unanswered?</w:t>
       </w:r>
     </w:p>
     <w:p>
@@ -1468,7 +2166,7 @@
           <w:szCs w:val="44"/>
           <w:color w:val="000000"/>
         </w:rPr>
-        <w:t xml:space="preserve">Trainer key for reading a result</w:t>
+        <w:t xml:space="preserve">Trainer key for questioning claims</w:t>
       </w:r>
     </w:p>
     <w:p>
@@ -1495,7 +2193,7 @@
           <w:szCs w:val="20"/>
           <w:color w:val="000000"/>
         </w:rPr>
-        <w:t xml:space="preserve">Print pages 1 and 2 double-sided, one per participant. This page is trainer only.</w:t>
+        <w:t xml:space="preserve">Print the first two pages double-sided, one per participant. Print page 3 once per group. This page is trainer only.</w:t>
       </w:r>
     </w:p>
     <w:p>
@@ -1522,7 +2220,7 @@
           <w:szCs w:val="28"/>
           <w:color w:val="000000"/>
         </w:rPr>
-        <w:t xml:space="preserve">Source and answer</w:t>
+        <w:t xml:space="preserve">Entry and comparison</w:t>
       </w:r>
     </w:p>
     <w:p>
@@ -1549,7 +2247,34 @@
           <w:szCs w:val="24"/>
           <w:color w:val="000000"/>
         </w:rPr>
-        <w:t xml:space="preserve">Change -669 AED; 95% interval -684 to -654. Annual cost for city participants, after minus before, measured 12 months later. Both the estimate and interval imply a saving below the 1,000 AED rule. The result does not isolate what GreenWaste caused.</w:t>
+        <w:t xml:space="preserve">No single opening choice is compulsory. Look for a reason and a concrete missing-evidence question. Landfill among participants fell from 6.6 to 3.3 tonnes; among others from 11.2 to 10.6. Other changes are possible. This comparison alone does not establish causality.</w:t>
+      </w:r>
+    </w:p>
+    <w:p>
+      <w:pPr>
+        <w:pStyle w:val="Normal"/>
+        <w:jc w:val="left"/>
+        <w:pBdr>
+          <w:bottom w:val="none" w:sz="0" w:space="0" w:color="000000"/>
+          <w:top w:val="none" w:sz="0" w:space="0" w:color="000000"/>
+          <w:left w:val="none" w:sz="0" w:space="0" w:color="000000"/>
+          <w:right w:val="none" w:sz="0" w:space="0" w:color="000000"/>
+        </w:pBdr>
+        <w:spacing w:after="120" w:before="0" w:line="240"/>
+        <w:ind w:left="0" w:right="0" w:firstLine="0" w:firstLineChars="0"/>
+      </w:pPr>
+      <w:r>
+        <w:rPr>
+          <w:rFonts w:ascii="Arial" w:hAnsi="Arial" w:eastAsia="Arial" w:cs="Arial"/>
+          <w:i w:val="false"/>
+          <w:b w:val="true"/>
+          <w:u w:val="none"/>
+          <w:strike w:val="false"/>
+          <w:sz w:val="28"/>
+          <w:szCs w:val="28"/>
+          <w:color w:val="000000"/>
+        </w:rPr>
+        <w:t xml:space="preserve">Mean</w:t>
       </w:r>
     </w:p>
     <w:p>
@@ -1576,7 +2301,7 @@
           <w:szCs w:val="24"/>
           <w:color w:val="000000"/>
         </w:rPr>
-        <w:t xml:space="preserve">The printed regression stacks each business twice and clusters standard errors by business using estimatr::lm_robust with se_type = stata. The trainer's short live arithmetic reproduces its coefficient. Displayed means are rounded; subtracting them can differ by one AED.</w:t>
+        <w:t xml:space="preserve">Mean 10.0 tonnes. Nine businesses are below it. The largest business is 46 tonnes. Accept a request for the distribution or results for different business sizes.</w:t>
       </w:r>
     </w:p>
     <w:p>
@@ -1603,7 +2328,7 @@
           <w:szCs w:val="28"/>
           <w:color w:val="000000"/>
         </w:rPr>
-        <w:t xml:space="preserve">Feedback</w:t>
+        <w:t xml:space="preserve">Four claims</w:t>
       </w:r>
     </w:p>
     <w:p>
@@ -1630,7 +2355,7 @@
           <w:szCs w:val="24"/>
           <w:color w:val="000000"/>
         </w:rPr>
-        <w:t xml:space="preserve">Insist on comparison, units and period. Negative here means lower costs. The interval concerns the reported change, not individual business outcomes. Its precision does not solve causal bias. Statistical significance concerns a no-change model and its assumptions; it is not a probability that the programme works.</w:t>
+        <w:t xml:space="preserve">1: compared to what / ask first. 2: how big / ask first; landfill does not answer the cost rule, and the word "effect" needs a credible comparison. 3: do not act on the nationwide recommendation; significance alone does not support it. 4: how sure / ask first. Other justified missing questions are acceptable.</w:t>
       </w:r>
     </w:p>
     <w:p>
@@ -1657,7 +2382,7 @@
           <w:szCs w:val="28"/>
           <w:color w:val="000000"/>
         </w:rPr>
-        <w:t xml:space="preserve">AI and independent close</w:t>
+        <w:t xml:space="preserve">Wall and phone options</w:t>
       </w:r>
     </w:p>
     <w:p>
@@ -1684,7 +2409,34 @@
           <w:szCs w:val="24"/>
           <w:color w:val="000000"/>
         </w:rPr>
-        <w:t xml:space="preserve">Keep the descriptive fall; remove the causal and scale-up conclusion. Example: the observed fall is below the rule, but this comparison cannot isolate the programme's effect. Ask for a credible estimate of what happened without GreenWaste. Review source evidence yourselves, even if a second AI agrees.</w:t>
+        <w:t xml:space="preserve">Keep Fiona's existing Oct12_session1_board_A1.pdf: optional, one A1 landscape print. Give each group a different marker colour and write the four card numbers in the grid. Groups must explain disagreements. Do not restore the reverted AI wall boards.</w:t>
+      </w:r>
+    </w:p>
+    <w:p>
+      <w:pPr>
+        <w:pStyle w:val="Normal"/>
+        <w:jc w:val="left"/>
+        <w:pBdr>
+          <w:bottom w:val="none" w:sz="0" w:space="0" w:color="000000"/>
+          <w:top w:val="none" w:sz="0" w:space="0" w:color="000000"/>
+          <w:left w:val="none" w:sz="0" w:space="0" w:color="000000"/>
+          <w:right w:val="none" w:sz="0" w:space="0" w:color="000000"/>
+        </w:pBdr>
+        <w:spacing w:after="160" w:before="0" w:line="240"/>
+        <w:ind w:left="0" w:right="0" w:firstLine="0" w:firstLineChars="0"/>
+      </w:pPr>
+      <w:r>
+        <w:rPr>
+          <w:rFonts w:ascii="Arial" w:hAnsi="Arial" w:eastAsia="Arial" w:cs="Arial"/>
+          <w:i w:val="false"/>
+          <w:b w:val="false"/>
+          <w:u w:val="none"/>
+          <w:strike w:val="false"/>
+          <w:sz w:val="24"/>
+          <w:szCs w:val="24"/>
+          <w:color w:val="000000"/>
+        </w:rPr>
+        <w:t xml:space="preserve">Room voting: start room_poll.py, open the private facilitator URL, then use Before and After phases. Close voting before showing totals. Ask which evidence changed a reason. If phones cannot reach the server, use three labelled cards or a show of hands.</w:t>
       </w:r>
     </w:p>
     <w:p>
@@ -1711,7 +2463,7 @@
           <w:szCs w:val="28"/>
           <w:color w:val="000000"/>
         </w:rPr>
-        <w:t xml:space="preserve">Delivery</w:t>
+        <w:t xml:space="preserve">AI check and close</w:t>
       </w:r>
     </w:p>
     <w:p>
@@ -1738,7 +2490,7 @@
           <w:szCs w:val="24"/>
           <w:color w:val="000000"/>
         </w:rPr>
-        <w:t xml:space="preserve">One trainer-run calculation only. Predict its sign before Run. If webR cannot load, use the printed result. Protect ten minutes for individual mark-up, pair comparison and feedback. Total 60 minutes.</w:t>
+        <w:t xml:space="preserve">The authored AI sentence "GreenWaste caused the entire fall" is unsupported. A useful AI prompt asks it to identify missing comparison evidence before concluding. Participants verify against the source. Close with an individual question and reason, without AI.</w:t>
       </w:r>
     </w:p>
     <w:sectPr>

--- a/Module_2_Oct_2026_v2/Oct12_session2_materials.docx
+++ b/Module_2_Oct_2026_v2/Oct12_session2_materials.docx
@@ -2409,7 +2409,7 @@
           <w:szCs w:val="24"/>
           <w:color w:val="000000"/>
         </w:rPr>
-        <w:t xml:space="preserve">Keep Fiona's existing Oct12_session1_board_A1.pdf: optional, one A1 landscape print. Give each group a different marker colour and write the four card numbers in the grid. Groups must explain disagreements. Do not restore the reverted AI wall boards.</w:t>
+        <w:t xml:space="preserve">Keep Fiona's existing Oct12_session2_board_A1.pdf: optional, one A1 landscape print. Give each group a different marker colour and write the four card numbers in the grid. Groups must explain disagreements. Do not restore the reverted AI wall boards.</w:t>
       </w:r>
     </w:p>
     <w:p>
